--- a/סיכום/סיכום.docx
+++ b/סיכום/סיכום.docx
@@ -1,6 +1,6 @@
 
 <file path=word/document.xml><?xml version="1.0" encoding="utf-8"?>
-<w:document xmlns:wpc="http://schemas.microsoft.com/office/word/2010/wordprocessingCanvas" xmlns:cx="http://schemas.microsoft.com/office/drawing/2014/chartex" xmlns:cx1="http://schemas.microsoft.com/office/drawing/2015/9/8/chartex" xmlns:cx2="http://schemas.microsoft.com/office/drawing/2015/10/21/chartex" xmlns:cx3="http://schemas.microsoft.com/office/drawing/2016/5/9/chartex" xmlns:cx4="http://schemas.microsoft.com/office/drawing/2016/5/10/chartex" xmlns:cx5="http://schemas.microsoft.com/office/drawing/2016/5/11/chartex" xmlns:cx6="http://schemas.microsoft.com/office/drawing/2016/5/12/chartex" xmlns:cx7="http://schemas.microsoft.com/office/drawing/2016/5/13/chartex" xmlns:cx8="http://schemas.microsoft.com/office/drawing/2016/5/14/chartex" xmlns:mc="http://schemas.openxmlformats.org/markup-compatibility/2006" xmlns:aink="http://schemas.microsoft.com/office/drawing/2016/ink" xmlns:am3d="http://schemas.microsoft.com/office/drawing/2017/model3d" xmlns:o="urn:schemas-microsoft-com:office:office" xmlns:oel="http://schemas.microsoft.com/office/2019/extlst" xmlns:r="http://schemas.openxmlformats.org/officeDocument/2006/relationships" xmlns:m="http://schemas.openxmlformats.org/officeDocument/2006/math" xmlns:v="urn:schemas-microsoft-com:vml" xmlns:wp14="http://schemas.microsoft.com/office/word/2010/wordprocessingDrawing" xmlns:wp="http://schemas.openxmlformats.org/drawingml/2006/wordprocessingDrawing" xmlns:w10="urn:schemas-microsoft-com:office:word" xmlns:w="http://schemas.openxmlformats.org/wordprocessingml/2006/main" xmlns:w14="http://schemas.microsoft.com/office/word/2010/wordml" xmlns:w15="http://schemas.microsoft.com/office/word/2012/wordml" xmlns:w16cex="http://schemas.microsoft.com/office/word/2018/wordml/cex" xmlns:w16cid="http://schemas.microsoft.com/office/word/2016/wordml/cid" xmlns:w16="http://schemas.microsoft.com/office/word/2018/wordml" xmlns:w16du="http://schemas.microsoft.com/office/word/2023/wordml/word16du" xmlns:w16sdtdh="http://schemas.microsoft.com/office/word/2020/wordml/sdtdatahash" xmlns:w16sdtfl="http://schemas.microsoft.com/office/word/2024/wordml/sdtformatlock" xmlns:w16se="http://schemas.microsoft.com/office/word/2015/wordml/symex" xmlns:wpg="http://schemas.microsoft.com/office/word/2010/wordprocessingGroup" xmlns:wpi="http://schemas.microsoft.com/office/word/2010/wordprocessingInk" xmlns:wne="http://schemas.microsoft.com/office/word/2006/wordml" xmlns:wps="http://schemas.microsoft.com/office/word/2010/wordprocessingShape" mc:Ignorable="w14 w15 w16se w16cid w16 w16cex w16sdtdh w16sdtfl w16du wp14">
+<w:document xmlns:wpc="http://schemas.microsoft.com/office/word/2010/wordprocessingCanvas" xmlns:cx="http://schemas.microsoft.com/office/drawing/2014/chartex" xmlns:cx1="http://schemas.microsoft.com/office/drawing/2015/9/8/chartex" xmlns:cx2="http://schemas.microsoft.com/office/drawing/2015/10/21/chartex" xmlns:cx3="http://schemas.microsoft.com/office/drawing/2016/5/9/chartex" xmlns:cx4="http://schemas.microsoft.com/office/drawing/2016/5/10/chartex" xmlns:cx5="http://schemas.microsoft.com/office/drawing/2016/5/11/chartex" xmlns:cx6="http://schemas.microsoft.com/office/drawing/2016/5/12/chartex" xmlns:cx7="http://schemas.microsoft.com/office/drawing/2016/5/13/chartex" xmlns:cx8="http://schemas.microsoft.com/office/drawing/2016/5/14/chartex" xmlns:mc="http://schemas.openxmlformats.org/markup-compatibility/2006" xmlns:aink="http://schemas.microsoft.com/office/drawing/2016/ink" xmlns:am3d="http://schemas.microsoft.com/office/drawing/2017/model3d" xmlns:o="urn:schemas-microsoft-com:office:office" xmlns:r="http://schemas.openxmlformats.org/officeDocument/2006/relationships" xmlns:m="http://schemas.openxmlformats.org/officeDocument/2006/math" xmlns:v="urn:schemas-microsoft-com:vml" xmlns:wp14="http://schemas.microsoft.com/office/word/2010/wordprocessingDrawing" xmlns:wp="http://schemas.openxmlformats.org/drawingml/2006/wordprocessingDrawing" xmlns:w10="urn:schemas-microsoft-com:office:word" xmlns:w="http://schemas.openxmlformats.org/wordprocessingml/2006/main" xmlns:w14="http://schemas.microsoft.com/office/word/2010/wordml" xmlns:w15="http://schemas.microsoft.com/office/word/2012/wordml" xmlns:w16cex="http://schemas.microsoft.com/office/word/2018/wordml/cex" xmlns:w16cid="http://schemas.microsoft.com/office/word/2016/wordml/cid" xmlns:w16="http://schemas.microsoft.com/office/word/2018/wordml" xmlns:w16sdtdh="http://schemas.microsoft.com/office/word/2020/wordml/sdtdatahash" xmlns:w16se="http://schemas.microsoft.com/office/word/2015/wordml/symex" xmlns:wpg="http://schemas.microsoft.com/office/word/2010/wordprocessingGroup" xmlns:wpi="http://schemas.microsoft.com/office/word/2010/wordprocessingInk" xmlns:wne="http://schemas.microsoft.com/office/word/2006/wordml" xmlns:wps="http://schemas.microsoft.com/office/word/2010/wordprocessingShape" mc:Ignorable="w14 w15 w16se w16cid w16 w16cex w16sdtdh wp14">
   <w:body>
     <w:p>
       <w:pPr>
@@ -200,55 +200,7 @@
           <w:rtl/>
           <w:lang w:bidi="he-IL"/>
         </w:rPr>
-        <w:t xml:space="preserve"> מוטות </w:t>
-      </w:r>
-      <w:proofErr w:type="spellStart"/>
-      <w:r>
-        <w:rPr>
-          <w:rFonts w:ascii="Segoe UI" w:eastAsia="Segoe UI" w:hAnsi="Segoe UI" w:cs="Segoe UI"/>
-          <w:color w:val="242424"/>
-          <w:sz w:val="20"/>
-          <w:szCs w:val="20"/>
-          <w:rtl/>
-          <w:lang w:bidi="he-IL"/>
-        </w:rPr>
-        <w:t>פרספקס</w:t>
-      </w:r>
-      <w:proofErr w:type="spellEnd"/>
-      <w:r>
-        <w:rPr>
-          <w:rFonts w:ascii="Segoe UI" w:eastAsia="Segoe UI" w:hAnsi="Segoe UI" w:cs="Segoe UI"/>
-          <w:color w:val="242424"/>
-          <w:sz w:val="20"/>
-          <w:szCs w:val="20"/>
-          <w:rtl/>
-          <w:lang w:bidi="he-IL"/>
-        </w:rPr>
-        <w:t xml:space="preserve">. המסלול כולו נשען על מוטות מתכת מתכוונים (על ידי אום פרפר </w:t>
-      </w:r>
-      <w:proofErr w:type="spellStart"/>
-      <w:r>
-        <w:rPr>
-          <w:rFonts w:ascii="Segoe UI" w:eastAsia="Segoe UI" w:hAnsi="Segoe UI" w:cs="Segoe UI"/>
-          <w:color w:val="242424"/>
-          <w:sz w:val="20"/>
-          <w:szCs w:val="20"/>
-          <w:rtl/>
-          <w:lang w:bidi="he-IL"/>
-        </w:rPr>
-        <w:t>ואינסרטים</w:t>
-      </w:r>
-      <w:proofErr w:type="spellEnd"/>
-      <w:r>
-        <w:rPr>
-          <w:rFonts w:ascii="Segoe UI" w:eastAsia="Segoe UI" w:hAnsi="Segoe UI" w:cs="Segoe UI"/>
-          <w:color w:val="242424"/>
-          <w:sz w:val="20"/>
-          <w:szCs w:val="20"/>
-          <w:rtl/>
-          <w:lang w:bidi="he-IL"/>
-        </w:rPr>
-        <w:t xml:space="preserve">) אשר מאפשרים שינוי של זווית שלו (כך שתמיד תהיה נקודה הכי נמוכה </w:t>
+        <w:t xml:space="preserve"> מוטות פרספקס. המסלול כולו נשען על מוטות מתכת מתכוונים (על ידי אום פרפר ואינסרטים) אשר מאפשרים שינוי של זווית שלו (כך שתמיד תהיה נקודה הכי נמוכה </w:t>
       </w:r>
       <w:r>
         <w:rPr>
@@ -645,21 +597,8 @@
           <w:rtl/>
           <w:lang w:bidi="he-IL"/>
         </w:rPr>
-        <w:t xml:space="preserve"> על המסלול, שניים נוספים מלופפים </w:t>
-      </w:r>
-      <w:proofErr w:type="spellStart"/>
-      <w:r>
-        <w:rPr>
-          <w:rFonts w:ascii="Segoe UI" w:eastAsia="Segoe UI" w:hAnsi="Segoe UI" w:cs="Segoe UI"/>
-          <w:color w:val="242424"/>
-          <w:sz w:val="20"/>
-          <w:szCs w:val="20"/>
-          <w:rtl/>
-          <w:lang w:bidi="he-IL"/>
-        </w:rPr>
-        <w:t>ובובינה</w:t>
-      </w:r>
-      <w:proofErr w:type="spellEnd"/>
+        <w:t xml:space="preserve"> על המסלול, שניים נוספים מלופפים ובובינה</w:t>
+      </w:r>
       <w:r>
         <w:rPr>
           <w:rFonts w:ascii="Segoe UI" w:eastAsia="Segoe UI" w:hAnsi="Segoe UI" w:cs="Segoe UI"/>
@@ -974,19 +913,7 @@
           <w:rtl/>
           <w:lang w:val="he" w:bidi="he-IL"/>
         </w:rPr>
-        <w:t>מ׳׳</w:t>
-      </w:r>
-      <w:proofErr w:type="gramStart"/>
-      <w:r>
-        <w:rPr>
-          <w:rFonts w:ascii="Segoe UI" w:eastAsia="Segoe UI" w:hAnsi="Segoe UI" w:cs="Segoe UI"/>
-          <w:color w:val="242424"/>
-          <w:sz w:val="20"/>
-          <w:szCs w:val="20"/>
-          <w:rtl/>
-          <w:lang w:val="he" w:bidi="he-IL"/>
-        </w:rPr>
-        <w:t>מ</w:t>
+        <w:t>מ׳׳מ</w:t>
       </w:r>
       <w:r>
         <w:rPr>
@@ -997,18 +924,27 @@
           <w:rtl/>
           <w:lang w:val="he"/>
         </w:rPr>
-        <w:t>),</w:t>
-      </w:r>
-      <w:proofErr w:type="gramEnd"/>
-      <w:r>
-        <w:rPr>
-          <w:rFonts w:ascii="Segoe UI" w:eastAsia="Segoe UI" w:hAnsi="Segoe UI" w:cs="Segoe UI"/>
-          <w:color w:val="242424"/>
-          <w:sz w:val="20"/>
-          <w:szCs w:val="20"/>
-          <w:rtl/>
+        <w:t xml:space="preserve">), </w:t>
+      </w:r>
+      <w:r>
+        <w:rPr>
+          <w:rFonts w:ascii="Segoe UI" w:eastAsia="Segoe UI" w:hAnsi="Segoe UI" w:cs="Segoe UI"/>
+          <w:color w:val="242424"/>
+          <w:sz w:val="20"/>
+          <w:szCs w:val="20"/>
           <w:lang w:val="he"/>
         </w:rPr>
+        <w:t>63</w:t>
+      </w:r>
+      <w:r>
+        <w:rPr>
+          <w:rFonts w:ascii="Segoe UI" w:eastAsia="Segoe UI" w:hAnsi="Segoe UI" w:cs="Segoe UI"/>
+          <w:color w:val="242424"/>
+          <w:sz w:val="20"/>
+          <w:szCs w:val="20"/>
+          <w:rtl/>
+          <w:lang w:val="he"/>
+        </w:rPr>
         <w:t xml:space="preserve"> </w:t>
       </w:r>
       <w:r>
@@ -1017,9 +953,32 @@
           <w:color w:val="242424"/>
           <w:sz w:val="20"/>
           <w:szCs w:val="20"/>
+          <w:rtl/>
+          <w:lang w:val="he" w:bidi="he-IL"/>
+        </w:rPr>
+        <w:t>מ׳׳מ</w:t>
+      </w:r>
+      <w:r>
+        <w:rPr>
+          <w:rFonts w:ascii="Segoe UI" w:eastAsia="Segoe UI" w:hAnsi="Segoe UI" w:cs="Segoe UI"/>
+          <w:color w:val="242424"/>
+          <w:sz w:val="20"/>
+          <w:szCs w:val="20"/>
+          <w:rtl/>
           <w:lang w:val="he"/>
         </w:rPr>
-        <w:t>63</w:t>
+        <w:t xml:space="preserve"> (</w:t>
+      </w:r>
+      <w:r>
+        <w:rPr>
+          <w:rFonts w:ascii="Segoe UI" w:eastAsia="Segoe UI" w:hAnsi="Segoe UI" w:cs="Segoe UI"/>
+          <w:color w:val="242424"/>
+          <w:sz w:val="20"/>
+          <w:szCs w:val="20"/>
+          <w:rtl/>
+          <w:lang w:val="he" w:bidi="he-IL"/>
+        </w:rPr>
+        <w:t>לדפנות</w:t>
       </w:r>
       <w:r>
         <w:rPr>
@@ -1039,6 +998,49 @@
           <w:sz w:val="20"/>
           <w:szCs w:val="20"/>
           <w:rtl/>
+          <w:lang w:bidi="he-IL"/>
+        </w:rPr>
+        <w:t>מפולי קרבונט</w:t>
+      </w:r>
+      <w:r>
+        <w:rPr>
+          <w:rFonts w:ascii="Segoe UI" w:eastAsia="Segoe UI" w:hAnsi="Segoe UI" w:cs="Segoe UI"/>
+          <w:color w:val="242424"/>
+          <w:sz w:val="20"/>
+          <w:szCs w:val="20"/>
+          <w:rtl/>
+          <w:lang w:val="he"/>
+        </w:rPr>
+        <w:t xml:space="preserve"> </w:t>
+      </w:r>
+      <w:r>
+        <w:rPr>
+          <w:rFonts w:ascii="Segoe UI" w:eastAsia="Segoe UI" w:hAnsi="Segoe UI" w:cs="Segoe UI"/>
+          <w:color w:val="242424"/>
+          <w:sz w:val="20"/>
+          <w:szCs w:val="20"/>
+          <w:lang w:val="he"/>
+        </w:rPr>
+        <w:t>10</w:t>
+      </w:r>
+      <w:r>
+        <w:rPr>
+          <w:rFonts w:ascii="Segoe UI" w:eastAsia="Segoe UI" w:hAnsi="Segoe UI" w:cs="Segoe UI"/>
+          <w:color w:val="242424"/>
+          <w:sz w:val="20"/>
+          <w:szCs w:val="20"/>
+          <w:rtl/>
+          <w:lang w:val="he"/>
+        </w:rPr>
+        <w:t xml:space="preserve"> </w:t>
+      </w:r>
+      <w:r>
+        <w:rPr>
+          <w:rFonts w:ascii="Segoe UI" w:eastAsia="Segoe UI" w:hAnsi="Segoe UI" w:cs="Segoe UI"/>
+          <w:color w:val="242424"/>
+          <w:sz w:val="20"/>
+          <w:szCs w:val="20"/>
+          <w:rtl/>
           <w:lang w:val="he" w:bidi="he-IL"/>
         </w:rPr>
         <w:t>מ׳׳מ</w:t>
@@ -1052,19 +1054,21 @@
           <w:rtl/>
           <w:lang w:val="he"/>
         </w:rPr>
-        <w:t xml:space="preserve"> (</w:t>
-      </w:r>
-      <w:r>
-        <w:rPr>
-          <w:rFonts w:ascii="Segoe UI" w:eastAsia="Segoe UI" w:hAnsi="Segoe UI" w:cs="Segoe UI"/>
-          <w:color w:val="242424"/>
-          <w:sz w:val="20"/>
-          <w:szCs w:val="20"/>
-          <w:rtl/>
-          <w:lang w:val="he" w:bidi="he-IL"/>
-        </w:rPr>
-        <w:t>לדפנות</w:t>
-      </w:r>
+        <w:t xml:space="preserve">)  </w:t>
+      </w:r>
+    </w:p>
+    <w:p>
+      <w:pPr>
+        <w:shd w:val="clear" w:color="auto" w:fill="FFFFFF" w:themeFill="background1"/>
+        <w:bidi/>
+        <w:spacing w:after="0"/>
+        <w:rPr>
+          <w:rFonts w:ascii="Segoe UI" w:eastAsia="Segoe UI" w:hAnsi="Segoe UI" w:cs="Segoe UI"/>
+          <w:color w:val="242424"/>
+          <w:sz w:val="20"/>
+          <w:szCs w:val="20"/>
+        </w:rPr>
+      </w:pPr>
       <w:r>
         <w:rPr>
           <w:rFonts w:ascii="Segoe UI" w:eastAsia="Segoe UI" w:hAnsi="Segoe UI" w:cs="Segoe UI"/>
@@ -1074,95 +1078,123 @@
           <w:rtl/>
           <w:lang w:val="he"/>
         </w:rPr>
+        <w:t xml:space="preserve">- </w:t>
+      </w:r>
+      <w:r>
+        <w:rPr>
+          <w:rFonts w:ascii="Segoe UI" w:eastAsia="Segoe UI" w:hAnsi="Segoe UI" w:cs="Segoe UI"/>
+          <w:color w:val="242424"/>
+          <w:sz w:val="20"/>
+          <w:szCs w:val="20"/>
+          <w:rtl/>
+          <w:lang w:bidi="he-IL"/>
+        </w:rPr>
+        <w:t xml:space="preserve">רוחב אפקטיבי (לליפוף): </w:t>
+      </w:r>
+      <w:r>
+        <w:rPr>
+          <w:rFonts w:ascii="Segoe UI" w:eastAsia="Segoe UI" w:hAnsi="Segoe UI" w:cs="Segoe UI"/>
+          <w:color w:val="242424"/>
+          <w:sz w:val="20"/>
+          <w:szCs w:val="20"/>
+          <w:lang w:bidi="he-IL"/>
+        </w:rPr>
+        <w:t>43</w:t>
+      </w:r>
+      <w:r>
+        <w:rPr>
+          <w:rFonts w:ascii="Segoe UI" w:eastAsia="Segoe UI" w:hAnsi="Segoe UI" w:cs="Segoe UI"/>
+          <w:color w:val="242424"/>
+          <w:sz w:val="20"/>
+          <w:szCs w:val="20"/>
+          <w:rtl/>
+          <w:lang w:bidi="he-IL"/>
+        </w:rPr>
+        <w:t xml:space="preserve"> מ׳׳מ</w:t>
+      </w:r>
+    </w:p>
+    <w:p>
+      <w:pPr>
+        <w:shd w:val="clear" w:color="auto" w:fill="FFFFFF" w:themeFill="background1"/>
+        <w:bidi/>
+        <w:spacing w:after="0"/>
+        <w:rPr>
+          <w:rFonts w:ascii="Segoe UI" w:eastAsia="Segoe UI" w:hAnsi="Segoe UI" w:cs="Segoe UI"/>
+          <w:color w:val="242424"/>
+          <w:sz w:val="20"/>
+          <w:szCs w:val="20"/>
+        </w:rPr>
+      </w:pPr>
+      <w:r>
+        <w:rPr>
+          <w:rFonts w:ascii="Segoe UI" w:eastAsia="Segoe UI" w:hAnsi="Segoe UI" w:cs="Segoe UI"/>
+          <w:color w:val="242424"/>
+          <w:sz w:val="20"/>
+          <w:szCs w:val="20"/>
+          <w:rtl/>
+          <w:lang w:val="he"/>
+        </w:rPr>
         <w:t xml:space="preserve"> </w:t>
       </w:r>
-      <w:r>
-        <w:rPr>
-          <w:rFonts w:ascii="Segoe UI" w:eastAsia="Segoe UI" w:hAnsi="Segoe UI" w:cs="Segoe UI"/>
-          <w:color w:val="242424"/>
-          <w:sz w:val="20"/>
-          <w:szCs w:val="20"/>
-          <w:rtl/>
-          <w:lang w:bidi="he-IL"/>
-        </w:rPr>
-        <w:t>מפולי קרבונט</w:t>
-      </w:r>
-      <w:r>
-        <w:rPr>
-          <w:rFonts w:ascii="Segoe UI" w:eastAsia="Segoe UI" w:hAnsi="Segoe UI" w:cs="Segoe UI"/>
-          <w:color w:val="242424"/>
-          <w:sz w:val="20"/>
-          <w:szCs w:val="20"/>
+    </w:p>
+    <w:p>
+      <w:pPr>
+        <w:shd w:val="clear" w:color="auto" w:fill="FFFFFF" w:themeFill="background1"/>
+        <w:bidi/>
+        <w:spacing w:after="0"/>
+        <w:rPr>
+          <w:rFonts w:ascii="Segoe UI" w:eastAsia="Segoe UI" w:hAnsi="Segoe UI" w:cs="Segoe UI"/>
+          <w:color w:val="242424"/>
+          <w:sz w:val="20"/>
+          <w:szCs w:val="20"/>
+        </w:rPr>
+      </w:pPr>
+      <w:r>
+        <w:rPr>
+          <w:rFonts w:ascii="Segoe UI" w:eastAsia="Segoe UI" w:hAnsi="Segoe UI" w:cs="Segoe UI"/>
+          <w:color w:val="242424"/>
+          <w:sz w:val="20"/>
+          <w:szCs w:val="20"/>
+          <w:u w:val="single"/>
+          <w:rtl/>
+          <w:lang w:bidi="he-IL"/>
+        </w:rPr>
+        <w:t>פרמטרים מכאניים</w:t>
+      </w:r>
+      <w:r>
+        <w:rPr>
+          <w:rFonts w:ascii="Segoe UI" w:eastAsia="Segoe UI" w:hAnsi="Segoe UI" w:cs="Segoe UI"/>
+          <w:color w:val="242424"/>
+          <w:sz w:val="20"/>
+          <w:szCs w:val="20"/>
+          <w:u w:val="single"/>
           <w:rtl/>
           <w:lang w:val="he"/>
         </w:rPr>
-        <w:t xml:space="preserve"> </w:t>
-      </w:r>
-      <w:r>
-        <w:rPr>
-          <w:rFonts w:ascii="Segoe UI" w:eastAsia="Segoe UI" w:hAnsi="Segoe UI" w:cs="Segoe UI"/>
-          <w:color w:val="242424"/>
-          <w:sz w:val="20"/>
-          <w:szCs w:val="20"/>
+        <w:t>:</w:t>
+      </w:r>
+    </w:p>
+    <w:p>
+      <w:pPr>
+        <w:shd w:val="clear" w:color="auto" w:fill="FFFFFF" w:themeFill="background1"/>
+        <w:bidi/>
+        <w:spacing w:after="0"/>
+        <w:rPr>
+          <w:rFonts w:ascii="Segoe UI" w:eastAsia="Segoe UI" w:hAnsi="Segoe UI" w:cs="Segoe UI"/>
+          <w:color w:val="242424"/>
+          <w:sz w:val="20"/>
+          <w:szCs w:val="20"/>
+        </w:rPr>
+      </w:pPr>
+      <w:r>
+        <w:rPr>
+          <w:rFonts w:ascii="Segoe UI" w:eastAsia="Segoe UI" w:hAnsi="Segoe UI" w:cs="Segoe UI"/>
+          <w:color w:val="242424"/>
+          <w:sz w:val="20"/>
+          <w:szCs w:val="20"/>
+          <w:rtl/>
           <w:lang w:val="he"/>
         </w:rPr>
-        <w:t>10</w:t>
-      </w:r>
-      <w:r>
-        <w:rPr>
-          <w:rFonts w:ascii="Segoe UI" w:eastAsia="Segoe UI" w:hAnsi="Segoe UI" w:cs="Segoe UI"/>
-          <w:color w:val="242424"/>
-          <w:sz w:val="20"/>
-          <w:szCs w:val="20"/>
-          <w:rtl/>
-          <w:lang w:val="he"/>
-        </w:rPr>
-        <w:t xml:space="preserve"> </w:t>
-      </w:r>
-      <w:r>
-        <w:rPr>
-          <w:rFonts w:ascii="Segoe UI" w:eastAsia="Segoe UI" w:hAnsi="Segoe UI" w:cs="Segoe UI"/>
-          <w:color w:val="242424"/>
-          <w:sz w:val="20"/>
-          <w:szCs w:val="20"/>
-          <w:rtl/>
-          <w:lang w:val="he" w:bidi="he-IL"/>
-        </w:rPr>
-        <w:t>מ׳׳מ</w:t>
-      </w:r>
-      <w:r>
-        <w:rPr>
-          <w:rFonts w:ascii="Segoe UI" w:eastAsia="Segoe UI" w:hAnsi="Segoe UI" w:cs="Segoe UI"/>
-          <w:color w:val="242424"/>
-          <w:sz w:val="20"/>
-          <w:szCs w:val="20"/>
-          <w:rtl/>
-          <w:lang w:val="he"/>
-        </w:rPr>
-        <w:t xml:space="preserve">)  </w:t>
-      </w:r>
-    </w:p>
-    <w:p>
-      <w:pPr>
-        <w:shd w:val="clear" w:color="auto" w:fill="FFFFFF" w:themeFill="background1"/>
-        <w:bidi/>
-        <w:spacing w:after="0"/>
-        <w:rPr>
-          <w:rFonts w:ascii="Segoe UI" w:eastAsia="Segoe UI" w:hAnsi="Segoe UI" w:cs="Segoe UI"/>
-          <w:color w:val="242424"/>
-          <w:sz w:val="20"/>
-          <w:szCs w:val="20"/>
-        </w:rPr>
-      </w:pPr>
-      <w:r>
-        <w:rPr>
-          <w:rFonts w:ascii="Segoe UI" w:eastAsia="Segoe UI" w:hAnsi="Segoe UI" w:cs="Segoe UI"/>
-          <w:color w:val="242424"/>
-          <w:sz w:val="20"/>
-          <w:szCs w:val="20"/>
-          <w:rtl/>
-          <w:lang w:val="he"/>
-        </w:rPr>
         <w:t xml:space="preserve">- </w:t>
       </w:r>
       <w:r>
@@ -1174,123 +1206,6 @@
           <w:rtl/>
           <w:lang w:bidi="he-IL"/>
         </w:rPr>
-        <w:t xml:space="preserve">רוחב אפקטיבי (לליפוף): </w:t>
-      </w:r>
-      <w:r>
-        <w:rPr>
-          <w:rFonts w:ascii="Segoe UI" w:eastAsia="Segoe UI" w:hAnsi="Segoe UI" w:cs="Segoe UI"/>
-          <w:color w:val="242424"/>
-          <w:sz w:val="20"/>
-          <w:szCs w:val="20"/>
-          <w:lang w:bidi="he-IL"/>
-        </w:rPr>
-        <w:t>43</w:t>
-      </w:r>
-      <w:r>
-        <w:rPr>
-          <w:rFonts w:ascii="Segoe UI" w:eastAsia="Segoe UI" w:hAnsi="Segoe UI" w:cs="Segoe UI"/>
-          <w:color w:val="242424"/>
-          <w:sz w:val="20"/>
-          <w:szCs w:val="20"/>
-          <w:rtl/>
-          <w:lang w:bidi="he-IL"/>
-        </w:rPr>
-        <w:t xml:space="preserve"> מ׳׳מ</w:t>
-      </w:r>
-    </w:p>
-    <w:p>
-      <w:pPr>
-        <w:shd w:val="clear" w:color="auto" w:fill="FFFFFF" w:themeFill="background1"/>
-        <w:bidi/>
-        <w:spacing w:after="0"/>
-        <w:rPr>
-          <w:rFonts w:ascii="Segoe UI" w:eastAsia="Segoe UI" w:hAnsi="Segoe UI" w:cs="Segoe UI"/>
-          <w:color w:val="242424"/>
-          <w:sz w:val="20"/>
-          <w:szCs w:val="20"/>
-        </w:rPr>
-      </w:pPr>
-      <w:r>
-        <w:rPr>
-          <w:rFonts w:ascii="Segoe UI" w:eastAsia="Segoe UI" w:hAnsi="Segoe UI" w:cs="Segoe UI"/>
-          <w:color w:val="242424"/>
-          <w:sz w:val="20"/>
-          <w:szCs w:val="20"/>
-          <w:rtl/>
-          <w:lang w:val="he"/>
-        </w:rPr>
-        <w:t xml:space="preserve"> </w:t>
-      </w:r>
-    </w:p>
-    <w:p>
-      <w:pPr>
-        <w:shd w:val="clear" w:color="auto" w:fill="FFFFFF" w:themeFill="background1"/>
-        <w:bidi/>
-        <w:spacing w:after="0"/>
-        <w:rPr>
-          <w:rFonts w:ascii="Segoe UI" w:eastAsia="Segoe UI" w:hAnsi="Segoe UI" w:cs="Segoe UI"/>
-          <w:color w:val="242424"/>
-          <w:sz w:val="20"/>
-          <w:szCs w:val="20"/>
-        </w:rPr>
-      </w:pPr>
-      <w:r>
-        <w:rPr>
-          <w:rFonts w:ascii="Segoe UI" w:eastAsia="Segoe UI" w:hAnsi="Segoe UI" w:cs="Segoe UI"/>
-          <w:color w:val="242424"/>
-          <w:sz w:val="20"/>
-          <w:szCs w:val="20"/>
-          <w:u w:val="single"/>
-          <w:rtl/>
-          <w:lang w:bidi="he-IL"/>
-        </w:rPr>
-        <w:t>פרמטרים מכאניים</w:t>
-      </w:r>
-      <w:r>
-        <w:rPr>
-          <w:rFonts w:ascii="Segoe UI" w:eastAsia="Segoe UI" w:hAnsi="Segoe UI" w:cs="Segoe UI"/>
-          <w:color w:val="242424"/>
-          <w:sz w:val="20"/>
-          <w:szCs w:val="20"/>
-          <w:u w:val="single"/>
-          <w:rtl/>
-          <w:lang w:val="he"/>
-        </w:rPr>
-        <w:t>:</w:t>
-      </w:r>
-    </w:p>
-    <w:p>
-      <w:pPr>
-        <w:shd w:val="clear" w:color="auto" w:fill="FFFFFF" w:themeFill="background1"/>
-        <w:bidi/>
-        <w:spacing w:after="0"/>
-        <w:rPr>
-          <w:rFonts w:ascii="Segoe UI" w:eastAsia="Segoe UI" w:hAnsi="Segoe UI" w:cs="Segoe UI"/>
-          <w:color w:val="242424"/>
-          <w:sz w:val="20"/>
-          <w:szCs w:val="20"/>
-        </w:rPr>
-      </w:pPr>
-      <w:r>
-        <w:rPr>
-          <w:rFonts w:ascii="Segoe UI" w:eastAsia="Segoe UI" w:hAnsi="Segoe UI" w:cs="Segoe UI"/>
-          <w:color w:val="242424"/>
-          <w:sz w:val="20"/>
-          <w:szCs w:val="20"/>
-          <w:rtl/>
-          <w:lang w:val="he"/>
-        </w:rPr>
-        <w:t xml:space="preserve">- </w:t>
-      </w:r>
-      <w:r>
-        <w:rPr>
-          <w:rFonts w:ascii="Segoe UI" w:eastAsia="Segoe UI" w:hAnsi="Segoe UI" w:cs="Segoe UI"/>
-          <w:color w:val="242424"/>
-          <w:sz w:val="20"/>
-          <w:szCs w:val="20"/>
-          <w:rtl/>
-          <w:lang w:bidi="he-IL"/>
-        </w:rPr>
         <w:t xml:space="preserve">בכל סליל </w:t>
       </w:r>
       <w:r>
@@ -1333,21 +1248,8 @@
           <w:rtl/>
           <w:lang w:bidi="he-IL"/>
         </w:rPr>
-        <w:t xml:space="preserve"> מ׳׳מ עשויים </w:t>
-      </w:r>
-      <w:proofErr w:type="spellStart"/>
-      <w:r>
-        <w:rPr>
-          <w:rFonts w:ascii="Segoe UI" w:eastAsia="Segoe UI" w:hAnsi="Segoe UI" w:cs="Segoe UI"/>
-          <w:color w:val="242424"/>
-          <w:sz w:val="20"/>
-          <w:szCs w:val="20"/>
-          <w:rtl/>
-          <w:lang w:bidi="he-IL"/>
-        </w:rPr>
-        <w:t>פרספקס</w:t>
-      </w:r>
-      <w:proofErr w:type="spellEnd"/>
+        <w:t xml:space="preserve"> מ׳׳מ עשויים פרספקס</w:t>
+      </w:r>
       <w:r>
         <w:rPr>
           <w:rFonts w:ascii="Segoe UI" w:eastAsia="Segoe UI" w:hAnsi="Segoe UI" w:cs="Segoe UI"/>
@@ -1940,21 +1842,32 @@
           <w:rtl/>
           <w:lang w:bidi="he-IL"/>
         </w:rPr>
+        <w:t xml:space="preserve"> אוהם</w:t>
+      </w:r>
+      <w:r>
+        <w:rPr>
+          <w:rFonts w:ascii="Segoe UI" w:eastAsia="Segoe UI" w:hAnsi="Segoe UI" w:cs="Segoe UI"/>
+          <w:color w:val="242424"/>
+          <w:sz w:val="20"/>
+          <w:szCs w:val="20"/>
+          <w:rtl/>
+          <w:lang w:val="he"/>
+        </w:rPr>
         <w:t xml:space="preserve"> </w:t>
       </w:r>
-      <w:proofErr w:type="spellStart"/>
-      <w:r>
-        <w:rPr>
-          <w:rFonts w:ascii="Segoe UI" w:eastAsia="Segoe UI" w:hAnsi="Segoe UI" w:cs="Segoe UI"/>
-          <w:color w:val="242424"/>
-          <w:sz w:val="20"/>
-          <w:szCs w:val="20"/>
-          <w:rtl/>
-          <w:lang w:bidi="he-IL"/>
-        </w:rPr>
-        <w:t>אוהם</w:t>
-      </w:r>
-      <w:proofErr w:type="spellEnd"/>
+    </w:p>
+    <w:p>
+      <w:pPr>
+        <w:shd w:val="clear" w:color="auto" w:fill="FFFFFF" w:themeFill="background1"/>
+        <w:bidi/>
+        <w:spacing w:after="0"/>
+        <w:rPr>
+          <w:rFonts w:ascii="Segoe UI" w:eastAsia="Segoe UI" w:hAnsi="Segoe UI" w:cs="Segoe UI"/>
+          <w:color w:val="242424"/>
+          <w:sz w:val="20"/>
+          <w:szCs w:val="20"/>
+        </w:rPr>
+      </w:pPr>
       <w:r>
         <w:rPr>
           <w:rFonts w:ascii="Segoe UI" w:eastAsia="Segoe UI" w:hAnsi="Segoe UI" w:cs="Segoe UI"/>
@@ -1964,7 +1877,38 @@
           <w:rtl/>
           <w:lang w:val="he"/>
         </w:rPr>
-        <w:t xml:space="preserve"> </w:t>
+        <w:t xml:space="preserve">- </w:t>
+      </w:r>
+      <w:r>
+        <w:rPr>
+          <w:rFonts w:ascii="Segoe UI" w:eastAsia="Segoe UI" w:hAnsi="Segoe UI" w:cs="Segoe UI"/>
+          <w:color w:val="242424"/>
+          <w:sz w:val="20"/>
+          <w:szCs w:val="20"/>
+          <w:rtl/>
+          <w:lang w:bidi="he-IL"/>
+        </w:rPr>
+        <w:t>השראות: ~</w:t>
+      </w:r>
+      <w:r>
+        <w:rPr>
+          <w:rFonts w:ascii="Segoe UI" w:eastAsia="Segoe UI" w:hAnsi="Segoe UI" w:cs="Segoe UI"/>
+          <w:color w:val="242424"/>
+          <w:sz w:val="20"/>
+          <w:szCs w:val="20"/>
+          <w:lang w:bidi="he-IL"/>
+        </w:rPr>
+        <w:t>60</w:t>
+      </w:r>
+      <w:r>
+        <w:rPr>
+          <w:rFonts w:ascii="Segoe UI" w:eastAsia="Segoe UI" w:hAnsi="Segoe UI" w:cs="Segoe UI"/>
+          <w:color w:val="242424"/>
+          <w:sz w:val="20"/>
+          <w:szCs w:val="20"/>
+          <w:lang w:val="en-US"/>
+        </w:rPr>
+        <w:t>mH</w:t>
       </w:r>
     </w:p>
     <w:p>
@@ -1999,43 +1943,8 @@
           <w:rtl/>
           <w:lang w:bidi="he-IL"/>
         </w:rPr>
-        <w:t>השראות: ~</w:t>
-      </w:r>
-      <w:r>
-        <w:rPr>
-          <w:rFonts w:ascii="Segoe UI" w:eastAsia="Segoe UI" w:hAnsi="Segoe UI" w:cs="Segoe UI"/>
-          <w:color w:val="242424"/>
-          <w:sz w:val="20"/>
-          <w:szCs w:val="20"/>
-          <w:lang w:bidi="he-IL"/>
-        </w:rPr>
-        <w:t>60</w:t>
-      </w:r>
-      <w:proofErr w:type="spellStart"/>
-      <w:r>
-        <w:rPr>
-          <w:rFonts w:ascii="Segoe UI" w:eastAsia="Segoe UI" w:hAnsi="Segoe UI" w:cs="Segoe UI"/>
-          <w:color w:val="242424"/>
-          <w:sz w:val="20"/>
-          <w:szCs w:val="20"/>
-          <w:lang w:val="en-US"/>
-        </w:rPr>
-        <w:t>mH</w:t>
-      </w:r>
-      <w:proofErr w:type="spellEnd"/>
-    </w:p>
-    <w:p>
-      <w:pPr>
-        <w:shd w:val="clear" w:color="auto" w:fill="FFFFFF" w:themeFill="background1"/>
-        <w:bidi/>
-        <w:spacing w:after="0"/>
-        <w:rPr>
-          <w:rFonts w:ascii="Segoe UI" w:eastAsia="Segoe UI" w:hAnsi="Segoe UI" w:cs="Segoe UI"/>
-          <w:color w:val="242424"/>
-          <w:sz w:val="20"/>
-          <w:szCs w:val="20"/>
-        </w:rPr>
-      </w:pPr>
+        <w:t xml:space="preserve">הסלילים הופעלו תחת </w:t>
+      </w:r>
       <w:r>
         <w:rPr>
           <w:rFonts w:ascii="Segoe UI" w:eastAsia="Segoe UI" w:hAnsi="Segoe UI" w:cs="Segoe UI"/>
@@ -2045,85 +1954,50 @@
           <w:rtl/>
           <w:lang w:val="he"/>
         </w:rPr>
-        <w:t xml:space="preserve">- </w:t>
-      </w:r>
-      <w:r>
-        <w:rPr>
-          <w:rFonts w:ascii="Segoe UI" w:eastAsia="Segoe UI" w:hAnsi="Segoe UI" w:cs="Segoe UI"/>
-          <w:color w:val="242424"/>
-          <w:sz w:val="20"/>
-          <w:szCs w:val="20"/>
-          <w:rtl/>
-          <w:lang w:bidi="he-IL"/>
-        </w:rPr>
-        <w:t xml:space="preserve">הסלילים הופעלו תחת </w:t>
-      </w:r>
-      <w:r>
-        <w:rPr>
-          <w:rFonts w:ascii="Segoe UI" w:eastAsia="Segoe UI" w:hAnsi="Segoe UI" w:cs="Segoe UI"/>
-          <w:color w:val="242424"/>
-          <w:sz w:val="20"/>
-          <w:szCs w:val="20"/>
-          <w:rtl/>
+        <w:t>-</w:t>
+      </w:r>
+      <w:r>
+        <w:rPr>
+          <w:rFonts w:ascii="Segoe UI" w:eastAsia="Segoe UI" w:hAnsi="Segoe UI" w:cs="Segoe UI"/>
+          <w:color w:val="242424"/>
+          <w:sz w:val="20"/>
+          <w:szCs w:val="20"/>
           <w:lang w:val="he"/>
         </w:rPr>
-        <w:t>-</w:t>
-      </w:r>
-      <w:r>
-        <w:rPr>
-          <w:rFonts w:ascii="Segoe UI" w:eastAsia="Segoe UI" w:hAnsi="Segoe UI" w:cs="Segoe UI"/>
-          <w:color w:val="242424"/>
-          <w:sz w:val="20"/>
-          <w:szCs w:val="20"/>
+        <w:t>24</w:t>
+      </w:r>
+      <w:r>
+        <w:rPr>
+          <w:rFonts w:ascii="Segoe UI" w:eastAsia="Segoe UI" w:hAnsi="Segoe UI" w:cs="Segoe UI"/>
+          <w:color w:val="242424"/>
+          <w:sz w:val="20"/>
+          <w:szCs w:val="20"/>
+          <w:rtl/>
           <w:lang w:val="he"/>
         </w:rPr>
-        <w:t>24</w:t>
-      </w:r>
-      <w:r>
-        <w:rPr>
-          <w:rFonts w:ascii="Segoe UI" w:eastAsia="Segoe UI" w:hAnsi="Segoe UI" w:cs="Segoe UI"/>
-          <w:color w:val="242424"/>
-          <w:sz w:val="20"/>
-          <w:szCs w:val="20"/>
-          <w:rtl/>
+        <w:t xml:space="preserve"> ו</w:t>
+      </w:r>
+      <w:r>
+        <w:rPr>
+          <w:rFonts w:ascii="Segoe UI" w:eastAsia="Segoe UI" w:hAnsi="Segoe UI" w:cs="Segoe UI"/>
+          <w:color w:val="242424"/>
+          <w:sz w:val="20"/>
+          <w:szCs w:val="20"/>
           <w:lang w:val="he"/>
         </w:rPr>
-        <w:t xml:space="preserve"> ו</w:t>
-      </w:r>
-      <w:r>
-        <w:rPr>
-          <w:rFonts w:ascii="Segoe UI" w:eastAsia="Segoe UI" w:hAnsi="Segoe UI" w:cs="Segoe UI"/>
-          <w:color w:val="242424"/>
-          <w:sz w:val="20"/>
-          <w:szCs w:val="20"/>
+        <w:t>32</w:t>
+      </w:r>
+      <w:r>
+        <w:rPr>
+          <w:rFonts w:ascii="Segoe UI" w:eastAsia="Segoe UI" w:hAnsi="Segoe UI" w:cs="Segoe UI"/>
+          <w:color w:val="242424"/>
+          <w:sz w:val="20"/>
+          <w:szCs w:val="20"/>
+          <w:rtl/>
           <w:lang w:val="he"/>
         </w:rPr>
-        <w:t>32</w:t>
-      </w:r>
-      <w:r>
-        <w:rPr>
-          <w:rFonts w:ascii="Segoe UI" w:eastAsia="Segoe UI" w:hAnsi="Segoe UI" w:cs="Segoe UI"/>
-          <w:color w:val="242424"/>
-          <w:sz w:val="20"/>
-          <w:szCs w:val="20"/>
-          <w:rtl/>
-          <w:lang w:val="he"/>
-        </w:rPr>
-        <w:t xml:space="preserve"> </w:t>
-      </w:r>
-      <w:proofErr w:type="spellStart"/>
-      <w:r>
-        <w:rPr>
-          <w:rFonts w:ascii="Segoe UI" w:eastAsia="Segoe UI" w:hAnsi="Segoe UI" w:cs="Segoe UI"/>
-          <w:color w:val="242424"/>
-          <w:sz w:val="20"/>
-          <w:szCs w:val="20"/>
-          <w:rtl/>
-          <w:lang w:val="he"/>
-        </w:rPr>
-        <w:t>וולט</w:t>
-      </w:r>
-      <w:proofErr w:type="spellEnd"/>
+        <w:t xml:space="preserve"> וולט</w:t>
+      </w:r>
     </w:p>
     <w:p>
       <w:pPr>
@@ -2502,31 +2376,7 @@
           <w:rtl/>
           <w:lang w:bidi="he-IL"/>
         </w:rPr>
-        <w:t xml:space="preserve">החיישנים מחוברים לכרטיס פיקוד השחור על ידי צמה אחת - היא מפוצלת בקצוות לחיבורי </w:t>
-      </w:r>
-      <w:proofErr w:type="spellStart"/>
-      <w:r>
-        <w:rPr>
-          <w:rFonts w:ascii="Segoe UI" w:eastAsia="Segoe UI" w:hAnsi="Segoe UI" w:cs="Segoe UI"/>
-          <w:color w:val="242424"/>
-          <w:sz w:val="20"/>
-          <w:szCs w:val="20"/>
-          <w:rtl/>
-          <w:lang w:bidi="he-IL"/>
-        </w:rPr>
-        <w:t>מולקס</w:t>
-      </w:r>
-      <w:proofErr w:type="spellEnd"/>
-      <w:r>
-        <w:rPr>
-          <w:rFonts w:ascii="Segoe UI" w:eastAsia="Segoe UI" w:hAnsi="Segoe UI" w:cs="Segoe UI"/>
-          <w:color w:val="242424"/>
-          <w:sz w:val="20"/>
-          <w:szCs w:val="20"/>
-          <w:rtl/>
-          <w:lang w:bidi="he-IL"/>
-        </w:rPr>
-        <w:t xml:space="preserve"> המתאימים. על כל מחבר שכזה יש סימון של צד הפלוס (או סיגנל בהתאם) ורשום מה היעד</w:t>
+        <w:t>החיישנים מחוברים לכרטיס פיקוד השחור על ידי צמה אחת - היא מפוצלת בקצוות לחיבורי מולקס המתאימים. על כל מחבר שכזה יש סימון של צד הפלוס (או סיגנל בהתאם) ורשום מה היעד</w:t>
       </w:r>
       <w:r>
         <w:rPr>
@@ -2665,31 +2515,7 @@
           <w:rtl/>
           <w:lang w:bidi="he-IL"/>
         </w:rPr>
-        <w:t xml:space="preserve"> כרטיסים פעילים באב-טיפוס (כלומר יש סליל יחיד בלי אופציה להפעלה אוטומטית - אך הוא ממוקם בירידה וזה כמעט ולא פוגע בתנועה של הכדור ובדיקות). ויש עוד כמה כרטיסים שהיו בהם בעיות - הם בבדיקה ותיקון של </w:t>
-      </w:r>
-      <w:proofErr w:type="spellStart"/>
-      <w:r>
-        <w:rPr>
-          <w:rFonts w:ascii="Segoe UI" w:eastAsia="Segoe UI" w:hAnsi="Segoe UI" w:cs="Segoe UI"/>
-          <w:color w:val="242424"/>
-          <w:sz w:val="20"/>
-          <w:szCs w:val="20"/>
-          <w:rtl/>
-          <w:lang w:bidi="he-IL"/>
-        </w:rPr>
-        <w:t>גינאדיי</w:t>
-      </w:r>
-      <w:proofErr w:type="spellEnd"/>
-      <w:r>
-        <w:rPr>
-          <w:rFonts w:ascii="Segoe UI" w:eastAsia="Segoe UI" w:hAnsi="Segoe UI" w:cs="Segoe UI"/>
-          <w:color w:val="242424"/>
-          <w:sz w:val="20"/>
-          <w:szCs w:val="20"/>
-          <w:rtl/>
-          <w:lang w:bidi="he-IL"/>
-        </w:rPr>
-        <w:t xml:space="preserve"> - כאשר נדע כמה מהם ״חזרו לחיים״ - אעדכן על המלאי הנוכחי</w:t>
+        <w:t xml:space="preserve"> כרטיסים פעילים באב-טיפוס (כלומר יש סליל יחיד בלי אופציה להפעלה אוטומטית - אך הוא ממוקם בירידה וזה כמעט ולא פוגע בתנועה של הכדור ובדיקות). ויש עוד כמה כרטיסים שהיו בהם בעיות - הם בבדיקה ותיקון של גינאדיי - כאשר נדע כמה מהם ״חזרו לחיים״ - אעדכן על המלאי הנוכחי</w:t>
       </w:r>
       <w:r>
         <w:rPr>
@@ -2801,7 +2627,6 @@
         </w:rPr>
         <w:t>22</w:t>
       </w:r>
-      <w:proofErr w:type="spellStart"/>
       <w:r>
         <w:rPr>
           <w:rFonts w:ascii="Segoe UI" w:eastAsia="Segoe UI" w:hAnsi="Segoe UI" w:cs="Segoe UI"/>
@@ -2812,7 +2637,6 @@
         </w:rPr>
         <w:t>uF</w:t>
       </w:r>
-      <w:proofErr w:type="spellEnd"/>
       <w:r>
         <w:rPr>
           <w:rFonts w:ascii="Segoe UI" w:eastAsia="Segoe UI" w:hAnsi="Segoe UI" w:cs="Segoe UI"/>
@@ -2926,7 +2750,6 @@
           <w:szCs w:val="20"/>
         </w:rPr>
       </w:pPr>
-      <w:proofErr w:type="spellStart"/>
       <w:r>
         <w:rPr>
           <w:rFonts w:ascii="Segoe UI" w:eastAsia="Segoe UI" w:hAnsi="Segoe UI" w:cs="Segoe UI"/>
@@ -2935,9 +2758,56 @@
           <w:szCs w:val="20"/>
           <w:lang w:val="en-US"/>
         </w:rPr>
-        <w:t>t_pulse</w:t>
-      </w:r>
-      <w:proofErr w:type="spellEnd"/>
+        <w:t>t_pulse = 1.1 * R * C = 1.1 * 100kOhm (from trimmer) * 22uF = 2.42 sec</w:t>
+      </w:r>
+    </w:p>
+    <w:p>
+      <w:pPr>
+        <w:shd w:val="clear" w:color="auto" w:fill="FFFFFF" w:themeFill="background1"/>
+        <w:bidi/>
+        <w:spacing w:after="0"/>
+        <w:rPr>
+          <w:rFonts w:ascii="Segoe UI" w:eastAsia="Segoe UI" w:hAnsi="Segoe UI" w:cs="Segoe UI"/>
+          <w:color w:val="242424"/>
+          <w:sz w:val="20"/>
+          <w:szCs w:val="20"/>
+        </w:rPr>
+      </w:pPr>
+      <w:r>
+        <w:rPr>
+          <w:rFonts w:ascii="Segoe UI" w:eastAsia="Segoe UI" w:hAnsi="Segoe UI" w:cs="Segoe UI"/>
+          <w:color w:val="242424"/>
+          <w:sz w:val="20"/>
+          <w:szCs w:val="20"/>
+          <w:rtl/>
+          <w:lang w:bidi="he-IL"/>
+        </w:rPr>
+        <w:t>או במקרה היותר גרוע</w:t>
+      </w:r>
+      <w:r>
+        <w:rPr>
+          <w:rFonts w:ascii="Segoe UI" w:eastAsia="Segoe UI" w:hAnsi="Segoe UI" w:cs="Segoe UI"/>
+          <w:color w:val="242424"/>
+          <w:sz w:val="20"/>
+          <w:szCs w:val="20"/>
+          <w:rtl/>
+          <w:lang w:val="he"/>
+        </w:rPr>
+        <w:t xml:space="preserve">: </w:t>
+      </w:r>
+    </w:p>
+    <w:p>
+      <w:pPr>
+        <w:shd w:val="clear" w:color="auto" w:fill="FFFFFF" w:themeFill="background1"/>
+        <w:bidi/>
+        <w:spacing w:after="0"/>
+        <w:rPr>
+          <w:rFonts w:ascii="Segoe UI" w:eastAsia="Segoe UI" w:hAnsi="Segoe UI" w:cs="Segoe UI"/>
+          <w:color w:val="242424"/>
+          <w:sz w:val="20"/>
+          <w:szCs w:val="20"/>
+        </w:rPr>
+      </w:pPr>
       <w:r>
         <w:rPr>
           <w:rFonts w:ascii="Segoe UI" w:eastAsia="Segoe UI" w:hAnsi="Segoe UI" w:cs="Segoe UI"/>
@@ -2946,31 +2816,55 @@
           <w:szCs w:val="20"/>
           <w:lang w:val="en-US"/>
         </w:rPr>
-        <w:t xml:space="preserve"> = 1.1 * R * C = 1.1 * 100kOhm (from trimmer) * 22uF = 2.42 sec</w:t>
-      </w:r>
-    </w:p>
-    <w:p>
-      <w:pPr>
-        <w:shd w:val="clear" w:color="auto" w:fill="FFFFFF" w:themeFill="background1"/>
-        <w:bidi/>
-        <w:spacing w:after="0"/>
-        <w:rPr>
-          <w:rFonts w:ascii="Segoe UI" w:eastAsia="Segoe UI" w:hAnsi="Segoe UI" w:cs="Segoe UI"/>
-          <w:color w:val="242424"/>
-          <w:sz w:val="20"/>
-          <w:szCs w:val="20"/>
-        </w:rPr>
-      </w:pPr>
-      <w:r>
-        <w:rPr>
-          <w:rFonts w:ascii="Segoe UI" w:eastAsia="Segoe UI" w:hAnsi="Segoe UI" w:cs="Segoe UI"/>
-          <w:color w:val="242424"/>
-          <w:sz w:val="20"/>
-          <w:szCs w:val="20"/>
-          <w:rtl/>
-          <w:lang w:bidi="he-IL"/>
-        </w:rPr>
-        <w:t>או במקרה היותר גרוע</w:t>
+        <w:t>t_pulse_max = 1.1 * R * C = 1.1 * 100kOhm* 47uF = 5.17 sec</w:t>
+      </w:r>
+    </w:p>
+    <w:p>
+      <w:pPr>
+        <w:shd w:val="clear" w:color="auto" w:fill="FFFFFF" w:themeFill="background1"/>
+        <w:bidi/>
+        <w:spacing w:after="0"/>
+        <w:rPr>
+          <w:rFonts w:ascii="Segoe UI" w:eastAsia="Segoe UI" w:hAnsi="Segoe UI" w:cs="Segoe UI"/>
+          <w:color w:val="242424"/>
+          <w:sz w:val="20"/>
+          <w:szCs w:val="20"/>
+        </w:rPr>
+      </w:pPr>
+      <w:r>
+        <w:rPr>
+          <w:rFonts w:ascii="Segoe UI" w:eastAsia="Segoe UI" w:hAnsi="Segoe UI" w:cs="Segoe UI"/>
+          <w:color w:val="242424"/>
+          <w:sz w:val="20"/>
+          <w:szCs w:val="20"/>
+          <w:rtl/>
+          <w:lang w:val="en-US"/>
+        </w:rPr>
+        <w:t xml:space="preserve"> </w:t>
+      </w:r>
+    </w:p>
+    <w:p>
+      <w:pPr>
+        <w:shd w:val="clear" w:color="auto" w:fill="FFFFFF" w:themeFill="background1"/>
+        <w:bidi/>
+        <w:spacing w:after="0"/>
+        <w:rPr>
+          <w:rFonts w:ascii="Segoe UI" w:eastAsia="Segoe UI" w:hAnsi="Segoe UI" w:cs="Segoe UI"/>
+          <w:color w:val="242424"/>
+          <w:sz w:val="20"/>
+          <w:szCs w:val="20"/>
+        </w:rPr>
+      </w:pPr>
+      <w:r>
+        <w:rPr>
+          <w:rFonts w:ascii="Segoe UI" w:eastAsia="Segoe UI" w:hAnsi="Segoe UI" w:cs="Segoe UI"/>
+          <w:color w:val="242424"/>
+          <w:sz w:val="20"/>
+          <w:szCs w:val="20"/>
+          <w:rtl/>
+          <w:lang w:bidi="he-IL"/>
+        </w:rPr>
+        <w:t>לפי המדידות הזמנים יצאו קצת יותר ארוכים (בערך בשנייה) - כנראה נובע משינויים בקיבול/התנגדות</w:t>
       </w:r>
       <w:r>
         <w:rPr>
@@ -2981,22 +2875,53 @@
           <w:rtl/>
           <w:lang w:val="he"/>
         </w:rPr>
-        <w:t xml:space="preserve">: </w:t>
-      </w:r>
-    </w:p>
-    <w:p>
-      <w:pPr>
-        <w:shd w:val="clear" w:color="auto" w:fill="FFFFFF" w:themeFill="background1"/>
-        <w:bidi/>
-        <w:spacing w:after="0"/>
-        <w:rPr>
-          <w:rFonts w:ascii="Segoe UI" w:eastAsia="Segoe UI" w:hAnsi="Segoe UI" w:cs="Segoe UI"/>
-          <w:color w:val="242424"/>
-          <w:sz w:val="20"/>
-          <w:szCs w:val="20"/>
-        </w:rPr>
-      </w:pPr>
-      <w:proofErr w:type="spellStart"/>
+        <w:t xml:space="preserve">. </w:t>
+      </w:r>
+    </w:p>
+    <w:p>
+      <w:pPr>
+        <w:shd w:val="clear" w:color="auto" w:fill="FFFFFF" w:themeFill="background1"/>
+        <w:bidi/>
+        <w:spacing w:after="0"/>
+        <w:rPr>
+          <w:rFonts w:ascii="Segoe UI" w:eastAsia="Segoe UI" w:hAnsi="Segoe UI" w:cs="Segoe UI"/>
+          <w:color w:val="242424"/>
+          <w:sz w:val="20"/>
+          <w:szCs w:val="20"/>
+        </w:rPr>
+      </w:pPr>
+      <w:r>
+        <w:rPr>
+          <w:rFonts w:ascii="Segoe UI" w:eastAsia="Segoe UI" w:hAnsi="Segoe UI" w:cs="Segoe UI"/>
+          <w:color w:val="242424"/>
+          <w:sz w:val="20"/>
+          <w:szCs w:val="20"/>
+          <w:rtl/>
+          <w:lang w:val="he"/>
+        </w:rPr>
+        <w:t>@</w:t>
+      </w:r>
+      <w:r>
+        <w:rPr>
+          <w:rFonts w:ascii="Segoe UI" w:eastAsia="Segoe UI" w:hAnsi="Segoe UI" w:cs="Segoe UI"/>
+          <w:color w:val="242424"/>
+          <w:sz w:val="20"/>
+          <w:szCs w:val="20"/>
+          <w:rtl/>
+          <w:lang w:bidi="he-IL"/>
+        </w:rPr>
+        <w:t xml:space="preserve">אמיר - כמו שאמרת - אלה זמנים מיותרים - צריך לערוך בדיקות נוספות ולהתאים את הקבל האופטימלי. בינתיים, כמו שאמרנו, אולי נשים קבל של </w:t>
+      </w:r>
+      <w:r>
+        <w:rPr>
+          <w:rFonts w:ascii="Segoe UI" w:eastAsia="Segoe UI" w:hAnsi="Segoe UI" w:cs="Segoe UI"/>
+          <w:color w:val="242424"/>
+          <w:sz w:val="20"/>
+          <w:szCs w:val="20"/>
+          <w:lang w:bidi="he-IL"/>
+        </w:rPr>
+        <w:t>22</w:t>
+      </w:r>
       <w:r>
         <w:rPr>
           <w:rFonts w:ascii="Segoe UI" w:eastAsia="Segoe UI" w:hAnsi="Segoe UI" w:cs="Segoe UI"/>
@@ -3005,9 +2930,61 @@
           <w:szCs w:val="20"/>
           <w:lang w:val="en-US"/>
         </w:rPr>
-        <w:t>t_pulse_max</w:t>
-      </w:r>
-      <w:proofErr w:type="spellEnd"/>
+        <w:t>uF</w:t>
+      </w:r>
+      <w:r>
+        <w:rPr>
+          <w:rFonts w:ascii="Segoe UI" w:eastAsia="Segoe UI" w:hAnsi="Segoe UI" w:cs="Segoe UI"/>
+          <w:color w:val="242424"/>
+          <w:sz w:val="20"/>
+          <w:szCs w:val="20"/>
+          <w:rtl/>
+          <w:lang w:val="he"/>
+        </w:rPr>
+        <w:t xml:space="preserve"> </w:t>
+      </w:r>
+      <w:r>
+        <w:rPr>
+          <w:rFonts w:ascii="Segoe UI" w:eastAsia="Segoe UI" w:hAnsi="Segoe UI" w:cs="Segoe UI"/>
+          <w:color w:val="242424"/>
+          <w:sz w:val="20"/>
+          <w:szCs w:val="20"/>
+          <w:rtl/>
+          <w:lang w:bidi="he-IL"/>
+        </w:rPr>
+        <w:t xml:space="preserve">במקום </w:t>
+      </w:r>
+      <w:r>
+        <w:rPr>
+          <w:rFonts w:ascii="Segoe UI" w:eastAsia="Segoe UI" w:hAnsi="Segoe UI" w:cs="Segoe UI"/>
+          <w:color w:val="242424"/>
+          <w:sz w:val="20"/>
+          <w:szCs w:val="20"/>
+          <w:lang w:bidi="he-IL"/>
+        </w:rPr>
+        <w:t>4.7</w:t>
+      </w:r>
+      <w:r>
+        <w:rPr>
+          <w:rFonts w:ascii="Segoe UI" w:eastAsia="Segoe UI" w:hAnsi="Segoe UI" w:cs="Segoe UI"/>
+          <w:color w:val="242424"/>
+          <w:sz w:val="20"/>
+          <w:szCs w:val="20"/>
+          <w:rtl/>
+          <w:lang w:bidi="he-IL"/>
+        </w:rPr>
+        <w:t xml:space="preserve"> שיש עכשיו ונוסיף אופציה של מגשר לעוד </w:t>
+      </w:r>
+      <w:r>
+        <w:rPr>
+          <w:rFonts w:ascii="Segoe UI" w:eastAsia="Segoe UI" w:hAnsi="Segoe UI" w:cs="Segoe UI"/>
+          <w:color w:val="242424"/>
+          <w:sz w:val="20"/>
+          <w:szCs w:val="20"/>
+          <w:lang w:bidi="he-IL"/>
+        </w:rPr>
+        <w:t>22</w:t>
+      </w:r>
       <w:r>
         <w:rPr>
           <w:rFonts w:ascii="Segoe UI" w:eastAsia="Segoe UI" w:hAnsi="Segoe UI" w:cs="Segoe UI"/>
@@ -3016,189 +2993,8 @@
           <w:szCs w:val="20"/>
           <w:lang w:val="en-US"/>
         </w:rPr>
-        <w:t xml:space="preserve"> = 1.1 * R * C = 1.1 * 100kOhm* 47uF = 5.17 sec</w:t>
-      </w:r>
-    </w:p>
-    <w:p>
-      <w:pPr>
-        <w:shd w:val="clear" w:color="auto" w:fill="FFFFFF" w:themeFill="background1"/>
-        <w:bidi/>
-        <w:spacing w:after="0"/>
-        <w:rPr>
-          <w:rFonts w:ascii="Segoe UI" w:eastAsia="Segoe UI" w:hAnsi="Segoe UI" w:cs="Segoe UI"/>
-          <w:color w:val="242424"/>
-          <w:sz w:val="20"/>
-          <w:szCs w:val="20"/>
-        </w:rPr>
-      </w:pPr>
-      <w:r>
-        <w:rPr>
-          <w:rFonts w:ascii="Segoe UI" w:eastAsia="Segoe UI" w:hAnsi="Segoe UI" w:cs="Segoe UI"/>
-          <w:color w:val="242424"/>
-          <w:sz w:val="20"/>
-          <w:szCs w:val="20"/>
-          <w:rtl/>
-          <w:lang w:val="en-US"/>
-        </w:rPr>
-        <w:t xml:space="preserve"> </w:t>
-      </w:r>
-    </w:p>
-    <w:p>
-      <w:pPr>
-        <w:shd w:val="clear" w:color="auto" w:fill="FFFFFF" w:themeFill="background1"/>
-        <w:bidi/>
-        <w:spacing w:after="0"/>
-        <w:rPr>
-          <w:rFonts w:ascii="Segoe UI" w:eastAsia="Segoe UI" w:hAnsi="Segoe UI" w:cs="Segoe UI"/>
-          <w:color w:val="242424"/>
-          <w:sz w:val="20"/>
-          <w:szCs w:val="20"/>
-        </w:rPr>
-      </w:pPr>
-      <w:r>
-        <w:rPr>
-          <w:rFonts w:ascii="Segoe UI" w:eastAsia="Segoe UI" w:hAnsi="Segoe UI" w:cs="Segoe UI"/>
-          <w:color w:val="242424"/>
-          <w:sz w:val="20"/>
-          <w:szCs w:val="20"/>
-          <w:rtl/>
-          <w:lang w:bidi="he-IL"/>
-        </w:rPr>
-        <w:t>לפי המדידות הזמנים יצאו קצת יותר ארוכים (בערך בשנייה) - כנראה נובע משינויים בקיבול/התנגדות</w:t>
-      </w:r>
-      <w:r>
-        <w:rPr>
-          <w:rFonts w:ascii="Segoe UI" w:eastAsia="Segoe UI" w:hAnsi="Segoe UI" w:cs="Segoe UI"/>
-          <w:color w:val="242424"/>
-          <w:sz w:val="20"/>
-          <w:szCs w:val="20"/>
-          <w:rtl/>
-          <w:lang w:val="he"/>
-        </w:rPr>
-        <w:t xml:space="preserve">. </w:t>
-      </w:r>
-    </w:p>
-    <w:p>
-      <w:pPr>
-        <w:shd w:val="clear" w:color="auto" w:fill="FFFFFF" w:themeFill="background1"/>
-        <w:bidi/>
-        <w:spacing w:after="0"/>
-        <w:rPr>
-          <w:rFonts w:ascii="Segoe UI" w:eastAsia="Segoe UI" w:hAnsi="Segoe UI" w:cs="Segoe UI"/>
-          <w:color w:val="242424"/>
-          <w:sz w:val="20"/>
-          <w:szCs w:val="20"/>
-        </w:rPr>
-      </w:pPr>
-      <w:r>
-        <w:rPr>
-          <w:rFonts w:ascii="Segoe UI" w:eastAsia="Segoe UI" w:hAnsi="Segoe UI" w:cs="Segoe UI"/>
-          <w:color w:val="242424"/>
-          <w:sz w:val="20"/>
-          <w:szCs w:val="20"/>
-          <w:rtl/>
-          <w:lang w:val="he"/>
-        </w:rPr>
-        <w:t>@</w:t>
-      </w:r>
-      <w:r>
-        <w:rPr>
-          <w:rFonts w:ascii="Segoe UI" w:eastAsia="Segoe UI" w:hAnsi="Segoe UI" w:cs="Segoe UI"/>
-          <w:color w:val="242424"/>
-          <w:sz w:val="20"/>
-          <w:szCs w:val="20"/>
-          <w:rtl/>
-          <w:lang w:bidi="he-IL"/>
-        </w:rPr>
-        <w:t xml:space="preserve">אמיר - כמו שאמרת - אלה זמנים מיותרים - צריך לערוך בדיקות נוספות ולהתאים את הקבל האופטימלי. בינתיים, כמו שאמרנו, אולי נשים קבל של </w:t>
-      </w:r>
-      <w:r>
-        <w:rPr>
-          <w:rFonts w:ascii="Segoe UI" w:eastAsia="Segoe UI" w:hAnsi="Segoe UI" w:cs="Segoe UI"/>
-          <w:color w:val="242424"/>
-          <w:sz w:val="20"/>
-          <w:szCs w:val="20"/>
-          <w:lang w:bidi="he-IL"/>
-        </w:rPr>
-        <w:t>22</w:t>
-      </w:r>
-      <w:proofErr w:type="spellStart"/>
-      <w:r>
-        <w:rPr>
-          <w:rFonts w:ascii="Segoe UI" w:eastAsia="Segoe UI" w:hAnsi="Segoe UI" w:cs="Segoe UI"/>
-          <w:color w:val="242424"/>
-          <w:sz w:val="20"/>
-          <w:szCs w:val="20"/>
-          <w:lang w:val="en-US"/>
-        </w:rPr>
         <w:t>uF</w:t>
       </w:r>
-      <w:proofErr w:type="spellEnd"/>
-      <w:r>
-        <w:rPr>
-          <w:rFonts w:ascii="Segoe UI" w:eastAsia="Segoe UI" w:hAnsi="Segoe UI" w:cs="Segoe UI"/>
-          <w:color w:val="242424"/>
-          <w:sz w:val="20"/>
-          <w:szCs w:val="20"/>
-          <w:rtl/>
-          <w:lang w:val="he"/>
-        </w:rPr>
-        <w:t xml:space="preserve"> </w:t>
-      </w:r>
-      <w:r>
-        <w:rPr>
-          <w:rFonts w:ascii="Segoe UI" w:eastAsia="Segoe UI" w:hAnsi="Segoe UI" w:cs="Segoe UI"/>
-          <w:color w:val="242424"/>
-          <w:sz w:val="20"/>
-          <w:szCs w:val="20"/>
-          <w:rtl/>
-          <w:lang w:bidi="he-IL"/>
-        </w:rPr>
-        <w:t xml:space="preserve">במקום </w:t>
-      </w:r>
-      <w:r>
-        <w:rPr>
-          <w:rFonts w:ascii="Segoe UI" w:eastAsia="Segoe UI" w:hAnsi="Segoe UI" w:cs="Segoe UI"/>
-          <w:color w:val="242424"/>
-          <w:sz w:val="20"/>
-          <w:szCs w:val="20"/>
-          <w:lang w:bidi="he-IL"/>
-        </w:rPr>
-        <w:t>4.7</w:t>
-      </w:r>
-      <w:r>
-        <w:rPr>
-          <w:rFonts w:ascii="Segoe UI" w:eastAsia="Segoe UI" w:hAnsi="Segoe UI" w:cs="Segoe UI"/>
-          <w:color w:val="242424"/>
-          <w:sz w:val="20"/>
-          <w:szCs w:val="20"/>
-          <w:rtl/>
-          <w:lang w:bidi="he-IL"/>
-        </w:rPr>
-        <w:t xml:space="preserve"> שיש עכשיו ונוסיף אופציה של מגשר לעוד </w:t>
-      </w:r>
-      <w:r>
-        <w:rPr>
-          <w:rFonts w:ascii="Segoe UI" w:eastAsia="Segoe UI" w:hAnsi="Segoe UI" w:cs="Segoe UI"/>
-          <w:color w:val="242424"/>
-          <w:sz w:val="20"/>
-          <w:szCs w:val="20"/>
-          <w:lang w:bidi="he-IL"/>
-        </w:rPr>
-        <w:t>22</w:t>
-      </w:r>
-      <w:proofErr w:type="spellStart"/>
-      <w:r>
-        <w:rPr>
-          <w:rFonts w:ascii="Segoe UI" w:eastAsia="Segoe UI" w:hAnsi="Segoe UI" w:cs="Segoe UI"/>
-          <w:color w:val="242424"/>
-          <w:sz w:val="20"/>
-          <w:szCs w:val="20"/>
-          <w:lang w:val="en-US"/>
-        </w:rPr>
-        <w:t>uF</w:t>
-      </w:r>
-      <w:proofErr w:type="spellEnd"/>
       <w:r>
         <w:rPr>
           <w:rFonts w:ascii="Segoe UI" w:eastAsia="Segoe UI" w:hAnsi="Segoe UI" w:cs="Segoe UI"/>
@@ -3419,31 +3215,29 @@
           <w:szCs w:val="20"/>
           <w:lang w:val="en-US"/>
         </w:rPr>
-        <w:t xml:space="preserve">Coil </w:t>
-      </w:r>
-      <w:proofErr w:type="gramStart"/>
-      <w:r>
-        <w:rPr>
-          <w:rFonts w:ascii="Segoe UI" w:eastAsia="Segoe UI" w:hAnsi="Segoe UI" w:cs="Segoe UI"/>
-          <w:color w:val="242424"/>
-          <w:sz w:val="20"/>
-          <w:szCs w:val="20"/>
+        <w:t>Coil minus</w:t>
+      </w:r>
+      <w:r>
+        <w:rPr>
+          <w:rFonts w:ascii="Segoe UI" w:eastAsia="Segoe UI" w:hAnsi="Segoe UI" w:cs="Segoe UI"/>
+          <w:color w:val="242424"/>
+          <w:sz w:val="20"/>
+          <w:szCs w:val="20"/>
+          <w:rtl/>
           <w:lang w:val="en-US"/>
         </w:rPr>
-        <w:t>minus</w:t>
-      </w:r>
-      <w:r>
-        <w:rPr>
-          <w:rFonts w:ascii="Segoe UI" w:eastAsia="Segoe UI" w:hAnsi="Segoe UI" w:cs="Segoe UI"/>
-          <w:color w:val="242424"/>
-          <w:sz w:val="20"/>
-          <w:szCs w:val="20"/>
-          <w:rtl/>
+        <w:t xml:space="preserve">  - </w:t>
+      </w:r>
+      <w:r>
+        <w:rPr>
+          <w:rFonts w:ascii="Segoe UI" w:eastAsia="Segoe UI" w:hAnsi="Segoe UI" w:cs="Segoe UI"/>
+          <w:color w:val="242424"/>
+          <w:sz w:val="20"/>
+          <w:szCs w:val="20"/>
           <w:lang w:val="en-US"/>
         </w:rPr>
-        <w:t xml:space="preserve">  -</w:t>
-      </w:r>
-      <w:proofErr w:type="gramEnd"/>
+        <w:t>to coil</w:t>
+      </w:r>
       <w:r>
         <w:rPr>
           <w:rFonts w:ascii="Segoe UI" w:eastAsia="Segoe UI" w:hAnsi="Segoe UI" w:cs="Segoe UI"/>
@@ -3453,6 +3247,51 @@
           <w:rtl/>
           <w:lang w:val="en-US"/>
         </w:rPr>
+        <w:t>(-) (</w:t>
+      </w:r>
+      <w:r>
+        <w:rPr>
+          <w:rFonts w:ascii="Segoe UI" w:eastAsia="Segoe UI" w:hAnsi="Segoe UI" w:cs="Segoe UI"/>
+          <w:color w:val="242424"/>
+          <w:sz w:val="20"/>
+          <w:szCs w:val="20"/>
+          <w:lang w:val="en-US"/>
+        </w:rPr>
+        <w:t>black card)</w:t>
+      </w:r>
+    </w:p>
+    <w:p>
+      <w:pPr>
+        <w:shd w:val="clear" w:color="auto" w:fill="FFFFFF" w:themeFill="background1"/>
+        <w:bidi/>
+        <w:spacing w:after="0"/>
+        <w:rPr>
+          <w:rFonts w:ascii="Segoe UI" w:eastAsia="Segoe UI" w:hAnsi="Segoe UI" w:cs="Segoe UI"/>
+          <w:color w:val="242424"/>
+          <w:sz w:val="20"/>
+          <w:szCs w:val="20"/>
+        </w:rPr>
+      </w:pPr>
+      <w:r>
+        <w:rPr>
+          <w:rFonts w:ascii="Segoe UI" w:eastAsia="Segoe UI" w:hAnsi="Segoe UI" w:cs="Segoe UI"/>
+          <w:color w:val="242424"/>
+          <w:sz w:val="20"/>
+          <w:szCs w:val="20"/>
+          <w:rtl/>
+          <w:lang w:bidi="he-IL"/>
+        </w:rPr>
+        <w:t>כמו כן, על הסליל עצמו הוספת דיודת הגנה בין</w:t>
+      </w:r>
+      <w:r>
+        <w:rPr>
+          <w:rFonts w:ascii="Segoe UI" w:eastAsia="Segoe UI" w:hAnsi="Segoe UI" w:cs="Segoe UI"/>
+          <w:color w:val="242424"/>
+          <w:sz w:val="20"/>
+          <w:szCs w:val="20"/>
+          <w:rtl/>
+          <w:lang w:val="he"/>
+        </w:rPr>
         <w:t xml:space="preserve"> </w:t>
       </w:r>
       <w:r>
@@ -3463,52 +3302,50 @@
           <w:szCs w:val="20"/>
           <w:lang w:val="en-US"/>
         </w:rPr>
-        <w:t>to coil</w:t>
-      </w:r>
-      <w:r>
-        <w:rPr>
-          <w:rFonts w:ascii="Segoe UI" w:eastAsia="Segoe UI" w:hAnsi="Segoe UI" w:cs="Segoe UI"/>
-          <w:color w:val="242424"/>
-          <w:sz w:val="20"/>
-          <w:szCs w:val="20"/>
-          <w:rtl/>
+        <w:t>coil plus</w:t>
+      </w:r>
+      <w:r>
+        <w:rPr>
+          <w:rFonts w:ascii="Segoe UI" w:eastAsia="Segoe UI" w:hAnsi="Segoe UI" w:cs="Segoe UI"/>
+          <w:color w:val="242424"/>
+          <w:sz w:val="20"/>
+          <w:szCs w:val="20"/>
+          <w:rtl/>
+          <w:lang w:val="he"/>
+        </w:rPr>
+        <w:t xml:space="preserve"> </w:t>
+      </w:r>
+      <w:r>
+        <w:rPr>
+          <w:rFonts w:ascii="Segoe UI" w:eastAsia="Segoe UI" w:hAnsi="Segoe UI" w:cs="Segoe UI"/>
+          <w:color w:val="242424"/>
+          <w:sz w:val="20"/>
+          <w:szCs w:val="20"/>
+          <w:rtl/>
+          <w:lang w:bidi="he-IL"/>
+        </w:rPr>
+        <w:t>ל</w:t>
+      </w:r>
+      <w:r>
+        <w:rPr>
+          <w:rFonts w:ascii="Segoe UI" w:eastAsia="Segoe UI" w:hAnsi="Segoe UI" w:cs="Segoe UI"/>
+          <w:color w:val="242424"/>
+          <w:sz w:val="20"/>
+          <w:szCs w:val="20"/>
+          <w:rtl/>
+          <w:lang w:val="he"/>
+        </w:rPr>
+        <w:t>-</w:t>
+      </w:r>
+      <w:r>
+        <w:rPr>
+          <w:rFonts w:ascii="Segoe UI" w:eastAsia="Segoe UI" w:hAnsi="Segoe UI" w:cs="Segoe UI"/>
+          <w:color w:val="242424"/>
+          <w:sz w:val="20"/>
+          <w:szCs w:val="20"/>
           <w:lang w:val="en-US"/>
         </w:rPr>
-        <w:t>(-) (</w:t>
-      </w:r>
-      <w:r>
-        <w:rPr>
-          <w:rFonts w:ascii="Segoe UI" w:eastAsia="Segoe UI" w:hAnsi="Segoe UI" w:cs="Segoe UI"/>
-          <w:color w:val="242424"/>
-          <w:sz w:val="20"/>
-          <w:szCs w:val="20"/>
-          <w:lang w:val="en-US"/>
-        </w:rPr>
-        <w:t>black card)</w:t>
-      </w:r>
-    </w:p>
-    <w:p>
-      <w:pPr>
-        <w:shd w:val="clear" w:color="auto" w:fill="FFFFFF" w:themeFill="background1"/>
-        <w:bidi/>
-        <w:spacing w:after="0"/>
-        <w:rPr>
-          <w:rFonts w:ascii="Segoe UI" w:eastAsia="Segoe UI" w:hAnsi="Segoe UI" w:cs="Segoe UI"/>
-          <w:color w:val="242424"/>
-          <w:sz w:val="20"/>
-          <w:szCs w:val="20"/>
-        </w:rPr>
-      </w:pPr>
-      <w:r>
-        <w:rPr>
-          <w:rFonts w:ascii="Segoe UI" w:eastAsia="Segoe UI" w:hAnsi="Segoe UI" w:cs="Segoe UI"/>
-          <w:color w:val="242424"/>
-          <w:sz w:val="20"/>
-          <w:szCs w:val="20"/>
-          <w:rtl/>
-          <w:lang w:bidi="he-IL"/>
-        </w:rPr>
-        <w:t>כמו כן, על הסליל עצמו הוספת דיודת הגנה בין</w:t>
+        <w:t>coil minus</w:t>
       </w:r>
       <w:r>
         <w:rPr>
@@ -3519,6 +3356,84 @@
           <w:rtl/>
           <w:lang w:val="he"/>
         </w:rPr>
+        <w:t xml:space="preserve"> (</w:t>
+      </w:r>
+      <w:r>
+        <w:rPr>
+          <w:rFonts w:ascii="Segoe UI" w:eastAsia="Segoe UI" w:hAnsi="Segoe UI" w:cs="Segoe UI"/>
+          <w:color w:val="242424"/>
+          <w:sz w:val="20"/>
+          <w:szCs w:val="20"/>
+          <w:rtl/>
+          <w:lang w:bidi="he-IL"/>
+        </w:rPr>
+        <w:t>ראה ציור</w:t>
+      </w:r>
+      <w:r>
+        <w:rPr>
+          <w:rFonts w:ascii="Segoe UI" w:eastAsia="Segoe UI" w:hAnsi="Segoe UI" w:cs="Segoe UI"/>
+          <w:color w:val="242424"/>
+          <w:sz w:val="20"/>
+          <w:szCs w:val="20"/>
+          <w:rtl/>
+          <w:lang w:val="he"/>
+        </w:rPr>
+        <w:t xml:space="preserve">). </w:t>
+      </w:r>
+    </w:p>
+    <w:p>
+      <w:pPr>
+        <w:shd w:val="clear" w:color="auto" w:fill="FFFFFF" w:themeFill="background1"/>
+        <w:bidi/>
+        <w:spacing w:after="0"/>
+        <w:rPr>
+          <w:rFonts w:ascii="Segoe UI" w:eastAsia="Segoe UI" w:hAnsi="Segoe UI" w:cs="Segoe UI"/>
+          <w:color w:val="242424"/>
+          <w:sz w:val="20"/>
+          <w:szCs w:val="20"/>
+        </w:rPr>
+      </w:pPr>
+      <w:r>
+        <w:rPr>
+          <w:rFonts w:ascii="Segoe UI" w:eastAsia="Segoe UI" w:hAnsi="Segoe UI" w:cs="Segoe UI"/>
+          <w:color w:val="242424"/>
+          <w:sz w:val="20"/>
+          <w:szCs w:val="20"/>
+          <w:rtl/>
+          <w:lang w:bidi="he-IL"/>
+        </w:rPr>
+        <w:t xml:space="preserve">כרגע </w:t>
+      </w:r>
+      <w:r>
+        <w:rPr>
+          <w:rFonts w:ascii="Segoe UI" w:eastAsia="Segoe UI" w:hAnsi="Segoe UI" w:cs="Segoe UI"/>
+          <w:color w:val="242424"/>
+          <w:sz w:val="20"/>
+          <w:szCs w:val="20"/>
+          <w:lang w:bidi="he-IL"/>
+        </w:rPr>
+        <w:t>12</w:t>
+      </w:r>
+      <w:r>
+        <w:rPr>
+          <w:rFonts w:ascii="Segoe UI" w:eastAsia="Segoe UI" w:hAnsi="Segoe UI" w:cs="Segoe UI"/>
+          <w:color w:val="242424"/>
+          <w:sz w:val="20"/>
+          <w:szCs w:val="20"/>
+          <w:rtl/>
+          <w:lang w:bidi="he-IL"/>
+        </w:rPr>
+        <w:t xml:space="preserve"> וולט בשביל כרטיסי פיקוד וחיישנים מוזן בצמה נפרדת (צמת מולקס</w:t>
+      </w:r>
+      <w:r>
+        <w:rPr>
+          <w:rFonts w:ascii="Segoe UI" w:eastAsia="Segoe UI" w:hAnsi="Segoe UI" w:cs="Segoe UI"/>
+          <w:color w:val="242424"/>
+          <w:sz w:val="20"/>
+          <w:szCs w:val="20"/>
+          <w:rtl/>
+          <w:lang w:val="he"/>
+        </w:rPr>
         <w:t xml:space="preserve"> </w:t>
       </w:r>
       <w:r>
@@ -3527,19 +3442,19 @@
           <w:color w:val="242424"/>
           <w:sz w:val="20"/>
           <w:szCs w:val="20"/>
-          <w:lang w:val="en-US"/>
-        </w:rPr>
-        <w:t>coil plus</w:t>
-      </w:r>
-      <w:r>
-        <w:rPr>
-          <w:rFonts w:ascii="Segoe UI" w:eastAsia="Segoe UI" w:hAnsi="Segoe UI" w:cs="Segoe UI"/>
-          <w:color w:val="242424"/>
-          <w:sz w:val="20"/>
-          <w:szCs w:val="20"/>
-          <w:rtl/>
           <w:lang w:val="he"/>
         </w:rPr>
+        <w:t>4</w:t>
+      </w:r>
+      <w:r>
+        <w:rPr>
+          <w:rFonts w:ascii="Segoe UI" w:eastAsia="Segoe UI" w:hAnsi="Segoe UI" w:cs="Segoe UI"/>
+          <w:color w:val="242424"/>
+          <w:sz w:val="20"/>
+          <w:szCs w:val="20"/>
+          <w:rtl/>
+          <w:lang w:val="he"/>
+        </w:rPr>
         <w:t xml:space="preserve"> </w:t>
       </w:r>
       <w:r>
@@ -3549,9 +3464,9 @@
           <w:sz w:val="20"/>
           <w:szCs w:val="20"/>
           <w:rtl/>
-          <w:lang w:bidi="he-IL"/>
-        </w:rPr>
-        <w:t>ל</w:t>
+          <w:lang w:val="he" w:bidi="he-IL"/>
+        </w:rPr>
+        <w:t>כניסות</w:t>
       </w:r>
       <w:r>
         <w:rPr>
@@ -3562,17 +3477,18 @@
           <w:rtl/>
           <w:lang w:val="he"/>
         </w:rPr>
-        <w:t>-</w:t>
-      </w:r>
-      <w:r>
-        <w:rPr>
-          <w:rFonts w:ascii="Segoe UI" w:eastAsia="Segoe UI" w:hAnsi="Segoe UI" w:cs="Segoe UI"/>
-          <w:color w:val="242424"/>
-          <w:sz w:val="20"/>
-          <w:szCs w:val="20"/>
-          <w:lang w:val="en-US"/>
-        </w:rPr>
-        <w:t>coil minus</w:t>
+        <w:t xml:space="preserve">) - </w:t>
+      </w:r>
+      <w:r>
+        <w:rPr>
+          <w:rFonts w:ascii="Segoe UI" w:eastAsia="Segoe UI" w:hAnsi="Segoe UI" w:cs="Segoe UI"/>
+          <w:color w:val="242424"/>
+          <w:sz w:val="20"/>
+          <w:szCs w:val="20"/>
+          <w:rtl/>
+          <w:lang w:val="he" w:bidi="he-IL"/>
+        </w:rPr>
+        <w:t>אולי</w:t>
       </w:r>
       <w:r>
         <w:rPr>
@@ -3583,18 +3499,18 @@
           <w:rtl/>
           <w:lang w:val="he"/>
         </w:rPr>
-        <w:t xml:space="preserve"> (</w:t>
-      </w:r>
-      <w:r>
-        <w:rPr>
-          <w:rFonts w:ascii="Segoe UI" w:eastAsia="Segoe UI" w:hAnsi="Segoe UI" w:cs="Segoe UI"/>
-          <w:color w:val="242424"/>
-          <w:sz w:val="20"/>
-          <w:szCs w:val="20"/>
-          <w:rtl/>
-          <w:lang w:bidi="he-IL"/>
-        </w:rPr>
-        <w:t>ראה ציור</w:t>
+        <w:t xml:space="preserve"> </w:t>
+      </w:r>
+      <w:r>
+        <w:rPr>
+          <w:rFonts w:ascii="Segoe UI" w:eastAsia="Segoe UI" w:hAnsi="Segoe UI" w:cs="Segoe UI"/>
+          <w:color w:val="242424"/>
+          <w:sz w:val="20"/>
+          <w:szCs w:val="20"/>
+          <w:rtl/>
+          <w:lang w:val="he" w:bidi="he-IL"/>
+        </w:rPr>
+        <w:t>ישתנה</w:t>
       </w:r>
       <w:r>
         <w:rPr>
@@ -3605,31 +3521,84 @@
           <w:rtl/>
           <w:lang w:val="he"/>
         </w:rPr>
-        <w:t xml:space="preserve">). </w:t>
-      </w:r>
-    </w:p>
-    <w:p>
-      <w:pPr>
-        <w:shd w:val="clear" w:color="auto" w:fill="FFFFFF" w:themeFill="background1"/>
-        <w:bidi/>
-        <w:spacing w:after="0"/>
-        <w:rPr>
-          <w:rFonts w:ascii="Segoe UI" w:eastAsia="Segoe UI" w:hAnsi="Segoe UI" w:cs="Segoe UI"/>
-          <w:color w:val="242424"/>
-          <w:sz w:val="20"/>
-          <w:szCs w:val="20"/>
-        </w:rPr>
-      </w:pPr>
-      <w:r>
-        <w:rPr>
-          <w:rFonts w:ascii="Segoe UI" w:eastAsia="Segoe UI" w:hAnsi="Segoe UI" w:cs="Segoe UI"/>
-          <w:color w:val="242424"/>
-          <w:sz w:val="20"/>
-          <w:szCs w:val="20"/>
-          <w:rtl/>
-          <w:lang w:bidi="he-IL"/>
-        </w:rPr>
-        <w:t xml:space="preserve">כרגע </w:t>
+        <w:t>? @</w:t>
+      </w:r>
+      <w:r>
+        <w:rPr>
+          <w:rFonts w:ascii="Segoe UI" w:eastAsia="Segoe UI" w:hAnsi="Segoe UI" w:cs="Segoe UI"/>
+          <w:color w:val="242424"/>
+          <w:sz w:val="20"/>
+          <w:szCs w:val="20"/>
+          <w:rtl/>
+          <w:lang w:val="he" w:bidi="he-IL"/>
+        </w:rPr>
+        <w:t>אמיר</w:t>
+      </w:r>
+      <w:r>
+        <w:rPr>
+          <w:rFonts w:ascii="Segoe UI" w:eastAsia="Segoe UI" w:hAnsi="Segoe UI" w:cs="Segoe UI"/>
+          <w:color w:val="242424"/>
+          <w:sz w:val="20"/>
+          <w:szCs w:val="20"/>
+          <w:rtl/>
+          <w:lang w:val="he"/>
+        </w:rPr>
+        <w:t xml:space="preserve"> - </w:t>
+      </w:r>
+      <w:r>
+        <w:rPr>
+          <w:rFonts w:ascii="Segoe UI" w:eastAsia="Segoe UI" w:hAnsi="Segoe UI" w:cs="Segoe UI"/>
+          <w:color w:val="242424"/>
+          <w:sz w:val="20"/>
+          <w:szCs w:val="20"/>
+          <w:rtl/>
+          <w:lang w:val="he" w:bidi="he-IL"/>
+        </w:rPr>
+        <w:t>תגיד</w:t>
+      </w:r>
+      <w:r>
+        <w:rPr>
+          <w:rFonts w:ascii="Segoe UI" w:eastAsia="Segoe UI" w:hAnsi="Segoe UI" w:cs="Segoe UI"/>
+          <w:color w:val="242424"/>
+          <w:sz w:val="20"/>
+          <w:szCs w:val="20"/>
+          <w:rtl/>
+          <w:lang w:val="he"/>
+        </w:rPr>
+        <w:t xml:space="preserve"> </w:t>
+      </w:r>
+      <w:r>
+        <w:rPr>
+          <w:rFonts w:ascii="Segoe UI" w:eastAsia="Segoe UI" w:hAnsi="Segoe UI" w:cs="Segoe UI"/>
+          <w:color w:val="242424"/>
+          <w:sz w:val="20"/>
+          <w:szCs w:val="20"/>
+          <w:rtl/>
+          <w:lang w:val="he" w:bidi="he-IL"/>
+        </w:rPr>
+        <w:t>האם</w:t>
+      </w:r>
+      <w:r>
+        <w:rPr>
+          <w:rFonts w:ascii="Segoe UI" w:eastAsia="Segoe UI" w:hAnsi="Segoe UI" w:cs="Segoe UI"/>
+          <w:color w:val="242424"/>
+          <w:sz w:val="20"/>
+          <w:szCs w:val="20"/>
+          <w:rtl/>
+          <w:lang w:val="he"/>
+        </w:rPr>
+        <w:t xml:space="preserve"> </w:t>
+      </w:r>
+      <w:r>
+        <w:rPr>
+          <w:rFonts w:ascii="Segoe UI" w:eastAsia="Segoe UI" w:hAnsi="Segoe UI" w:cs="Segoe UI"/>
+          <w:color w:val="242424"/>
+          <w:sz w:val="20"/>
+          <w:szCs w:val="20"/>
+          <w:rtl/>
+          <w:lang w:bidi="he-IL"/>
+        </w:rPr>
+        <w:t>בתכנון הסופי של כרטיס שחור אתה עושה את ההמרה של מתח גבוה ל-</w:t>
       </w:r>
       <w:r>
         <w:rPr>
@@ -3650,240 +3619,7 @@
           <w:rtl/>
           <w:lang w:bidi="he-IL"/>
         </w:rPr>
-        <w:t xml:space="preserve"> וולט בשביל כרטיסי פיקוד וחיישנים מוזן בצמה נפרדת (צמת </w:t>
-      </w:r>
-      <w:proofErr w:type="spellStart"/>
-      <w:r>
-        <w:rPr>
-          <w:rFonts w:ascii="Segoe UI" w:eastAsia="Segoe UI" w:hAnsi="Segoe UI" w:cs="Segoe UI"/>
-          <w:color w:val="242424"/>
-          <w:sz w:val="20"/>
-          <w:szCs w:val="20"/>
-          <w:rtl/>
-          <w:lang w:bidi="he-IL"/>
-        </w:rPr>
-        <w:t>מולקס</w:t>
-      </w:r>
-      <w:proofErr w:type="spellEnd"/>
-      <w:r>
-        <w:rPr>
-          <w:rFonts w:ascii="Segoe UI" w:eastAsia="Segoe UI" w:hAnsi="Segoe UI" w:cs="Segoe UI"/>
-          <w:color w:val="242424"/>
-          <w:sz w:val="20"/>
-          <w:szCs w:val="20"/>
-          <w:rtl/>
-          <w:lang w:val="he"/>
-        </w:rPr>
-        <w:t xml:space="preserve"> </w:t>
-      </w:r>
-      <w:r>
-        <w:rPr>
-          <w:rFonts w:ascii="Segoe UI" w:eastAsia="Segoe UI" w:hAnsi="Segoe UI" w:cs="Segoe UI"/>
-          <w:color w:val="242424"/>
-          <w:sz w:val="20"/>
-          <w:szCs w:val="20"/>
-          <w:lang w:val="he"/>
-        </w:rPr>
-        <w:t>4</w:t>
-      </w:r>
-      <w:r>
-        <w:rPr>
-          <w:rFonts w:ascii="Segoe UI" w:eastAsia="Segoe UI" w:hAnsi="Segoe UI" w:cs="Segoe UI"/>
-          <w:color w:val="242424"/>
-          <w:sz w:val="20"/>
-          <w:szCs w:val="20"/>
-          <w:rtl/>
-          <w:lang w:val="he"/>
-        </w:rPr>
-        <w:t xml:space="preserve"> </w:t>
-      </w:r>
-      <w:r>
-        <w:rPr>
-          <w:rFonts w:ascii="Segoe UI" w:eastAsia="Segoe UI" w:hAnsi="Segoe UI" w:cs="Segoe UI"/>
-          <w:color w:val="242424"/>
-          <w:sz w:val="20"/>
-          <w:szCs w:val="20"/>
-          <w:rtl/>
-          <w:lang w:val="he" w:bidi="he-IL"/>
-        </w:rPr>
-        <w:t>כניסות</w:t>
-      </w:r>
-      <w:r>
-        <w:rPr>
-          <w:rFonts w:ascii="Segoe UI" w:eastAsia="Segoe UI" w:hAnsi="Segoe UI" w:cs="Segoe UI"/>
-          <w:color w:val="242424"/>
-          <w:sz w:val="20"/>
-          <w:szCs w:val="20"/>
-          <w:rtl/>
-          <w:lang w:val="he"/>
-        </w:rPr>
-        <w:t xml:space="preserve">) - </w:t>
-      </w:r>
-      <w:r>
-        <w:rPr>
-          <w:rFonts w:ascii="Segoe UI" w:eastAsia="Segoe UI" w:hAnsi="Segoe UI" w:cs="Segoe UI"/>
-          <w:color w:val="242424"/>
-          <w:sz w:val="20"/>
-          <w:szCs w:val="20"/>
-          <w:rtl/>
-          <w:lang w:val="he" w:bidi="he-IL"/>
-        </w:rPr>
-        <w:t>אולי</w:t>
-      </w:r>
-      <w:r>
-        <w:rPr>
-          <w:rFonts w:ascii="Segoe UI" w:eastAsia="Segoe UI" w:hAnsi="Segoe UI" w:cs="Segoe UI"/>
-          <w:color w:val="242424"/>
-          <w:sz w:val="20"/>
-          <w:szCs w:val="20"/>
-          <w:rtl/>
-          <w:lang w:val="he"/>
-        </w:rPr>
-        <w:t xml:space="preserve"> </w:t>
-      </w:r>
-      <w:r>
-        <w:rPr>
-          <w:rFonts w:ascii="Segoe UI" w:eastAsia="Segoe UI" w:hAnsi="Segoe UI" w:cs="Segoe UI"/>
-          <w:color w:val="242424"/>
-          <w:sz w:val="20"/>
-          <w:szCs w:val="20"/>
-          <w:rtl/>
-          <w:lang w:val="he" w:bidi="he-IL"/>
-        </w:rPr>
-        <w:t>ישתנה</w:t>
-      </w:r>
-      <w:r>
-        <w:rPr>
-          <w:rFonts w:ascii="Segoe UI" w:eastAsia="Segoe UI" w:hAnsi="Segoe UI" w:cs="Segoe UI"/>
-          <w:color w:val="242424"/>
-          <w:sz w:val="20"/>
-          <w:szCs w:val="20"/>
-          <w:rtl/>
-          <w:lang w:val="he"/>
-        </w:rPr>
-        <w:t>? @</w:t>
-      </w:r>
-      <w:r>
-        <w:rPr>
-          <w:rFonts w:ascii="Segoe UI" w:eastAsia="Segoe UI" w:hAnsi="Segoe UI" w:cs="Segoe UI"/>
-          <w:color w:val="242424"/>
-          <w:sz w:val="20"/>
-          <w:szCs w:val="20"/>
-          <w:rtl/>
-          <w:lang w:val="he" w:bidi="he-IL"/>
-        </w:rPr>
-        <w:t>אמיר</w:t>
-      </w:r>
-      <w:r>
-        <w:rPr>
-          <w:rFonts w:ascii="Segoe UI" w:eastAsia="Segoe UI" w:hAnsi="Segoe UI" w:cs="Segoe UI"/>
-          <w:color w:val="242424"/>
-          <w:sz w:val="20"/>
-          <w:szCs w:val="20"/>
-          <w:rtl/>
-          <w:lang w:val="he"/>
-        </w:rPr>
-        <w:t xml:space="preserve"> - </w:t>
-      </w:r>
-      <w:r>
-        <w:rPr>
-          <w:rFonts w:ascii="Segoe UI" w:eastAsia="Segoe UI" w:hAnsi="Segoe UI" w:cs="Segoe UI"/>
-          <w:color w:val="242424"/>
-          <w:sz w:val="20"/>
-          <w:szCs w:val="20"/>
-          <w:rtl/>
-          <w:lang w:val="he" w:bidi="he-IL"/>
-        </w:rPr>
-        <w:t>תגיד</w:t>
-      </w:r>
-      <w:r>
-        <w:rPr>
-          <w:rFonts w:ascii="Segoe UI" w:eastAsia="Segoe UI" w:hAnsi="Segoe UI" w:cs="Segoe UI"/>
-          <w:color w:val="242424"/>
-          <w:sz w:val="20"/>
-          <w:szCs w:val="20"/>
-          <w:rtl/>
-          <w:lang w:val="he"/>
-        </w:rPr>
-        <w:t xml:space="preserve"> </w:t>
-      </w:r>
-      <w:r>
-        <w:rPr>
-          <w:rFonts w:ascii="Segoe UI" w:eastAsia="Segoe UI" w:hAnsi="Segoe UI" w:cs="Segoe UI"/>
-          <w:color w:val="242424"/>
-          <w:sz w:val="20"/>
-          <w:szCs w:val="20"/>
-          <w:rtl/>
-          <w:lang w:val="he" w:bidi="he-IL"/>
-        </w:rPr>
-        <w:t>האם</w:t>
-      </w:r>
-      <w:r>
-        <w:rPr>
-          <w:rFonts w:ascii="Segoe UI" w:eastAsia="Segoe UI" w:hAnsi="Segoe UI" w:cs="Segoe UI"/>
-          <w:color w:val="242424"/>
-          <w:sz w:val="20"/>
-          <w:szCs w:val="20"/>
-          <w:rtl/>
-          <w:lang w:val="he"/>
-        </w:rPr>
-        <w:t xml:space="preserve"> </w:t>
-      </w:r>
-      <w:r>
-        <w:rPr>
-          <w:rFonts w:ascii="Segoe UI" w:eastAsia="Segoe UI" w:hAnsi="Segoe UI" w:cs="Segoe UI"/>
-          <w:color w:val="242424"/>
-          <w:sz w:val="20"/>
-          <w:szCs w:val="20"/>
-          <w:rtl/>
-          <w:lang w:bidi="he-IL"/>
-        </w:rPr>
-        <w:t>בתכנון הסופי של כרטיס שחור אתה עושה את ההמרה של מתח גבוה ל-</w:t>
-      </w:r>
-      <w:r>
-        <w:rPr>
-          <w:rFonts w:ascii="Segoe UI" w:eastAsia="Segoe UI" w:hAnsi="Segoe UI" w:cs="Segoe UI"/>
-          <w:color w:val="242424"/>
-          <w:sz w:val="20"/>
-          <w:szCs w:val="20"/>
-          <w:lang w:bidi="he-IL"/>
-        </w:rPr>
-        <w:t>12</w:t>
-      </w:r>
-      <w:r>
-        <w:rPr>
-          <w:rFonts w:ascii="Segoe UI" w:eastAsia="Segoe UI" w:hAnsi="Segoe UI" w:cs="Segoe UI"/>
-          <w:color w:val="242424"/>
-          <w:sz w:val="20"/>
-          <w:szCs w:val="20"/>
-          <w:rtl/>
-          <w:lang w:bidi="he-IL"/>
-        </w:rPr>
-        <w:t xml:space="preserve"> וולט ומבטל את הכניסה הנפרדת - או שכמו שאמרת מקודם אתה רק מעביר אותה </w:t>
-      </w:r>
-      <w:proofErr w:type="spellStart"/>
-      <w:r>
-        <w:rPr>
-          <w:rFonts w:ascii="Segoe UI" w:eastAsia="Segoe UI" w:hAnsi="Segoe UI" w:cs="Segoe UI"/>
-          <w:color w:val="242424"/>
-          <w:sz w:val="20"/>
-          <w:szCs w:val="20"/>
-          <w:rtl/>
-          <w:lang w:bidi="he-IL"/>
-        </w:rPr>
-        <w:t>ממולקס</w:t>
-      </w:r>
-      <w:proofErr w:type="spellEnd"/>
-      <w:r>
-        <w:rPr>
-          <w:rFonts w:ascii="Segoe UI" w:eastAsia="Segoe UI" w:hAnsi="Segoe UI" w:cs="Segoe UI"/>
-          <w:color w:val="242424"/>
-          <w:sz w:val="20"/>
-          <w:szCs w:val="20"/>
-          <w:rtl/>
-          <w:lang w:bidi="he-IL"/>
-        </w:rPr>
-        <w:t xml:space="preserve"> לקונטור עגול</w:t>
+        <w:t xml:space="preserve"> וולט ומבטל את הכניסה הנפרדת - או שכמו שאמרת מקודם אתה רק מעביר אותה ממולקס לקונטור עגול</w:t>
       </w:r>
       <w:r>
         <w:rPr>
@@ -4304,7 +4040,6 @@
         </w:rPr>
         <w:t xml:space="preserve"> </w:t>
       </w:r>
-      <w:proofErr w:type="spellStart"/>
       <w:r>
         <w:rPr>
           <w:rFonts w:ascii="Segoe UI" w:eastAsia="Segoe UI" w:hAnsi="Segoe UI" w:cs="Segoe UI"/>
@@ -4316,10 +4051,14 @@
           <w:u w:val="single"/>
           <w:lang w:val="he" w:bidi="he-IL"/>
         </w:rPr>
-        <w:t>coil</w:t>
-      </w:r>
-      <w:proofErr w:type="spellEnd"/>
-      <w:r>
+        <w:t>coil driver</w:t>
+      </w:r>
+    </w:p>
+    <w:p>
+      <w:pPr>
+        <w:shd w:val="clear" w:color="auto" w:fill="FFFFFF" w:themeFill="background1"/>
+        <w:bidi/>
+        <w:spacing w:after="0"/>
         <w:rPr>
           <w:rFonts w:ascii="Segoe UI" w:eastAsia="Segoe UI" w:hAnsi="Segoe UI" w:cs="Segoe UI"/>
           <w:b/>
@@ -4328,11 +4067,11 @@
           <w:sz w:val="20"/>
           <w:szCs w:val="20"/>
           <w:u w:val="single"/>
-          <w:lang w:val="he" w:bidi="he-IL"/>
-        </w:rPr>
-        <w:t xml:space="preserve"> </w:t>
-      </w:r>
-      <w:proofErr w:type="spellStart"/>
+          <w:rtl/>
+          <w:lang w:val="he" w:bidi="he-IL"/>
+        </w:rPr>
+      </w:pPr>
+      <w:bookmarkStart w:id="0" w:name="_Hlk191245623"/>
       <w:r>
         <w:rPr>
           <w:rFonts w:ascii="Segoe UI" w:eastAsia="Segoe UI" w:hAnsi="Segoe UI" w:cs="Segoe UI"/>
@@ -4342,99 +4081,98 @@
           <w:sz w:val="20"/>
           <w:szCs w:val="20"/>
           <w:u w:val="single"/>
-          <w:lang w:val="he" w:bidi="he-IL"/>
-        </w:rPr>
-        <w:t>driver</w:t>
-      </w:r>
-      <w:proofErr w:type="spellEnd"/>
-    </w:p>
-    <w:p>
-      <w:pPr>
-        <w:shd w:val="clear" w:color="auto" w:fill="FFFFFF" w:themeFill="background1"/>
-        <w:bidi/>
-        <w:spacing w:after="0"/>
-        <w:rPr>
-          <w:rFonts w:ascii="Segoe UI" w:eastAsia="Segoe UI" w:hAnsi="Segoe UI" w:cs="Segoe UI"/>
-          <w:b/>
-          <w:bCs/>
-          <w:color w:val="242424"/>
-          <w:sz w:val="20"/>
-          <w:szCs w:val="20"/>
-          <w:u w:val="single"/>
-          <w:rtl/>
-          <w:lang w:val="he" w:bidi="he-IL"/>
-        </w:rPr>
-      </w:pPr>
-      <w:bookmarkStart w:id="0" w:name="_Hlk191245623"/>
-      <w:proofErr w:type="spellStart"/>
-      <w:r>
-        <w:rPr>
-          <w:rFonts w:ascii="Segoe UI" w:eastAsia="Segoe UI" w:hAnsi="Segoe UI" w:cs="Segoe UI"/>
-          <w:b/>
-          <w:bCs/>
-          <w:color w:val="242424"/>
-          <w:sz w:val="20"/>
-          <w:szCs w:val="20"/>
-          <w:u w:val="single"/>
-          <w:rtl/>
-          <w:lang w:val="he" w:bidi="he-IL"/>
-        </w:rPr>
-        <w:t>לדים</w:t>
-      </w:r>
-      <w:proofErr w:type="spellEnd"/>
-      <w:r>
-        <w:rPr>
-          <w:rFonts w:ascii="Segoe UI" w:eastAsia="Segoe UI" w:hAnsi="Segoe UI" w:cs="Segoe UI"/>
-          <w:b/>
-          <w:bCs/>
-          <w:color w:val="242424"/>
-          <w:sz w:val="20"/>
-          <w:szCs w:val="20"/>
-          <w:u w:val="single"/>
-          <w:rtl/>
-          <w:lang w:val="he" w:bidi="he-IL"/>
-        </w:rPr>
-        <w:t>:</w:t>
-      </w:r>
-    </w:p>
-    <w:p>
-      <w:pPr>
-        <w:shd w:val="clear" w:color="auto" w:fill="FFFFFF" w:themeFill="background1"/>
-        <w:bidi/>
-        <w:spacing w:after="0"/>
-        <w:rPr>
-          <w:rFonts w:ascii="Segoe UI" w:eastAsia="Segoe UI" w:hAnsi="Segoe UI" w:cs="Segoe UI"/>
-          <w:color w:val="242424"/>
-          <w:sz w:val="20"/>
-          <w:szCs w:val="20"/>
-          <w:rtl/>
-          <w:lang w:val="he" w:bidi="he-IL"/>
-        </w:rPr>
-      </w:pPr>
-      <w:r>
-        <w:rPr>
-          <w:rFonts w:ascii="Segoe UI" w:eastAsia="Segoe UI" w:hAnsi="Segoe UI" w:cs="Segoe UI"/>
-          <w:color w:val="242424"/>
-          <w:sz w:val="20"/>
-          <w:szCs w:val="20"/>
-          <w:rtl/>
-          <w:lang w:val="he" w:bidi="he-IL"/>
-        </w:rPr>
-        <w:t xml:space="preserve">בכרטיס החדש יש מספר </w:t>
-      </w:r>
-      <w:proofErr w:type="spellStart"/>
-      <w:r>
-        <w:rPr>
-          <w:rFonts w:ascii="Segoe UI" w:eastAsia="Segoe UI" w:hAnsi="Segoe UI" w:cs="Segoe UI"/>
-          <w:color w:val="242424"/>
-          <w:sz w:val="20"/>
-          <w:szCs w:val="20"/>
-          <w:rtl/>
-          <w:lang w:val="he" w:bidi="he-IL"/>
-        </w:rPr>
-        <w:t>לדים</w:t>
-      </w:r>
-      <w:proofErr w:type="spellEnd"/>
+          <w:rtl/>
+          <w:lang w:val="he" w:bidi="he-IL"/>
+        </w:rPr>
+        <w:t>לדים:</w:t>
+      </w:r>
+    </w:p>
+    <w:p>
+      <w:pPr>
+        <w:shd w:val="clear" w:color="auto" w:fill="FFFFFF" w:themeFill="background1"/>
+        <w:bidi/>
+        <w:spacing w:after="0"/>
+        <w:rPr>
+          <w:rFonts w:ascii="Segoe UI" w:eastAsia="Segoe UI" w:hAnsi="Segoe UI" w:cs="Segoe UI"/>
+          <w:color w:val="242424"/>
+          <w:sz w:val="20"/>
+          <w:szCs w:val="20"/>
+          <w:rtl/>
+          <w:lang w:val="he" w:bidi="he-IL"/>
+        </w:rPr>
+      </w:pPr>
+      <w:r>
+        <w:rPr>
+          <w:rFonts w:ascii="Segoe UI" w:eastAsia="Segoe UI" w:hAnsi="Segoe UI" w:cs="Segoe UI"/>
+          <w:color w:val="242424"/>
+          <w:sz w:val="20"/>
+          <w:szCs w:val="20"/>
+          <w:rtl/>
+          <w:lang w:val="he" w:bidi="he-IL"/>
+        </w:rPr>
+        <w:t>בכרטיס החדש יש מספר לדים.</w:t>
+      </w:r>
+      <w:r>
+        <w:br/>
+      </w:r>
+      <w:r>
+        <w:rPr>
+          <w:rFonts w:ascii="Segoe UI" w:eastAsia="Segoe UI" w:hAnsi="Segoe UI" w:cs="Segoe UI"/>
+          <w:color w:val="242424"/>
+          <w:sz w:val="20"/>
+          <w:szCs w:val="20"/>
+          <w:rtl/>
+          <w:lang w:val="he" w:bidi="he-IL"/>
+        </w:rPr>
+        <w:t xml:space="preserve">לד אדום: </w:t>
+      </w:r>
+      <w:r>
+        <w:rPr>
+          <w:rFonts w:ascii="Segoe UI" w:eastAsia="Segoe UI" w:hAnsi="Segoe UI" w:cs="Segoe UI"/>
+          <w:color w:val="242424"/>
+          <w:sz w:val="20"/>
+          <w:szCs w:val="20"/>
+          <w:rtl/>
+          <w:lang w:val="he" w:bidi="he-IL"/>
+        </w:rPr>
+        <w:t xml:space="preserve">הכרטיס מקבל </w:t>
+      </w:r>
+      <w:r>
+        <w:rPr>
+          <w:rFonts w:ascii="Segoe UI" w:eastAsia="Segoe UI" w:hAnsi="Segoe UI" w:cs="Segoe UI"/>
+          <w:color w:val="242424"/>
+          <w:sz w:val="20"/>
+          <w:szCs w:val="20"/>
+          <w:lang w:val="he" w:bidi="he-IL"/>
+        </w:rPr>
+        <w:t>12V</w:t>
+      </w:r>
+    </w:p>
+    <w:p>
+      <w:pPr>
+        <w:shd w:val="clear" w:color="auto" w:fill="FFFFFF" w:themeFill="background1"/>
+        <w:bidi/>
+        <w:spacing w:after="0"/>
+        <w:rPr>
+          <w:rFonts w:ascii="Segoe UI" w:eastAsia="Segoe UI" w:hAnsi="Segoe UI" w:cs="Segoe UI"/>
+          <w:color w:val="242424"/>
+          <w:sz w:val="20"/>
+          <w:szCs w:val="20"/>
+          <w:rtl/>
+          <w:lang w:val="he" w:bidi="he-IL"/>
+        </w:rPr>
+      </w:pPr>
+      <w:r>
+        <w:rPr>
+          <w:rFonts w:ascii="Segoe UI" w:eastAsia="Segoe UI" w:hAnsi="Segoe UI" w:cs="Segoe UI"/>
+          <w:color w:val="242424"/>
+          <w:sz w:val="20"/>
+          <w:szCs w:val="20"/>
+          <w:rtl/>
+          <w:lang w:val="he" w:bidi="he-IL"/>
+        </w:rPr>
+        <w:t>לד לבן: הכרטיס מזהה את החיישן החיצוני</w:t>
+      </w:r>
       <w:r>
         <w:rPr>
           <w:rFonts w:ascii="Segoe UI" w:eastAsia="Segoe UI" w:hAnsi="Segoe UI" w:cs="Segoe UI"/>
@@ -4446,78 +4184,6 @@
         </w:rPr>
         <w:t>.</w:t>
       </w:r>
-      <w:r>
-        <w:br/>
-      </w:r>
-      <w:r>
-        <w:rPr>
-          <w:rFonts w:ascii="Segoe UI" w:eastAsia="Segoe UI" w:hAnsi="Segoe UI" w:cs="Segoe UI"/>
-          <w:color w:val="242424"/>
-          <w:sz w:val="20"/>
-          <w:szCs w:val="20"/>
-          <w:rtl/>
-          <w:lang w:val="he" w:bidi="he-IL"/>
-        </w:rPr>
-        <w:t xml:space="preserve">לד אדום: </w:t>
-      </w:r>
-      <w:r>
-        <w:rPr>
-          <w:rFonts w:ascii="Segoe UI" w:eastAsia="Segoe UI" w:hAnsi="Segoe UI" w:cs="Segoe UI"/>
-          <w:color w:val="242424"/>
-          <w:sz w:val="20"/>
-          <w:szCs w:val="20"/>
-          <w:rtl/>
-          <w:lang w:val="he" w:bidi="he-IL"/>
-        </w:rPr>
-        <w:t xml:space="preserve">הכרטיס מקבל </w:t>
-      </w:r>
-      <w:r>
-        <w:rPr>
-          <w:rFonts w:ascii="Segoe UI" w:eastAsia="Segoe UI" w:hAnsi="Segoe UI" w:cs="Segoe UI"/>
-          <w:color w:val="242424"/>
-          <w:sz w:val="20"/>
-          <w:szCs w:val="20"/>
-          <w:lang w:val="he" w:bidi="he-IL"/>
-        </w:rPr>
-        <w:t>12V</w:t>
-      </w:r>
-    </w:p>
-    <w:p>
-      <w:pPr>
-        <w:shd w:val="clear" w:color="auto" w:fill="FFFFFF" w:themeFill="background1"/>
-        <w:bidi/>
-        <w:spacing w:after="0"/>
-        <w:rPr>
-          <w:rFonts w:ascii="Segoe UI" w:eastAsia="Segoe UI" w:hAnsi="Segoe UI" w:cs="Segoe UI"/>
-          <w:color w:val="242424"/>
-          <w:sz w:val="20"/>
-          <w:szCs w:val="20"/>
-          <w:rtl/>
-          <w:lang w:val="he" w:bidi="he-IL"/>
-        </w:rPr>
-      </w:pPr>
-      <w:r>
-        <w:rPr>
-          <w:rFonts w:ascii="Segoe UI" w:eastAsia="Segoe UI" w:hAnsi="Segoe UI" w:cs="Segoe UI"/>
-          <w:color w:val="242424"/>
-          <w:sz w:val="20"/>
-          <w:szCs w:val="20"/>
-          <w:rtl/>
-          <w:lang w:val="he" w:bidi="he-IL"/>
-        </w:rPr>
-        <w:t>לד לבן: הכרטיס מזהה את החיישן החיצוני</w:t>
-      </w:r>
-      <w:r>
-        <w:rPr>
-          <w:rFonts w:ascii="Segoe UI" w:eastAsia="Segoe UI" w:hAnsi="Segoe UI" w:cs="Segoe UI"/>
-          <w:color w:val="242424"/>
-          <w:sz w:val="20"/>
-          <w:szCs w:val="20"/>
-          <w:rtl/>
-          <w:lang w:val="he" w:bidi="he-IL"/>
-        </w:rPr>
-        <w:t>.</w:t>
-      </w:r>
     </w:p>
     <w:p>
       <w:pPr>
@@ -4588,7 +4254,6 @@
         </w:rPr>
         <w:t>-</w:t>
       </w:r>
-      <w:proofErr w:type="spellStart"/>
       <w:r>
         <w:rPr>
           <w:rFonts w:ascii="Segoe UI" w:eastAsia="Segoe UI" w:hAnsi="Segoe UI" w:cs="Segoe UI"/>
@@ -4599,7 +4264,6 @@
         </w:rPr>
         <w:t>fet</w:t>
       </w:r>
-      <w:proofErr w:type="spellEnd"/>
       <w:r>
         <w:rPr>
           <w:rFonts w:ascii="Segoe UI" w:eastAsia="Segoe UI" w:hAnsi="Segoe UI" w:cs="Segoe UI"/>
@@ -4786,7 +4450,6 @@
         </w:rPr>
         <w:t>מה-</w:t>
       </w:r>
-      <w:proofErr w:type="spellStart"/>
       <w:r>
         <w:rPr>
           <w:rFonts w:ascii="Segoe UI" w:eastAsia="Segoe UI" w:hAnsi="Segoe UI" w:cs="Segoe UI"/>
@@ -4797,7 +4460,6 @@
         </w:rPr>
         <w:t>switch</w:t>
       </w:r>
-      <w:proofErr w:type="spellEnd"/>
       <w:r>
         <w:rPr>
           <w:rFonts w:ascii="Segoe UI" w:eastAsia="Segoe UI" w:hAnsi="Segoe UI" w:cs="Segoe UI"/>
@@ -4809,27 +4471,15 @@
         </w:rPr>
         <w:t xml:space="preserve"> לכרטיס </w:t>
       </w:r>
-      <w:proofErr w:type="spellStart"/>
-      <w:r>
-        <w:rPr>
-          <w:rFonts w:ascii="Segoe UI" w:eastAsia="Segoe UI" w:hAnsi="Segoe UI" w:cs="Segoe UI"/>
-          <w:color w:val="242424"/>
-          <w:sz w:val="20"/>
-          <w:szCs w:val="20"/>
-          <w:lang w:val="he" w:bidi="he-IL"/>
-        </w:rPr>
-        <w:t>Driver</w:t>
-      </w:r>
-      <w:proofErr w:type="spellEnd"/>
-      <w:r>
-        <w:rPr>
-          <w:rFonts w:ascii="Segoe UI" w:eastAsia="Segoe UI" w:hAnsi="Segoe UI" w:cs="Segoe UI"/>
-          <w:color w:val="242424"/>
-          <w:sz w:val="20"/>
-          <w:szCs w:val="20"/>
-          <w:lang w:val="he" w:bidi="he-IL"/>
-        </w:rPr>
-        <w:t>.</w:t>
+      <w:r>
+        <w:rPr>
+          <w:rFonts w:ascii="Segoe UI" w:eastAsia="Segoe UI" w:hAnsi="Segoe UI" w:cs="Segoe UI"/>
+          <w:color w:val="242424"/>
+          <w:sz w:val="20"/>
+          <w:szCs w:val="20"/>
+          <w:lang w:val="he" w:bidi="he-IL"/>
+        </w:rPr>
+        <w:t>Driver.</w:t>
       </w:r>
     </w:p>
     <w:p>
@@ -4938,7 +4588,6 @@
         </w:rPr>
         <w:t>מה-</w:t>
       </w:r>
-      <w:proofErr w:type="spellStart"/>
       <w:r>
         <w:rPr>
           <w:rFonts w:ascii="Segoe UI" w:eastAsia="Segoe UI" w:hAnsi="Segoe UI" w:cs="Segoe UI"/>
@@ -4949,7 +4598,6 @@
         </w:rPr>
         <w:t>Auto</w:t>
       </w:r>
-      <w:proofErr w:type="spellEnd"/>
       <w:r>
         <w:rPr>
           <w:rFonts w:ascii="Segoe UI" w:eastAsia="Segoe UI" w:hAnsi="Segoe UI" w:cs="Segoe UI"/>
@@ -4983,27 +4631,15 @@
         </w:rPr>
         <w:t xml:space="preserve">לכרטיס </w:t>
       </w:r>
-      <w:proofErr w:type="spellStart"/>
-      <w:r>
-        <w:rPr>
-          <w:rFonts w:ascii="Segoe UI" w:eastAsia="Segoe UI" w:hAnsi="Segoe UI" w:cs="Segoe UI"/>
-          <w:color w:val="242424"/>
-          <w:sz w:val="20"/>
-          <w:szCs w:val="20"/>
-          <w:lang w:val="he" w:bidi="he-IL"/>
-        </w:rPr>
-        <w:t>Driver</w:t>
-      </w:r>
-      <w:proofErr w:type="spellEnd"/>
-      <w:r>
-        <w:rPr>
-          <w:rFonts w:ascii="Segoe UI" w:eastAsia="Segoe UI" w:hAnsi="Segoe UI" w:cs="Segoe UI"/>
-          <w:color w:val="242424"/>
-          <w:sz w:val="20"/>
-          <w:szCs w:val="20"/>
-          <w:lang w:val="he" w:bidi="he-IL"/>
-        </w:rPr>
-        <w:t>.</w:t>
+      <w:r>
+        <w:rPr>
+          <w:rFonts w:ascii="Segoe UI" w:eastAsia="Segoe UI" w:hAnsi="Segoe UI" w:cs="Segoe UI"/>
+          <w:color w:val="242424"/>
+          <w:sz w:val="20"/>
+          <w:szCs w:val="20"/>
+          <w:lang w:val="he" w:bidi="he-IL"/>
+        </w:rPr>
+        <w:t>Driver.</w:t>
       </w:r>
     </w:p>
     <w:p>
@@ -5149,27 +4785,15 @@
         </w:rPr>
         <w:t xml:space="preserve">: מהחיישנים לכרטיס </w:t>
       </w:r>
-      <w:proofErr w:type="spellStart"/>
-      <w:r>
-        <w:rPr>
-          <w:rFonts w:ascii="Segoe UI" w:eastAsia="Segoe UI" w:hAnsi="Segoe UI" w:cs="Segoe UI"/>
-          <w:color w:val="242424"/>
-          <w:sz w:val="20"/>
-          <w:szCs w:val="20"/>
-          <w:lang w:val="he" w:bidi="he-IL"/>
-        </w:rPr>
-        <w:t>Driver</w:t>
-      </w:r>
-      <w:proofErr w:type="spellEnd"/>
-      <w:r>
-        <w:rPr>
-          <w:rFonts w:ascii="Segoe UI" w:eastAsia="Segoe UI" w:hAnsi="Segoe UI" w:cs="Segoe UI"/>
-          <w:color w:val="242424"/>
-          <w:sz w:val="20"/>
-          <w:szCs w:val="20"/>
-          <w:lang w:val="he" w:bidi="he-IL"/>
-        </w:rPr>
-        <w:t>.</w:t>
+      <w:r>
+        <w:rPr>
+          <w:rFonts w:ascii="Segoe UI" w:eastAsia="Segoe UI" w:hAnsi="Segoe UI" w:cs="Segoe UI"/>
+          <w:color w:val="242424"/>
+          <w:sz w:val="20"/>
+          <w:szCs w:val="20"/>
+          <w:lang w:val="he" w:bidi="he-IL"/>
+        </w:rPr>
+        <w:t>Driver.</w:t>
       </w:r>
     </w:p>
     <w:p>
@@ -5286,7 +4910,6 @@
         </w:rPr>
         <w:t>אך ורק ה-</w:t>
       </w:r>
-      <w:proofErr w:type="spellStart"/>
       <w:r>
         <w:rPr>
           <w:rFonts w:ascii="Segoe UI" w:eastAsia="Segoe UI" w:hAnsi="Segoe UI" w:cs="Segoe UI"/>
@@ -5297,7 +4920,6 @@
         </w:rPr>
         <w:t>switch</w:t>
       </w:r>
-      <w:proofErr w:type="spellEnd"/>
       <w:r>
         <w:rPr>
           <w:rFonts w:ascii="Segoe UI" w:eastAsia="Segoe UI" w:hAnsi="Segoe UI" w:cs="Segoe UI"/>
@@ -5320,27 +4942,15 @@
         </w:rPr>
         <w:t xml:space="preserve">כחול עם וללא </w:t>
       </w:r>
-      <w:proofErr w:type="spellStart"/>
-      <w:r>
-        <w:rPr>
-          <w:rFonts w:ascii="Segoe UI" w:eastAsia="Segoe UI" w:hAnsi="Segoe UI" w:cs="Segoe UI"/>
-          <w:color w:val="242424"/>
-          <w:sz w:val="20"/>
-          <w:szCs w:val="20"/>
-          <w:lang w:val="he" w:bidi="he-IL"/>
-        </w:rPr>
-        <w:t>jumper</w:t>
-      </w:r>
-      <w:proofErr w:type="spellEnd"/>
-      <w:r>
-        <w:rPr>
-          <w:rFonts w:ascii="Segoe UI" w:eastAsia="Segoe UI" w:hAnsi="Segoe UI" w:cs="Segoe UI"/>
-          <w:color w:val="242424"/>
-          <w:sz w:val="20"/>
-          <w:szCs w:val="20"/>
-          <w:lang w:val="he" w:bidi="he-IL"/>
-        </w:rPr>
-        <w:t>.</w:t>
+      <w:r>
+        <w:rPr>
+          <w:rFonts w:ascii="Segoe UI" w:eastAsia="Segoe UI" w:hAnsi="Segoe UI" w:cs="Segoe UI"/>
+          <w:color w:val="242424"/>
+          <w:sz w:val="20"/>
+          <w:szCs w:val="20"/>
+          <w:lang w:val="he" w:bidi="he-IL"/>
+        </w:rPr>
+        <w:t>jumper.</w:t>
       </w:r>
     </w:p>
     <w:p>
@@ -5400,7 +5010,6 @@
         </w:rPr>
         <w:t xml:space="preserve">בלי </w:t>
       </w:r>
-      <w:proofErr w:type="spellStart"/>
       <w:r>
         <w:rPr>
           <w:rFonts w:ascii="Segoe UI" w:eastAsia="Segoe UI" w:hAnsi="Segoe UI" w:cs="Segoe UI"/>
@@ -5412,7 +5021,6 @@
         </w:rPr>
         <w:t>jumper</w:t>
       </w:r>
-      <w:proofErr w:type="spellEnd"/>
       <w:r>
         <w:rPr>
           <w:rFonts w:ascii="Segoe UI" w:eastAsia="Segoe UI" w:hAnsi="Segoe UI" w:cs="Segoe UI"/>
@@ -5436,7 +5044,6 @@
         </w:rPr>
         <w:t xml:space="preserve"> גם ה-</w:t>
       </w:r>
-      <w:proofErr w:type="spellStart"/>
       <w:r>
         <w:rPr>
           <w:rFonts w:ascii="Segoe UI" w:eastAsia="Segoe UI" w:hAnsi="Segoe UI" w:cs="Segoe UI"/>
@@ -5447,7 +5054,6 @@
         </w:rPr>
         <w:t>switch</w:t>
       </w:r>
-      <w:proofErr w:type="spellEnd"/>
       <w:r>
         <w:rPr>
           <w:rFonts w:ascii="Segoe UI" w:eastAsia="Segoe UI" w:hAnsi="Segoe UI" w:cs="Segoe UI"/>
@@ -5501,7 +5107,6 @@
         </w:rPr>
         <w:t xml:space="preserve">עם </w:t>
       </w:r>
-      <w:proofErr w:type="spellStart"/>
       <w:r>
         <w:rPr>
           <w:rFonts w:ascii="Segoe UI" w:eastAsia="Segoe UI" w:hAnsi="Segoe UI" w:cs="Segoe UI"/>
@@ -5513,7 +5118,6 @@
         </w:rPr>
         <w:t>jumper</w:t>
       </w:r>
-      <w:proofErr w:type="spellEnd"/>
       <w:r>
         <w:rPr>
           <w:rFonts w:ascii="Segoe UI" w:eastAsia="Segoe UI" w:hAnsi="Segoe UI" w:cs="Segoe UI"/>
@@ -5584,7 +5188,6 @@
         </w:rPr>
         <w:t xml:space="preserve">בלי </w:t>
       </w:r>
-      <w:proofErr w:type="spellStart"/>
       <w:r>
         <w:rPr>
           <w:rFonts w:ascii="Segoe UI" w:eastAsia="Segoe UI" w:hAnsi="Segoe UI" w:cs="Segoe UI"/>
@@ -5596,7 +5199,6 @@
         </w:rPr>
         <w:t>jumper</w:t>
       </w:r>
-      <w:proofErr w:type="spellEnd"/>
       <w:r>
         <w:rPr>
           <w:rFonts w:ascii="Segoe UI" w:eastAsia="Segoe UI" w:hAnsi="Segoe UI" w:cs="Segoe UI"/>
@@ -5640,7 +5242,6 @@
         </w:rPr>
         <w:t xml:space="preserve">עם </w:t>
       </w:r>
-      <w:proofErr w:type="spellStart"/>
       <w:r>
         <w:rPr>
           <w:rFonts w:ascii="Segoe UI" w:eastAsia="Segoe UI" w:hAnsi="Segoe UI" w:cs="Segoe UI"/>
@@ -5652,7 +5253,6 @@
         </w:rPr>
         <w:t>jumper</w:t>
       </w:r>
-      <w:proofErr w:type="spellEnd"/>
       <w:r>
         <w:rPr>
           <w:rFonts w:ascii="Segoe UI" w:eastAsia="Segoe UI" w:hAnsi="Segoe UI" w:cs="Segoe UI"/>
@@ -5686,7 +5286,6 @@
         </w:rPr>
         <w:t>מפעיל את ה-</w:t>
       </w:r>
-      <w:proofErr w:type="spellStart"/>
       <w:r>
         <w:rPr>
           <w:rFonts w:ascii="Segoe UI" w:eastAsia="Segoe UI" w:hAnsi="Segoe UI" w:cs="Segoe UI"/>
@@ -5697,7 +5296,6 @@
         </w:rPr>
         <w:t>switch</w:t>
       </w:r>
-      <w:proofErr w:type="spellEnd"/>
       <w:r>
         <w:rPr>
           <w:rFonts w:ascii="Segoe UI" w:eastAsia="Segoe UI" w:hAnsi="Segoe UI" w:cs="Segoe UI"/>
@@ -5836,7 +5434,7 @@
         <w:bidi/>
         <w:spacing w:after="0"/>
         <w:rPr>
-          <w:rFonts w:ascii="Segoe UI" w:eastAsia="Segoe UI" w:hAnsi="Segoe UI" w:cs="Segoe UI" w:hint="cs"/>
+          <w:rFonts w:ascii="Segoe UI" w:eastAsia="Segoe UI" w:hAnsi="Segoe UI" w:cs="Segoe UI"/>
           <w:color w:val="242424"/>
           <w:sz w:val="20"/>
           <w:szCs w:val="20"/>
@@ -5983,7 +5581,6 @@
         </w:rPr>
         <w:t>-</w:t>
       </w:r>
-      <w:proofErr w:type="spellStart"/>
       <w:r>
         <w:rPr>
           <w:rFonts w:ascii="Segoe UI" w:eastAsia="Segoe UI" w:hAnsi="Segoe UI" w:cs="Segoe UI"/>
@@ -5994,7 +5591,6 @@
         </w:rPr>
         <w:t>switch</w:t>
       </w:r>
-      <w:proofErr w:type="spellEnd"/>
       <w:r>
         <w:rPr>
           <w:rFonts w:ascii="Segoe UI" w:eastAsia="Segoe UI" w:hAnsi="Segoe UI" w:cs="Segoe UI"/>
@@ -6127,7 +5723,6 @@
         </w:rPr>
         <w:t>-</w:t>
       </w:r>
-      <w:proofErr w:type="spellStart"/>
       <w:r>
         <w:rPr>
           <w:rFonts w:ascii="Segoe UI" w:eastAsia="Segoe UI" w:hAnsi="Segoe UI" w:cs="Segoe UI"/>
@@ -6138,7 +5733,6 @@
         </w:rPr>
         <w:t>switch</w:t>
       </w:r>
-      <w:proofErr w:type="spellEnd"/>
       <w:r>
         <w:rPr>
           <w:rFonts w:ascii="Segoe UI" w:eastAsia="Segoe UI" w:hAnsi="Segoe UI" w:cs="Segoe UI"/>
@@ -6249,7 +5843,6 @@
         </w:rPr>
         <w:t xml:space="preserve">כך שמתקיים </w:t>
       </w:r>
-      <w:proofErr w:type="spellStart"/>
       <w:r>
         <w:rPr>
           <w:rFonts w:ascii="Segoe UI" w:eastAsia="Segoe UI" w:hAnsi="Segoe UI" w:cs="Segoe UI"/>
@@ -6258,31 +5851,8 @@
           <w:szCs w:val="20"/>
           <w:lang w:val="en-US"/>
         </w:rPr>
-        <w:t>t_switch</w:t>
-      </w:r>
-      <w:proofErr w:type="spellEnd"/>
-      <w:r>
-        <w:rPr>
-          <w:rFonts w:ascii="Segoe UI" w:eastAsia="Segoe UI" w:hAnsi="Segoe UI" w:cs="Segoe UI"/>
-          <w:color w:val="242424"/>
-          <w:sz w:val="20"/>
-          <w:szCs w:val="20"/>
-          <w:lang w:val="en-US"/>
-        </w:rPr>
-        <w:t>&lt;</w:t>
-      </w:r>
-      <w:proofErr w:type="spellStart"/>
-      <w:r>
-        <w:rPr>
-          <w:rFonts w:ascii="Segoe UI" w:eastAsia="Segoe UI" w:hAnsi="Segoe UI" w:cs="Segoe UI"/>
-          <w:color w:val="242424"/>
-          <w:sz w:val="20"/>
-          <w:szCs w:val="20"/>
-          <w:lang w:val="en-US"/>
-        </w:rPr>
-        <w:t>t_sensor</w:t>
-      </w:r>
-      <w:proofErr w:type="spellEnd"/>
+        <w:t>t_switch&lt;t_sensor</w:t>
+      </w:r>
       <w:r>
         <w:rPr>
           <w:rFonts w:ascii="Segoe UI" w:eastAsia="Segoe UI" w:hAnsi="Segoe UI" w:cs="Segoe UI"/>
@@ -7083,7 +6653,6 @@
         </w:rPr>
         <w:t>ה-</w:t>
       </w:r>
-      <w:proofErr w:type="spellStart"/>
       <w:r>
         <w:rPr>
           <w:rFonts w:ascii="Segoe UI" w:eastAsia="Segoe UI" w:hAnsi="Segoe UI" w:cs="Segoe UI"/>
@@ -7094,7 +6663,6 @@
         </w:rPr>
         <w:t>Switch</w:t>
       </w:r>
-      <w:proofErr w:type="spellEnd"/>
       <w:r>
         <w:rPr>
           <w:rFonts w:ascii="Segoe UI" w:eastAsia="Segoe UI" w:hAnsi="Segoe UI" w:cs="Segoe UI"/>
@@ -7182,7 +6750,6 @@
         </w:rPr>
         <w:t>כי רק ה-</w:t>
       </w:r>
-      <w:proofErr w:type="spellStart"/>
       <w:r>
         <w:rPr>
           <w:rFonts w:ascii="Segoe UI" w:eastAsia="Segoe UI" w:hAnsi="Segoe UI" w:cs="Segoe UI"/>
@@ -7193,7 +6760,6 @@
         </w:rPr>
         <w:t>Switch</w:t>
       </w:r>
-      <w:proofErr w:type="spellEnd"/>
       <w:r>
         <w:rPr>
           <w:rFonts w:ascii="Segoe UI" w:eastAsia="Segoe UI" w:hAnsi="Segoe UI" w:cs="Segoe UI"/>
@@ -7299,7 +6865,6 @@
         </w:rPr>
         <w:t xml:space="preserve">כאשר הכרטיס היה עם </w:t>
       </w:r>
-      <w:proofErr w:type="spellStart"/>
       <w:r>
         <w:rPr>
           <w:rFonts w:ascii="Segoe UI" w:eastAsia="Segoe UI" w:hAnsi="Segoe UI" w:cs="Segoe UI"/>
@@ -7310,7 +6875,6 @@
         </w:rPr>
         <w:t>Jumper</w:t>
       </w:r>
-      <w:proofErr w:type="spellEnd"/>
       <w:r>
         <w:rPr>
           <w:rFonts w:ascii="Segoe UI" w:eastAsia="Segoe UI" w:hAnsi="Segoe UI" w:cs="Segoe UI"/>
@@ -7355,7 +6919,6 @@
         </w:rPr>
         <w:t xml:space="preserve"> אבל ה-</w:t>
       </w:r>
-      <w:proofErr w:type="spellStart"/>
       <w:r>
         <w:rPr>
           <w:rFonts w:ascii="Segoe UI" w:eastAsia="Segoe UI" w:hAnsi="Segoe UI" w:cs="Segoe UI"/>
@@ -7366,7 +6929,6 @@
         </w:rPr>
         <w:t>Switch</w:t>
       </w:r>
-      <w:proofErr w:type="spellEnd"/>
       <w:r>
         <w:rPr>
           <w:rFonts w:ascii="Segoe UI" w:eastAsia="Segoe UI" w:hAnsi="Segoe UI" w:cs="Segoe UI"/>
@@ -7516,7 +7078,6 @@
         </w:rPr>
         <w:t xml:space="preserve"> </w:t>
       </w:r>
-      <w:proofErr w:type="spellStart"/>
       <w:r>
         <w:rPr>
           <w:rFonts w:ascii="Segoe UI" w:eastAsia="Segoe UI" w:hAnsi="Segoe UI" w:cs="Segoe UI"/>
@@ -7527,7 +7088,6 @@
         </w:rPr>
         <w:t>Jumper</w:t>
       </w:r>
-      <w:proofErr w:type="spellEnd"/>
       <w:r>
         <w:rPr>
           <w:rFonts w:ascii="Segoe UI" w:eastAsia="Segoe UI" w:hAnsi="Segoe UI" w:cs="Segoe UI"/>
@@ -7550,7 +7110,6 @@
         </w:rPr>
         <w:t>וגם ה-</w:t>
       </w:r>
-      <w:proofErr w:type="spellStart"/>
       <w:r>
         <w:rPr>
           <w:rFonts w:ascii="Segoe UI" w:eastAsia="Segoe UI" w:hAnsi="Segoe UI" w:cs="Segoe UI"/>
@@ -7561,7 +7120,6 @@
         </w:rPr>
         <w:t>Switch</w:t>
       </w:r>
-      <w:proofErr w:type="spellEnd"/>
       <w:r>
         <w:rPr>
           <w:rFonts w:ascii="Segoe UI" w:eastAsia="Segoe UI" w:hAnsi="Segoe UI" w:cs="Segoe UI"/>
@@ -7892,7 +7450,6 @@
         </w:rPr>
         <w:t xml:space="preserve"> עם ובלי </w:t>
       </w:r>
-      <w:proofErr w:type="spellStart"/>
       <w:r>
         <w:rPr>
           <w:rFonts w:ascii="Segoe UI" w:eastAsia="Segoe UI" w:hAnsi="Segoe UI" w:cs="Segoe UI"/>
@@ -7903,7 +7460,6 @@
         </w:rPr>
         <w:t>jumper</w:t>
       </w:r>
-      <w:proofErr w:type="spellEnd"/>
       <w:r>
         <w:rPr>
           <w:rFonts w:ascii="Segoe UI" w:eastAsia="Segoe UI" w:hAnsi="Segoe UI" w:cs="Segoe UI"/>
@@ -8180,29 +7736,16 @@
           <w:lang w:val="he" w:bidi="he-IL"/>
         </w:rPr>
       </w:pPr>
-      <w:proofErr w:type="spellStart"/>
-      <w:r>
-        <w:rPr>
-          <w:rFonts w:ascii="Segoe UI" w:eastAsia="Segoe UI" w:hAnsi="Segoe UI" w:cs="Segoe UI"/>
-          <w:color w:val="242424"/>
-          <w:sz w:val="20"/>
-          <w:szCs w:val="20"/>
-          <w:rtl/>
-          <w:lang w:val="he" w:bidi="he-IL"/>
-        </w:rPr>
-        <w:t>להלו</w:t>
-      </w:r>
-      <w:proofErr w:type="spellEnd"/>
-      <w:r>
-        <w:rPr>
-          <w:rFonts w:ascii="Segoe UI" w:eastAsia="Segoe UI" w:hAnsi="Segoe UI" w:cs="Segoe UI"/>
-          <w:color w:val="242424"/>
-          <w:sz w:val="20"/>
-          <w:szCs w:val="20"/>
-          <w:rtl/>
-          <w:lang w:val="he" w:bidi="he-IL"/>
-        </w:rPr>
-        <w:t xml:space="preserve"> תוצאות הניסוי</w:t>
+      <w:r>
+        <w:rPr>
+          <w:rFonts w:ascii="Segoe UI" w:eastAsia="Segoe UI" w:hAnsi="Segoe UI" w:cs="Segoe UI"/>
+          <w:color w:val="242424"/>
+          <w:sz w:val="20"/>
+          <w:szCs w:val="20"/>
+          <w:rtl/>
+          <w:lang w:val="he" w:bidi="he-IL"/>
+        </w:rPr>
+        <w:t>להלו תוצאות הניסוי</w:t>
       </w:r>
       <w:r>
         <w:rPr>
@@ -10585,33 +10128,8 @@
           <w:lang w:val="he" w:bidi="he-IL"/>
         </w:rPr>
         <w:lastRenderedPageBreak/>
-        <w:t xml:space="preserve">בניתי מד מהירות באמצעות חיישנים שמזהים את הכדור בשילוב עם </w:t>
-      </w:r>
-      <w:proofErr w:type="spellStart"/>
-      <w:r>
-        <w:rPr>
-          <w:rFonts w:ascii="Segoe UI" w:eastAsia="Segoe UI" w:hAnsi="Segoe UI" w:cs="Segoe UI"/>
-          <w:color w:val="242424"/>
-          <w:sz w:val="20"/>
-          <w:szCs w:val="20"/>
-          <w:rtl/>
-          <w:lang w:val="he" w:bidi="he-IL"/>
-        </w:rPr>
-        <w:t>המיקרובקר</w:t>
-      </w:r>
-      <w:proofErr w:type="spellEnd"/>
-      <w:r>
-        <w:rPr>
-          <w:rFonts w:ascii="Segoe UI" w:eastAsia="Segoe UI" w:hAnsi="Segoe UI" w:cs="Segoe UI"/>
-          <w:color w:val="242424"/>
-          <w:sz w:val="20"/>
-          <w:szCs w:val="20"/>
-          <w:rtl/>
-          <w:lang w:val="he" w:bidi="he-IL"/>
-        </w:rPr>
-        <w:t xml:space="preserve"> </w:t>
-      </w:r>
-      <w:proofErr w:type="spellStart"/>
+        <w:t xml:space="preserve">בניתי מד מהירות באמצעות חיישנים שמזהים את הכדור בשילוב עם המיקרובקר </w:t>
+      </w:r>
       <w:r>
         <w:rPr>
           <w:rFonts w:ascii="Segoe UI" w:eastAsia="Segoe UI" w:hAnsi="Segoe UI" w:cs="Segoe UI"/>
@@ -10622,41 +10140,16 @@
         </w:rPr>
         <w:t>Arduino</w:t>
       </w:r>
-      <w:proofErr w:type="spellEnd"/>
-      <w:r>
-        <w:rPr>
-          <w:rFonts w:ascii="Segoe UI" w:eastAsia="Segoe UI" w:hAnsi="Segoe UI" w:cs="Segoe UI"/>
-          <w:color w:val="242424"/>
-          <w:sz w:val="20"/>
-          <w:szCs w:val="20"/>
-          <w:rtl/>
-          <w:lang w:val="he" w:bidi="he-IL"/>
-        </w:rPr>
-        <w:t xml:space="preserve">. בשלב הראשון מדדתי את המרחק בין שני החיישנים. לאחר מכן, בעזרת </w:t>
-      </w:r>
-      <w:proofErr w:type="spellStart"/>
-      <w:r>
-        <w:rPr>
-          <w:rFonts w:ascii="Segoe UI" w:eastAsia="Segoe UI" w:hAnsi="Segoe UI" w:cs="Segoe UI"/>
-          <w:color w:val="242424"/>
-          <w:sz w:val="20"/>
-          <w:szCs w:val="20"/>
-          <w:rtl/>
-          <w:lang w:val="he" w:bidi="he-IL"/>
-        </w:rPr>
-        <w:t>המיקרובקר</w:t>
-      </w:r>
-      <w:proofErr w:type="spellEnd"/>
-      <w:r>
-        <w:rPr>
-          <w:rFonts w:ascii="Segoe UI" w:eastAsia="Segoe UI" w:hAnsi="Segoe UI" w:cs="Segoe UI"/>
-          <w:color w:val="242424"/>
-          <w:sz w:val="20"/>
-          <w:szCs w:val="20"/>
-          <w:rtl/>
-          <w:lang w:val="he" w:bidi="he-IL"/>
-        </w:rPr>
-        <w:t xml:space="preserve">, מדדתי את הזמן שבו הכדור עבר בין שני החיישנים. לבסוף, חילקתי את המרחק בזמן שהתקבל והצגתי את המהירות על מסך </w:t>
+      <w:r>
+        <w:rPr>
+          <w:rFonts w:ascii="Segoe UI" w:eastAsia="Segoe UI" w:hAnsi="Segoe UI" w:cs="Segoe UI"/>
+          <w:color w:val="242424"/>
+          <w:sz w:val="20"/>
+          <w:szCs w:val="20"/>
+          <w:rtl/>
+          <w:lang w:val="he" w:bidi="he-IL"/>
+        </w:rPr>
+        <w:t xml:space="preserve">. בשלב הראשון מדדתי את המרחק בין שני החיישנים. לאחר מכן, בעזרת המיקרובקר, מדדתי את הזמן שבו הכדור עבר בין שני החיישנים. לבסוף, חילקתי את המרחק בזמן שהתקבל והצגתי את המהירות על מסך </w:t>
       </w:r>
       <w:r>
         <w:rPr>
@@ -11140,31 +10633,7 @@
           <w:rtl/>
           <w:lang w:val="he" w:bidi="he-IL"/>
         </w:rPr>
-        <w:t xml:space="preserve">ש פער בין הערך שנמדד </w:t>
-      </w:r>
-      <w:proofErr w:type="spellStart"/>
-      <w:r>
-        <w:rPr>
-          <w:rFonts w:ascii="Segoe UI" w:eastAsia="Segoe UI" w:hAnsi="Segoe UI" w:cs="Segoe UI"/>
-          <w:color w:val="242424"/>
-          <w:sz w:val="20"/>
-          <w:szCs w:val="20"/>
-          <w:rtl/>
-          <w:lang w:val="he" w:bidi="he-IL"/>
-        </w:rPr>
-        <w:t>במיקרובקר</w:t>
-      </w:r>
-      <w:proofErr w:type="spellEnd"/>
-      <w:r>
-        <w:rPr>
-          <w:rFonts w:ascii="Segoe UI" w:eastAsia="Segoe UI" w:hAnsi="Segoe UI" w:cs="Segoe UI"/>
-          <w:color w:val="242424"/>
-          <w:sz w:val="20"/>
-          <w:szCs w:val="20"/>
-          <w:rtl/>
-          <w:lang w:val="he" w:bidi="he-IL"/>
-        </w:rPr>
-        <w:t xml:space="preserve"> לבין הערך שנמדד בפועל. הפער נובע ממספר סיבות:</w:t>
+        <w:t>ש פער בין הערך שנמדד במיקרובקר לבין הערך שנמדד בפועל. הפער נובע ממספר סיבות:</w:t>
       </w:r>
     </w:p>
     <w:p>
@@ -11289,7 +10758,6 @@
         </w:rPr>
         <w:t xml:space="preserve">. כיוון שהמסלול נמצא בשיפוע, המהירות אינה אחידה לאורך כל הנקודות במסלול. (אשמח לקבל </w:t>
       </w:r>
-      <w:proofErr w:type="spellStart"/>
       <w:r>
         <w:rPr>
           <w:rFonts w:ascii="Segoe UI" w:eastAsia="Segoe UI" w:hAnsi="Segoe UI" w:cs="Segoe UI"/>
@@ -11300,7 +10768,6 @@
         </w:rPr>
         <w:t>feedback</w:t>
       </w:r>
-      <w:proofErr w:type="spellEnd"/>
       <w:r>
         <w:rPr>
           <w:rFonts w:ascii="Segoe UI" w:eastAsia="Segoe UI" w:hAnsi="Segoe UI" w:cs="Segoe UI"/>
@@ -11359,7 +10826,6 @@
         </w:rPr>
         <w:t xml:space="preserve">מתח על כרטיס ראשי </w:t>
       </w:r>
-      <w:proofErr w:type="spellStart"/>
       <w:r>
         <w:rPr>
           <w:rFonts w:ascii="Segoe UI" w:eastAsia="Segoe UI" w:hAnsi="Segoe UI" w:cs="Segoe UI"/>
@@ -11371,9 +10837,8 @@
           <w:u w:val="single"/>
           <w:lang w:val="he" w:bidi="he-IL"/>
         </w:rPr>
-        <w:t>coil</w:t>
-      </w:r>
-      <w:proofErr w:type="spellEnd"/>
+        <w:t>coil driver</w:t>
+      </w:r>
       <w:r>
         <w:rPr>
           <w:rFonts w:ascii="Segoe UI" w:eastAsia="Segoe UI" w:hAnsi="Segoe UI" w:cs="Segoe UI"/>
@@ -11383,12 +10848,17 @@
           <w:sz w:val="20"/>
           <w:szCs w:val="20"/>
           <w:u w:val="single"/>
-          <w:lang w:val="he" w:bidi="he-IL"/>
-        </w:rPr>
-        <w:t xml:space="preserve"> </w:t>
-      </w:r>
-      <w:proofErr w:type="spellStart"/>
-      <w:r>
+          <w:rtl/>
+          <w:lang w:val="he" w:bidi="he-IL"/>
+        </w:rPr>
+        <w:t xml:space="preserve"> + חיישנים:</w:t>
+      </w:r>
+    </w:p>
+    <w:p>
+      <w:pPr>
+        <w:shd w:val="clear" w:color="auto" w:fill="FFFFFF" w:themeFill="background1"/>
+        <w:bidi/>
+        <w:spacing w:after="0"/>
         <w:rPr>
           <w:rFonts w:ascii="Segoe UI" w:eastAsia="Segoe UI" w:hAnsi="Segoe UI" w:cs="Segoe UI"/>
           <w:b/>
@@ -11397,11 +10867,36 @@
           <w:sz w:val="20"/>
           <w:szCs w:val="20"/>
           <w:u w:val="single"/>
-          <w:lang w:val="he" w:bidi="he-IL"/>
-        </w:rPr>
-        <w:t>driver</w:t>
-      </w:r>
-      <w:proofErr w:type="spellEnd"/>
+          <w:rtl/>
+          <w:lang w:val="he" w:bidi="he-IL"/>
+        </w:rPr>
+      </w:pPr>
+    </w:p>
+    <w:p>
+      <w:pPr>
+        <w:shd w:val="clear" w:color="auto" w:fill="FFFFFF" w:themeFill="background1"/>
+        <w:bidi/>
+        <w:spacing w:after="0"/>
+        <w:rPr>
+          <w:rFonts w:ascii="Segoe UI" w:eastAsia="Segoe UI" w:hAnsi="Segoe UI" w:cs="Segoe UI"/>
+          <w:color w:val="242424"/>
+          <w:sz w:val="20"/>
+          <w:szCs w:val="20"/>
+          <w:rtl/>
+          <w:lang w:val="he" w:bidi="he-IL"/>
+        </w:rPr>
+      </w:pPr>
+      <w:r>
+        <w:rPr>
+          <w:rFonts w:ascii="Segoe UI" w:eastAsia="Segoe UI" w:hAnsi="Segoe UI" w:cs="Segoe UI"/>
+          <w:color w:val="242424"/>
+          <w:sz w:val="20"/>
+          <w:szCs w:val="20"/>
+          <w:rtl/>
+          <w:lang w:val="he" w:bidi="he-IL"/>
+        </w:rPr>
+        <w:t>היום גילינו שהטרנזיסטורים הפנימיים נשחקים, וייתכן שהסיבה לכך היא המתח שמופעל עליהם (</w:t>
+      </w:r>
       <w:r>
         <w:rPr>
           <w:rFonts w:ascii="Segoe UI" w:eastAsia="Segoe UI" w:hAnsi="Segoe UI" w:cs="Segoe UI"/>
@@ -11410,18 +10905,22 @@
           <w:color w:val="242424"/>
           <w:sz w:val="20"/>
           <w:szCs w:val="20"/>
-          <w:u w:val="single"/>
-          <w:rtl/>
-          <w:lang w:val="he" w:bidi="he-IL"/>
-        </w:rPr>
-        <w:t xml:space="preserve"> + חיישנים:</w:t>
-      </w:r>
-    </w:p>
-    <w:p>
-      <w:pPr>
-        <w:shd w:val="clear" w:color="auto" w:fill="FFFFFF" w:themeFill="background1"/>
-        <w:bidi/>
-        <w:spacing w:after="0"/>
+          <w:lang w:val="he" w:bidi="he-IL"/>
+        </w:rPr>
+        <w:t>12V</w:t>
+      </w:r>
+      <w:r>
+        <w:rPr>
+          <w:rFonts w:ascii="Segoe UI" w:eastAsia="Segoe UI" w:hAnsi="Segoe UI" w:cs="Segoe UI"/>
+          <w:color w:val="242424"/>
+          <w:sz w:val="20"/>
+          <w:szCs w:val="20"/>
+          <w:rtl/>
+          <w:lang w:val="he" w:bidi="he-IL"/>
+        </w:rPr>
+        <w:t>). בעקבות זאת, הורדנו את המתח ל-</w:t>
+      </w:r>
+      <w:r>
         <w:rPr>
           <w:rFonts w:ascii="Segoe UI" w:eastAsia="Segoe UI" w:hAnsi="Segoe UI" w:cs="Segoe UI"/>
           <w:b/>
@@ -11429,38 +10928,57 @@
           <w:color w:val="242424"/>
           <w:sz w:val="20"/>
           <w:szCs w:val="20"/>
-          <w:u w:val="single"/>
-          <w:rtl/>
-          <w:lang w:val="he" w:bidi="he-IL"/>
-        </w:rPr>
-      </w:pPr>
-    </w:p>
-    <w:p>
-      <w:pPr>
-        <w:shd w:val="clear" w:color="auto" w:fill="FFFFFF" w:themeFill="background1"/>
-        <w:bidi/>
-        <w:spacing w:after="0"/>
-        <w:rPr>
-          <w:rFonts w:ascii="Segoe UI" w:eastAsia="Segoe UI" w:hAnsi="Segoe UI" w:cs="Segoe UI"/>
-          <w:color w:val="242424"/>
-          <w:sz w:val="20"/>
-          <w:szCs w:val="20"/>
-          <w:rtl/>
-          <w:lang w:val="he" w:bidi="he-IL"/>
-        </w:rPr>
-      </w:pPr>
-      <w:r>
-        <w:rPr>
-          <w:rFonts w:ascii="Segoe UI" w:eastAsia="Segoe UI" w:hAnsi="Segoe UI" w:cs="Segoe UI"/>
-          <w:color w:val="242424"/>
-          <w:sz w:val="20"/>
-          <w:szCs w:val="20"/>
-          <w:rtl/>
-          <w:lang w:val="he" w:bidi="he-IL"/>
-        </w:rPr>
-        <w:t>היום גילינו שהטרנזיסטורים הפנימיים נשחקים, וייתכן שהסיבה לכך היא המתח שמופעל עליהם (</w:t>
-      </w:r>
-      <w:r>
+          <w:lang w:val="he" w:bidi="he-IL"/>
+        </w:rPr>
+        <w:t>10V</w:t>
+      </w:r>
+      <w:r>
+        <w:rPr>
+          <w:rFonts w:ascii="Segoe UI" w:eastAsia="Segoe UI" w:hAnsi="Segoe UI" w:cs="Segoe UI"/>
+          <w:color w:val="242424"/>
+          <w:sz w:val="20"/>
+          <w:szCs w:val="20"/>
+          <w:rtl/>
+          <w:lang w:val="he" w:bidi="he-IL"/>
+        </w:rPr>
+        <w:t xml:space="preserve"> וראינו שבמתח הזה שני הכרטיסים עבדו כרגיל. כעת אנו מבצעים בדיקות נוספות במתח זה כדי לוודא שהטרנזיסטורים לא נשחקים שוב.</w:t>
+      </w:r>
+    </w:p>
+    <w:p>
+      <w:pPr>
+        <w:shd w:val="clear" w:color="auto" w:fill="FFFFFF" w:themeFill="background1"/>
+        <w:bidi/>
+        <w:spacing w:after="0"/>
+        <w:rPr>
+          <w:rFonts w:ascii="Segoe UI" w:eastAsia="Segoe UI" w:hAnsi="Segoe UI" w:cs="Segoe UI"/>
+          <w:color w:val="242424"/>
+          <w:sz w:val="20"/>
+          <w:szCs w:val="20"/>
+          <w:rtl/>
+          <w:lang w:val="he" w:bidi="he-IL"/>
+        </w:rPr>
+      </w:pPr>
+    </w:p>
+    <w:p>
+      <w:pPr>
+        <w:shd w:val="clear" w:color="auto" w:fill="FFFFFF" w:themeFill="background1"/>
+        <w:bidi/>
+        <w:spacing w:after="0"/>
+        <w:rPr>
+          <w:rFonts w:ascii="Segoe UI" w:eastAsia="Segoe UI" w:hAnsi="Segoe UI" w:cs="Segoe UI"/>
+          <w:color w:val="242424"/>
+          <w:sz w:val="20"/>
+          <w:szCs w:val="20"/>
+          <w:rtl/>
+          <w:lang w:val="he" w:bidi="he-IL"/>
+        </w:rPr>
+      </w:pPr>
+    </w:p>
+    <w:p>
+      <w:pPr>
+        <w:shd w:val="clear" w:color="auto" w:fill="FFFFFF" w:themeFill="background1"/>
+        <w:bidi/>
+        <w:spacing w:after="0"/>
         <w:rPr>
           <w:rFonts w:ascii="Segoe UI" w:eastAsia="Segoe UI" w:hAnsi="Segoe UI" w:cs="Segoe UI"/>
           <w:b/>
@@ -11468,21 +10986,11 @@
           <w:color w:val="242424"/>
           <w:sz w:val="20"/>
           <w:szCs w:val="20"/>
-          <w:lang w:val="he" w:bidi="he-IL"/>
-        </w:rPr>
-        <w:t>12V</w:t>
-      </w:r>
-      <w:r>
-        <w:rPr>
-          <w:rFonts w:ascii="Segoe UI" w:eastAsia="Segoe UI" w:hAnsi="Segoe UI" w:cs="Segoe UI"/>
-          <w:color w:val="242424"/>
-          <w:sz w:val="20"/>
-          <w:szCs w:val="20"/>
-          <w:rtl/>
-          <w:lang w:val="he" w:bidi="he-IL"/>
-        </w:rPr>
-        <w:t>). בעקבות זאת, הורדנו את המתח ל-</w:t>
-      </w:r>
+          <w:u w:val="single"/>
+          <w:rtl/>
+          <w:lang w:val="he" w:bidi="he-IL"/>
+        </w:rPr>
+      </w:pPr>
       <w:r>
         <w:rPr>
           <w:rFonts w:ascii="Segoe UI" w:eastAsia="Segoe UI" w:hAnsi="Segoe UI" w:cs="Segoe UI"/>
@@ -11491,57 +10999,12 @@
           <w:color w:val="242424"/>
           <w:sz w:val="20"/>
           <w:szCs w:val="20"/>
-          <w:lang w:val="he" w:bidi="he-IL"/>
-        </w:rPr>
-        <w:t>10V</w:t>
-      </w:r>
-      <w:r>
-        <w:rPr>
-          <w:rFonts w:ascii="Segoe UI" w:eastAsia="Segoe UI" w:hAnsi="Segoe UI" w:cs="Segoe UI"/>
-          <w:color w:val="242424"/>
-          <w:sz w:val="20"/>
-          <w:szCs w:val="20"/>
-          <w:rtl/>
-          <w:lang w:val="he" w:bidi="he-IL"/>
-        </w:rPr>
-        <w:t xml:space="preserve"> וראינו שבמתח הזה שני הכרטיסים עבדו כרגיל. כעת אנו מבצעים בדיקות נוספות במתח זה כדי לוודא שהטרנזיסטורים לא נשחקים שוב.</w:t>
-      </w:r>
-    </w:p>
-    <w:p>
-      <w:pPr>
-        <w:shd w:val="clear" w:color="auto" w:fill="FFFFFF" w:themeFill="background1"/>
-        <w:bidi/>
-        <w:spacing w:after="0"/>
-        <w:rPr>
-          <w:rFonts w:ascii="Segoe UI" w:eastAsia="Segoe UI" w:hAnsi="Segoe UI" w:cs="Segoe UI"/>
-          <w:color w:val="242424"/>
-          <w:sz w:val="20"/>
-          <w:szCs w:val="20"/>
-          <w:rtl/>
-          <w:lang w:val="he" w:bidi="he-IL"/>
-        </w:rPr>
-      </w:pPr>
-    </w:p>
-    <w:p>
-      <w:pPr>
-        <w:shd w:val="clear" w:color="auto" w:fill="FFFFFF" w:themeFill="background1"/>
-        <w:bidi/>
-        <w:spacing w:after="0"/>
-        <w:rPr>
-          <w:rFonts w:ascii="Segoe UI" w:eastAsia="Segoe UI" w:hAnsi="Segoe UI" w:cs="Segoe UI"/>
-          <w:color w:val="242424"/>
-          <w:sz w:val="20"/>
-          <w:szCs w:val="20"/>
-          <w:rtl/>
-          <w:lang w:val="he" w:bidi="he-IL"/>
-        </w:rPr>
-      </w:pPr>
-    </w:p>
-    <w:p>
-      <w:pPr>
-        <w:shd w:val="clear" w:color="auto" w:fill="FFFFFF" w:themeFill="background1"/>
-        <w:bidi/>
-        <w:spacing w:after="0"/>
+          <w:u w:val="single"/>
+          <w:lang w:val="he" w:bidi="he-IL"/>
+        </w:rPr>
+        <w:t>2</w:t>
+      </w:r>
+      <w:r>
         <w:rPr>
           <w:rFonts w:ascii="Segoe UI" w:eastAsia="Segoe UI" w:hAnsi="Segoe UI" w:cs="Segoe UI"/>
           <w:b/>
@@ -11550,10 +11013,10 @@
           <w:sz w:val="20"/>
           <w:szCs w:val="20"/>
           <w:u w:val="single"/>
-          <w:rtl/>
-          <w:lang w:val="he" w:bidi="he-IL"/>
-        </w:rPr>
-      </w:pPr>
+          <w:lang w:val="he" w:bidi="he-IL"/>
+        </w:rPr>
+        <w:t>3</w:t>
+      </w:r>
       <w:r>
         <w:rPr>
           <w:rFonts w:ascii="Segoe UI" w:eastAsia="Segoe UI" w:hAnsi="Segoe UI" w:cs="Segoe UI"/>
@@ -11565,7 +11028,7 @@
           <w:u w:val="single"/>
           <w:lang w:val="he" w:bidi="he-IL"/>
         </w:rPr>
-        <w:t>2</w:t>
+        <w:t>/09/2024</w:t>
       </w:r>
       <w:r>
         <w:rPr>
@@ -11576,11 +11039,17 @@
           <w:sz w:val="20"/>
           <w:szCs w:val="20"/>
           <w:u w:val="single"/>
-          <w:lang w:val="he" w:bidi="he-IL"/>
-        </w:rPr>
-        <w:t>3</w:t>
-      </w:r>
-      <w:r>
+          <w:rtl/>
+          <w:lang w:val="he" w:bidi="he-IL"/>
+        </w:rPr>
+        <w:t>:</w:t>
+      </w:r>
+    </w:p>
+    <w:p>
+      <w:pPr>
+        <w:shd w:val="clear" w:color="auto" w:fill="FFFFFF" w:themeFill="background1"/>
+        <w:bidi/>
+        <w:spacing w:after="0"/>
         <w:rPr>
           <w:rFonts w:ascii="Segoe UI" w:eastAsia="Segoe UI" w:hAnsi="Segoe UI" w:cs="Segoe UI"/>
           <w:b/>
@@ -11589,10 +11058,10 @@
           <w:sz w:val="20"/>
           <w:szCs w:val="20"/>
           <w:u w:val="single"/>
-          <w:lang w:val="he" w:bidi="he-IL"/>
-        </w:rPr>
-        <w:t>/09/2024</w:t>
-      </w:r>
+          <w:rtl/>
+          <w:lang w:val="he" w:bidi="he-IL"/>
+        </w:rPr>
+      </w:pPr>
       <w:r>
         <w:rPr>
           <w:rFonts w:ascii="Segoe UI" w:eastAsia="Segoe UI" w:hAnsi="Segoe UI" w:cs="Segoe UI"/>
@@ -11605,7 +11074,144 @@
           <w:rtl/>
           <w:lang w:val="he" w:bidi="he-IL"/>
         </w:rPr>
-        <w:t>:</w:t>
+        <w:t>המשך מד מהירות:</w:t>
+      </w:r>
+    </w:p>
+    <w:p>
+      <w:pPr>
+        <w:shd w:val="clear" w:color="auto" w:fill="FFFFFF" w:themeFill="background1"/>
+        <w:bidi/>
+        <w:spacing w:after="0"/>
+        <w:rPr>
+          <w:rFonts w:ascii="Segoe UI" w:eastAsia="Segoe UI" w:hAnsi="Segoe UI" w:cs="Segoe UI"/>
+          <w:color w:val="242424"/>
+          <w:sz w:val="20"/>
+          <w:szCs w:val="20"/>
+          <w:rtl/>
+          <w:lang w:val="he" w:bidi="he-IL"/>
+        </w:rPr>
+      </w:pPr>
+      <w:r>
+        <w:rPr>
+          <w:rFonts w:ascii="Segoe UI" w:eastAsia="Segoe UI" w:hAnsi="Segoe UI" w:cs="Segoe UI"/>
+          <w:color w:val="242424"/>
+          <w:sz w:val="20"/>
+          <w:szCs w:val="20"/>
+          <w:rtl/>
+          <w:lang w:val="he" w:bidi="he-IL"/>
+        </w:rPr>
+        <w:t>כתיבת קוד טסט שמפעיל את ה -</w:t>
+      </w:r>
+      <w:r>
+        <w:rPr>
+          <w:rFonts w:ascii="Segoe UI" w:eastAsia="Segoe UI" w:hAnsi="Segoe UI" w:cs="Segoe UI"/>
+          <w:color w:val="242424"/>
+          <w:sz w:val="20"/>
+          <w:szCs w:val="20"/>
+          <w:lang w:val="he" w:bidi="he-IL"/>
+        </w:rPr>
+        <w:t>7seg.</w:t>
+      </w:r>
+    </w:p>
+    <w:p>
+      <w:pPr>
+        <w:shd w:val="clear" w:color="auto" w:fill="FFFFFF" w:themeFill="background1"/>
+        <w:bidi/>
+        <w:spacing w:after="0"/>
+        <w:rPr>
+          <w:rFonts w:ascii="Segoe UI" w:eastAsia="Segoe UI" w:hAnsi="Segoe UI" w:cs="Segoe UI"/>
+          <w:color w:val="242424"/>
+          <w:sz w:val="20"/>
+          <w:szCs w:val="20"/>
+          <w:rtl/>
+          <w:lang w:val="he" w:bidi="he-IL"/>
+        </w:rPr>
+      </w:pPr>
+      <w:r>
+        <w:rPr>
+          <w:rFonts w:ascii="Segoe UI" w:eastAsia="Segoe UI" w:hAnsi="Segoe UI" w:cs="Segoe UI"/>
+          <w:color w:val="242424"/>
+          <w:sz w:val="20"/>
+          <w:szCs w:val="20"/>
+          <w:rtl/>
+          <w:lang w:val="he" w:bidi="he-IL"/>
+        </w:rPr>
+        <w:t xml:space="preserve">תחילת </w:t>
+      </w:r>
+      <w:r>
+        <w:rPr>
+          <w:rFonts w:ascii="Segoe UI" w:eastAsia="Segoe UI" w:hAnsi="Segoe UI" w:cs="Segoe UI"/>
+          <w:color w:val="242424"/>
+          <w:sz w:val="20"/>
+          <w:szCs w:val="20"/>
+          <w:rtl/>
+          <w:lang w:val="he" w:bidi="he-IL"/>
+        </w:rPr>
+        <w:t>כתיבת קוד</w:t>
+      </w:r>
+      <w:r>
+        <w:rPr>
+          <w:rFonts w:ascii="Segoe UI" w:eastAsia="Segoe UI" w:hAnsi="Segoe UI" w:cs="Segoe UI"/>
+          <w:color w:val="242424"/>
+          <w:sz w:val="20"/>
+          <w:szCs w:val="20"/>
+          <w:rtl/>
+          <w:lang w:val="he" w:bidi="he-IL"/>
+        </w:rPr>
+        <w:t xml:space="preserve"> </w:t>
+      </w:r>
+      <w:r>
+        <w:rPr>
+          <w:rFonts w:ascii="Segoe UI" w:eastAsia="Segoe UI" w:hAnsi="Segoe UI" w:cs="Segoe UI"/>
+          <w:color w:val="242424"/>
+          <w:sz w:val="20"/>
+          <w:szCs w:val="20"/>
+          <w:rtl/>
+          <w:lang w:val="he" w:bidi="he-IL"/>
+        </w:rPr>
+        <w:t xml:space="preserve">מד מהירות </w:t>
+      </w:r>
+      <w:r>
+        <w:rPr>
+          <w:rFonts w:ascii="Segoe UI" w:eastAsia="Segoe UI" w:hAnsi="Segoe UI" w:cs="Segoe UI"/>
+          <w:color w:val="242424"/>
+          <w:sz w:val="20"/>
+          <w:szCs w:val="20"/>
+          <w:rtl/>
+          <w:lang w:val="he" w:bidi="he-IL"/>
+        </w:rPr>
+        <w:t>לתצוגה של</w:t>
+      </w:r>
+      <w:r>
+        <w:rPr>
+          <w:rFonts w:ascii="Segoe UI" w:eastAsia="Segoe UI" w:hAnsi="Segoe UI" w:cs="Segoe UI"/>
+          <w:color w:val="242424"/>
+          <w:sz w:val="20"/>
+          <w:szCs w:val="20"/>
+          <w:rtl/>
+          <w:lang w:val="he" w:bidi="he-IL"/>
+        </w:rPr>
+        <w:t xml:space="preserve"> שני </w:t>
+      </w:r>
+      <w:r>
+        <w:rPr>
+          <w:rFonts w:ascii="Segoe UI" w:eastAsia="Segoe UI" w:hAnsi="Segoe UI" w:cs="Segoe UI"/>
+          <w:color w:val="242424"/>
+          <w:sz w:val="20"/>
+          <w:szCs w:val="20"/>
+          <w:lang w:val="he" w:bidi="he-IL"/>
+        </w:rPr>
+        <w:t>7seg</w:t>
+      </w:r>
+      <w:r>
+        <w:rPr>
+          <w:rFonts w:ascii="Segoe UI" w:eastAsia="Segoe UI" w:hAnsi="Segoe UI" w:cs="Segoe UI"/>
+          <w:color w:val="242424"/>
+          <w:sz w:val="20"/>
+          <w:szCs w:val="20"/>
+          <w:lang w:val="he" w:bidi="he-IL"/>
+        </w:rPr>
+        <w:t>.</w:t>
       </w:r>
     </w:p>
     <w:p>
@@ -11634,154 +11240,11 @@
           <w:sz w:val="20"/>
           <w:szCs w:val="20"/>
           <w:u w:val="single"/>
-          <w:rtl/>
-          <w:lang w:val="he" w:bidi="he-IL"/>
-        </w:rPr>
-        <w:t>המשך מד מהירות:</w:t>
-      </w:r>
-    </w:p>
-    <w:p>
-      <w:pPr>
-        <w:shd w:val="clear" w:color="auto" w:fill="FFFFFF" w:themeFill="background1"/>
-        <w:bidi/>
-        <w:spacing w:after="0"/>
-        <w:rPr>
-          <w:rFonts w:ascii="Segoe UI" w:eastAsia="Segoe UI" w:hAnsi="Segoe UI" w:cs="Segoe UI"/>
-          <w:color w:val="242424"/>
-          <w:sz w:val="20"/>
-          <w:szCs w:val="20"/>
-          <w:rtl/>
-          <w:lang w:val="he" w:bidi="he-IL"/>
-        </w:rPr>
-      </w:pPr>
-      <w:r>
-        <w:rPr>
-          <w:rFonts w:ascii="Segoe UI" w:eastAsia="Segoe UI" w:hAnsi="Segoe UI" w:cs="Segoe UI"/>
-          <w:color w:val="242424"/>
-          <w:sz w:val="20"/>
-          <w:szCs w:val="20"/>
-          <w:rtl/>
-          <w:lang w:val="he" w:bidi="he-IL"/>
-        </w:rPr>
-        <w:t>כתיבת קוד טסט שמפעיל את ה -</w:t>
-      </w:r>
-      <w:r>
-        <w:rPr>
-          <w:rFonts w:ascii="Segoe UI" w:eastAsia="Segoe UI" w:hAnsi="Segoe UI" w:cs="Segoe UI"/>
-          <w:color w:val="242424"/>
-          <w:sz w:val="20"/>
-          <w:szCs w:val="20"/>
-          <w:lang w:val="he" w:bidi="he-IL"/>
-        </w:rPr>
-        <w:t>7seg.</w:t>
-      </w:r>
-    </w:p>
-    <w:p>
-      <w:pPr>
-        <w:shd w:val="clear" w:color="auto" w:fill="FFFFFF" w:themeFill="background1"/>
-        <w:bidi/>
-        <w:spacing w:after="0"/>
-        <w:rPr>
-          <w:rFonts w:ascii="Segoe UI" w:eastAsia="Segoe UI" w:hAnsi="Segoe UI" w:cs="Segoe UI"/>
-          <w:color w:val="242424"/>
-          <w:sz w:val="20"/>
-          <w:szCs w:val="20"/>
-          <w:rtl/>
-          <w:lang w:val="he" w:bidi="he-IL"/>
-        </w:rPr>
-      </w:pPr>
-      <w:r>
-        <w:rPr>
-          <w:rFonts w:ascii="Segoe UI" w:eastAsia="Segoe UI" w:hAnsi="Segoe UI" w:cs="Segoe UI"/>
-          <w:color w:val="242424"/>
-          <w:sz w:val="20"/>
-          <w:szCs w:val="20"/>
-          <w:rtl/>
-          <w:lang w:val="he" w:bidi="he-IL"/>
-        </w:rPr>
-        <w:t xml:space="preserve">תחילת </w:t>
-      </w:r>
-      <w:r>
-        <w:rPr>
-          <w:rFonts w:ascii="Segoe UI" w:eastAsia="Segoe UI" w:hAnsi="Segoe UI" w:cs="Segoe UI"/>
-          <w:color w:val="242424"/>
-          <w:sz w:val="20"/>
-          <w:szCs w:val="20"/>
-          <w:rtl/>
-          <w:lang w:val="he" w:bidi="he-IL"/>
-        </w:rPr>
-        <w:t>כתיבת קוד</w:t>
-      </w:r>
-      <w:r>
-        <w:rPr>
-          <w:rFonts w:ascii="Segoe UI" w:eastAsia="Segoe UI" w:hAnsi="Segoe UI" w:cs="Segoe UI"/>
-          <w:color w:val="242424"/>
-          <w:sz w:val="20"/>
-          <w:szCs w:val="20"/>
-          <w:rtl/>
-          <w:lang w:val="he" w:bidi="he-IL"/>
-        </w:rPr>
-        <w:t xml:space="preserve"> </w:t>
-      </w:r>
-      <w:r>
-        <w:rPr>
-          <w:rFonts w:ascii="Segoe UI" w:eastAsia="Segoe UI" w:hAnsi="Segoe UI" w:cs="Segoe UI"/>
-          <w:color w:val="242424"/>
-          <w:sz w:val="20"/>
-          <w:szCs w:val="20"/>
-          <w:rtl/>
-          <w:lang w:val="he" w:bidi="he-IL"/>
-        </w:rPr>
-        <w:t xml:space="preserve">מד מהירות </w:t>
-      </w:r>
-      <w:r>
-        <w:rPr>
-          <w:rFonts w:ascii="Segoe UI" w:eastAsia="Segoe UI" w:hAnsi="Segoe UI" w:cs="Segoe UI"/>
-          <w:color w:val="242424"/>
-          <w:sz w:val="20"/>
-          <w:szCs w:val="20"/>
-          <w:rtl/>
-          <w:lang w:val="he" w:bidi="he-IL"/>
-        </w:rPr>
-        <w:t>לתצוגה של</w:t>
-      </w:r>
-      <w:r>
-        <w:rPr>
-          <w:rFonts w:ascii="Segoe UI" w:eastAsia="Segoe UI" w:hAnsi="Segoe UI" w:cs="Segoe UI"/>
-          <w:color w:val="242424"/>
-          <w:sz w:val="20"/>
-          <w:szCs w:val="20"/>
-          <w:rtl/>
-          <w:lang w:val="he" w:bidi="he-IL"/>
-        </w:rPr>
-        <w:t xml:space="preserve"> שני </w:t>
-      </w:r>
-      <w:r>
-        <w:rPr>
-          <w:rFonts w:ascii="Segoe UI" w:eastAsia="Segoe UI" w:hAnsi="Segoe UI" w:cs="Segoe UI"/>
-          <w:color w:val="242424"/>
-          <w:sz w:val="20"/>
-          <w:szCs w:val="20"/>
-          <w:lang w:val="he" w:bidi="he-IL"/>
-        </w:rPr>
-        <w:t>7seg</w:t>
-      </w:r>
-      <w:r>
-        <w:rPr>
-          <w:rFonts w:ascii="Segoe UI" w:eastAsia="Segoe UI" w:hAnsi="Segoe UI" w:cs="Segoe UI"/>
-          <w:color w:val="242424"/>
-          <w:sz w:val="20"/>
-          <w:szCs w:val="20"/>
-          <w:lang w:val="he" w:bidi="he-IL"/>
-        </w:rPr>
-        <w:t>.</w:t>
-      </w:r>
-    </w:p>
-    <w:p>
-      <w:pPr>
-        <w:shd w:val="clear" w:color="auto" w:fill="FFFFFF" w:themeFill="background1"/>
-        <w:bidi/>
-        <w:spacing w:after="0"/>
+          <w:lang w:val="he" w:bidi="he-IL"/>
+        </w:rPr>
+        <w:t>25/09/2024</w:t>
+      </w:r>
+      <w:r>
         <w:rPr>
           <w:rFonts w:ascii="Segoe UI" w:eastAsia="Segoe UI" w:hAnsi="Segoe UI" w:cs="Segoe UI"/>
           <w:b/>
@@ -11793,32 +11256,6 @@
           <w:rtl/>
           <w:lang w:val="he" w:bidi="he-IL"/>
         </w:rPr>
-      </w:pPr>
-      <w:r>
-        <w:rPr>
-          <w:rFonts w:ascii="Segoe UI" w:eastAsia="Segoe UI" w:hAnsi="Segoe UI" w:cs="Segoe UI"/>
-          <w:b/>
-          <w:bCs/>
-          <w:color w:val="242424"/>
-          <w:sz w:val="20"/>
-          <w:szCs w:val="20"/>
-          <w:u w:val="single"/>
-          <w:lang w:val="he" w:bidi="he-IL"/>
-        </w:rPr>
-        <w:t>25/09/2024</w:t>
-      </w:r>
-      <w:r>
-        <w:rPr>
-          <w:rFonts w:ascii="Segoe UI" w:eastAsia="Segoe UI" w:hAnsi="Segoe UI" w:cs="Segoe UI"/>
-          <w:b/>
-          <w:bCs/>
-          <w:color w:val="242424"/>
-          <w:sz w:val="20"/>
-          <w:szCs w:val="20"/>
-          <w:u w:val="single"/>
-          <w:rtl/>
-          <w:lang w:val="he" w:bidi="he-IL"/>
-        </w:rPr>
         <w:t>:</w:t>
       </w:r>
     </w:p>
@@ -11903,31 +11340,7 @@
           <w:rtl/>
           <w:lang w:val="he" w:bidi="he-IL"/>
         </w:rPr>
-        <w:t xml:space="preserve">בניית כרטיס של </w:t>
-      </w:r>
-      <w:proofErr w:type="spellStart"/>
-      <w:r>
-        <w:rPr>
-          <w:rFonts w:ascii="Segoe UI" w:eastAsia="Segoe UI" w:hAnsi="Segoe UI" w:cs="Segoe UI"/>
-          <w:color w:val="242424"/>
-          <w:sz w:val="20"/>
-          <w:szCs w:val="20"/>
-          <w:rtl/>
-          <w:lang w:val="he" w:bidi="he-IL"/>
-        </w:rPr>
-        <w:t>המד</w:t>
-      </w:r>
-      <w:proofErr w:type="spellEnd"/>
-      <w:r>
-        <w:rPr>
-          <w:rFonts w:ascii="Segoe UI" w:eastAsia="Segoe UI" w:hAnsi="Segoe UI" w:cs="Segoe UI"/>
-          <w:color w:val="242424"/>
-          <w:sz w:val="20"/>
-          <w:szCs w:val="20"/>
-          <w:rtl/>
-          <w:lang w:val="he" w:bidi="he-IL"/>
-        </w:rPr>
-        <w:t xml:space="preserve"> מהירות </w:t>
+        <w:t xml:space="preserve">בניית כרטיס של המד מהירות </w:t>
       </w:r>
       <w:r>
         <w:rPr>
@@ -12512,29 +11925,16 @@
           <w:lang w:val="he" w:bidi="he-IL"/>
         </w:rPr>
       </w:pPr>
-      <w:proofErr w:type="spellStart"/>
-      <w:r>
-        <w:rPr>
-          <w:rFonts w:ascii="Segoe UI" w:eastAsia="Segoe UI" w:hAnsi="Segoe UI" w:cs="Segoe UI"/>
-          <w:color w:val="242424"/>
-          <w:sz w:val="20"/>
-          <w:szCs w:val="20"/>
-          <w:rtl/>
-          <w:lang w:val="he" w:bidi="he-IL"/>
-        </w:rPr>
-        <w:t>לסמלץ</w:t>
-      </w:r>
-      <w:proofErr w:type="spellEnd"/>
-      <w:r>
-        <w:rPr>
-          <w:rFonts w:ascii="Segoe UI" w:eastAsia="Segoe UI" w:hAnsi="Segoe UI" w:cs="Segoe UI"/>
-          <w:color w:val="242424"/>
-          <w:sz w:val="20"/>
-          <w:szCs w:val="20"/>
-          <w:rtl/>
-          <w:lang w:val="he" w:bidi="he-IL"/>
-        </w:rPr>
-        <w:t xml:space="preserve"> מתח על </w:t>
+      <w:r>
+        <w:rPr>
+          <w:rFonts w:ascii="Segoe UI" w:eastAsia="Segoe UI" w:hAnsi="Segoe UI" w:cs="Segoe UI"/>
+          <w:color w:val="242424"/>
+          <w:sz w:val="20"/>
+          <w:szCs w:val="20"/>
+          <w:rtl/>
+          <w:lang w:val="he" w:bidi="he-IL"/>
+        </w:rPr>
+        <w:t xml:space="preserve">לסמלץ מתח על </w:t>
       </w:r>
       <w:r>
         <w:rPr>
@@ -14363,7 +13763,6 @@
         </w:rPr>
         <w:t xml:space="preserve"> ראשי </w:t>
       </w:r>
-      <w:proofErr w:type="spellStart"/>
       <w:r>
         <w:rPr>
           <w:rFonts w:ascii="Segoe UI" w:eastAsia="Segoe UI" w:hAnsi="Segoe UI" w:cs="Segoe UI"/>
@@ -14375,21 +13774,7 @@
           <w:u w:val="single"/>
           <w:lang w:bidi="he-IL"/>
         </w:rPr>
-        <w:t>coil</w:t>
-      </w:r>
-      <w:proofErr w:type="spellEnd"/>
-      <w:r>
-        <w:rPr>
-          <w:rFonts w:ascii="Segoe UI" w:eastAsia="Segoe UI" w:hAnsi="Segoe UI" w:cs="Segoe UI"/>
-          <w:b/>
-          <w:bCs/>
-          <w:color w:val="242424"/>
-          <w:sz w:val="20"/>
-          <w:szCs w:val="20"/>
-          <w:u w:val="single"/>
-          <w:lang w:bidi="he-IL"/>
-        </w:rPr>
-        <w:t xml:space="preserve"> </w:t>
+        <w:t xml:space="preserve">coil </w:t>
       </w:r>
       <w:r>
         <w:rPr>
@@ -15750,7 +15135,6 @@
         </w:rPr>
         <w:t>תוצאות אלו נובעות מה-</w:t>
       </w:r>
-      <w:proofErr w:type="spellStart"/>
       <w:r>
         <w:rPr>
           <w:rFonts w:ascii="Segoe UI" w:eastAsia="Segoe UI" w:hAnsi="Segoe UI" w:cs="Segoe UI"/>
@@ -15761,7 +15145,6 @@
         </w:rPr>
         <w:t>p_channel</w:t>
       </w:r>
-      <w:proofErr w:type="spellEnd"/>
       <w:r>
         <w:rPr>
           <w:rFonts w:ascii="Segoe UI" w:eastAsia="Segoe UI" w:hAnsi="Segoe UI" w:cs="Segoe UI"/>
@@ -16893,7 +16276,6 @@
         </w:rPr>
         <w:t>כי ברגע שאחד מהכרטיסים תקולים בגלל פריצת ה-</w:t>
       </w:r>
-      <w:proofErr w:type="spellStart"/>
       <w:r>
         <w:rPr>
           <w:rFonts w:ascii="Segoe UI" w:eastAsia="Segoe UI" w:hAnsi="Segoe UI" w:cs="Segoe UI"/>
@@ -16904,7 +16286,6 @@
         </w:rPr>
         <w:t>P_mos</w:t>
       </w:r>
-      <w:proofErr w:type="spellEnd"/>
       <w:r>
         <w:rPr>
           <w:rFonts w:ascii="Segoe UI" w:eastAsia="Segoe UI" w:hAnsi="Segoe UI" w:cs="Segoe UI"/>
@@ -16916,7 +16297,6 @@
         </w:rPr>
         <w:t xml:space="preserve"> המצב אוטומטי הופך ל-נמוך וגורם לשאר הכרטיסים להפעיל את ה-</w:t>
       </w:r>
-      <w:proofErr w:type="spellStart"/>
       <w:r>
         <w:rPr>
           <w:rFonts w:ascii="Segoe UI" w:eastAsia="Segoe UI" w:hAnsi="Segoe UI" w:cs="Segoe UI"/>
@@ -16927,7 +16307,6 @@
         </w:rPr>
         <w:t>P_mos</w:t>
       </w:r>
-      <w:proofErr w:type="spellEnd"/>
       <w:r>
         <w:rPr>
           <w:rFonts w:ascii="Segoe UI" w:eastAsia="Segoe UI" w:hAnsi="Segoe UI" w:cs="Segoe UI"/>
@@ -17059,27 +16438,15 @@
         </w:rPr>
         <w:t xml:space="preserve"> (</w:t>
       </w:r>
-      <w:proofErr w:type="spellStart"/>
-      <w:r>
-        <w:rPr>
-          <w:rFonts w:ascii="Segoe UI" w:eastAsia="Segoe UI" w:hAnsi="Segoe UI" w:cs="Segoe UI"/>
-          <w:color w:val="242424"/>
-          <w:sz w:val="20"/>
-          <w:szCs w:val="20"/>
-          <w:lang w:bidi="he-IL"/>
-        </w:rPr>
-        <w:t>coil</w:t>
-      </w:r>
-      <w:proofErr w:type="spellEnd"/>
-      <w:r>
-        <w:rPr>
-          <w:rFonts w:ascii="Segoe UI" w:eastAsia="Segoe UI" w:hAnsi="Segoe UI" w:cs="Segoe UI"/>
-          <w:color w:val="242424"/>
-          <w:sz w:val="20"/>
-          <w:szCs w:val="20"/>
-          <w:lang w:bidi="he-IL"/>
-        </w:rPr>
-        <w:t xml:space="preserve"> driver</w:t>
+      <w:r>
+        <w:rPr>
+          <w:rFonts w:ascii="Segoe UI" w:eastAsia="Segoe UI" w:hAnsi="Segoe UI" w:cs="Segoe UI"/>
+          <w:color w:val="242424"/>
+          <w:sz w:val="20"/>
+          <w:szCs w:val="20"/>
+          <w:lang w:bidi="he-IL"/>
+        </w:rPr>
+        <w:t>coil driver</w:t>
       </w:r>
       <w:r>
         <w:rPr>
@@ -17399,9 +16766,8 @@
           <w:lang w:bidi="he-IL"/>
         </w:rPr>
         <w:lastRenderedPageBreak/>
-        <w:t>06/10/</w:t>
-      </w:r>
-      <w:proofErr w:type="gramStart"/>
+        <w:t>06/10/2024</w:t>
+      </w:r>
       <w:r>
         <w:rPr>
           <w:rFonts w:ascii="Segoe UI" w:eastAsia="Segoe UI" w:hAnsi="Segoe UI" w:cs="Segoe UI"/>
@@ -17411,10 +16777,320 @@
           <w:sz w:val="20"/>
           <w:szCs w:val="20"/>
           <w:u w:val="single"/>
-          <w:lang w:bidi="he-IL"/>
-        </w:rPr>
-        <w:t>2024</w:t>
-      </w:r>
+          <w:rtl/>
+          <w:lang w:bidi="he-IL"/>
+        </w:rPr>
+        <w:t>:</w:t>
+      </w:r>
+    </w:p>
+    <w:p>
+      <w:pPr>
+        <w:shd w:val="clear" w:color="auto" w:fill="FFFFFF" w:themeFill="background1"/>
+        <w:spacing w:after="0"/>
+        <w:rPr>
+          <w:rFonts w:ascii="Segoe UI" w:eastAsia="Segoe UI" w:hAnsi="Segoe UI" w:cs="Segoe UI"/>
+          <w:color w:val="242424"/>
+          <w:sz w:val="20"/>
+          <w:szCs w:val="20"/>
+          <w:rtl/>
+          <w:lang w:bidi="he-IL"/>
+        </w:rPr>
+      </w:pPr>
+      <w:r>
+        <w:rPr>
+          <w:rFonts w:ascii="Segoe UI" w:eastAsia="Segoe UI" w:hAnsi="Segoe UI" w:cs="Segoe UI"/>
+          <w:color w:val="242424"/>
+          <w:sz w:val="20"/>
+          <w:szCs w:val="20"/>
+          <w:rtl/>
+          <w:lang w:bidi="he-IL"/>
+        </w:rPr>
+        <w:t xml:space="preserve">היום </w:t>
+      </w:r>
+      <w:r>
+        <w:rPr>
+          <w:rFonts w:ascii="Segoe UI" w:eastAsia="Segoe UI" w:hAnsi="Segoe UI" w:cs="Segoe UI"/>
+          <w:color w:val="242424"/>
+          <w:sz w:val="20"/>
+          <w:szCs w:val="20"/>
+          <w:rtl/>
+          <w:lang w:bidi="he-IL"/>
+        </w:rPr>
+        <w:t>אמיר תיקן את חמשת הכרטיסים התק</w:t>
+      </w:r>
+      <w:r>
+        <w:rPr>
+          <w:rFonts w:ascii="Segoe UI" w:eastAsia="Segoe UI" w:hAnsi="Segoe UI" w:cs="Segoe UI"/>
+          <w:color w:val="242424"/>
+          <w:sz w:val="20"/>
+          <w:szCs w:val="20"/>
+          <w:rtl/>
+          <w:lang w:bidi="he-IL"/>
+        </w:rPr>
+        <w:t>ו</w:t>
+      </w:r>
+      <w:r>
+        <w:rPr>
+          <w:rFonts w:ascii="Segoe UI" w:eastAsia="Segoe UI" w:hAnsi="Segoe UI" w:cs="Segoe UI"/>
+          <w:color w:val="242424"/>
+          <w:sz w:val="20"/>
+          <w:szCs w:val="20"/>
+          <w:rtl/>
+          <w:lang w:bidi="he-IL"/>
+        </w:rPr>
+        <w:t>לים</w:t>
+      </w:r>
+      <w:r>
+        <w:rPr>
+          <w:rFonts w:ascii="Segoe UI" w:eastAsia="Segoe UI" w:hAnsi="Segoe UI" w:cs="Segoe UI"/>
+          <w:color w:val="242424"/>
+          <w:sz w:val="20"/>
+          <w:szCs w:val="20"/>
+          <w:rtl/>
+          <w:lang w:bidi="he-IL"/>
+        </w:rPr>
+        <w:t xml:space="preserve"> שנמצאו על המאיץ.</w:t>
+      </w:r>
+      <w:r>
+        <w:rPr>
+          <w:rFonts w:ascii="Segoe UI" w:eastAsia="Segoe UI" w:hAnsi="Segoe UI" w:cs="Segoe UI"/>
+          <w:color w:val="242424"/>
+          <w:sz w:val="20"/>
+          <w:szCs w:val="20"/>
+          <w:rtl/>
+          <w:lang w:bidi="he-IL"/>
+        </w:rPr>
+        <w:t xml:space="preserve"> טרנזיסטור ה-</w:t>
+      </w:r>
+      <w:r>
+        <w:rPr>
+          <w:rFonts w:ascii="Segoe UI" w:eastAsia="Segoe UI" w:hAnsi="Segoe UI" w:cs="Segoe UI"/>
+          <w:color w:val="242424"/>
+          <w:sz w:val="20"/>
+          <w:szCs w:val="20"/>
+          <w:lang w:bidi="he-IL"/>
+        </w:rPr>
+        <w:t>P</w:t>
+      </w:r>
+      <w:r>
+        <w:rPr>
+          <w:rFonts w:ascii="Segoe UI" w:eastAsia="Segoe UI" w:hAnsi="Segoe UI" w:cs="Segoe UI"/>
+          <w:color w:val="242424"/>
+          <w:sz w:val="20"/>
+          <w:szCs w:val="20"/>
+          <w:lang w:bidi="he-IL"/>
+        </w:rPr>
+        <w:t>_</w:t>
+      </w:r>
+      <w:r>
+        <w:rPr>
+          <w:rFonts w:ascii="Segoe UI" w:eastAsia="Segoe UI" w:hAnsi="Segoe UI" w:cs="Segoe UI"/>
+          <w:color w:val="242424"/>
+          <w:sz w:val="20"/>
+          <w:szCs w:val="20"/>
+          <w:lang w:bidi="he-IL"/>
+        </w:rPr>
+        <w:t>mos</w:t>
+      </w:r>
+      <w:r>
+        <w:rPr>
+          <w:rFonts w:ascii="Segoe UI" w:eastAsia="Segoe UI" w:hAnsi="Segoe UI" w:cs="Segoe UI"/>
+          <w:color w:val="242424"/>
+          <w:sz w:val="20"/>
+          <w:szCs w:val="20"/>
+          <w:rtl/>
+          <w:lang w:bidi="he-IL"/>
+        </w:rPr>
+        <w:t xml:space="preserve"> שמחובר למצב אוטומטי</w:t>
+      </w:r>
+      <w:r>
+        <w:rPr>
+          <w:rFonts w:ascii="Segoe UI" w:eastAsia="Segoe UI" w:hAnsi="Segoe UI" w:cs="Segoe UI"/>
+          <w:color w:val="242424"/>
+          <w:sz w:val="20"/>
+          <w:szCs w:val="20"/>
+          <w:rtl/>
+          <w:lang w:bidi="he-IL"/>
+        </w:rPr>
+        <w:t xml:space="preserve"> נפרץ וא</w:t>
+      </w:r>
+      <w:r>
+        <w:rPr>
+          <w:rFonts w:ascii="Segoe UI" w:eastAsia="Segoe UI" w:hAnsi="Segoe UI" w:cs="Segoe UI"/>
+          <w:color w:val="242424"/>
+          <w:sz w:val="20"/>
+          <w:szCs w:val="20"/>
+          <w:rtl/>
+          <w:lang w:bidi="he-IL"/>
+        </w:rPr>
+        <w:t>י</w:t>
+      </w:r>
+      <w:r>
+        <w:rPr>
+          <w:rFonts w:ascii="Segoe UI" w:eastAsia="Segoe UI" w:hAnsi="Segoe UI" w:cs="Segoe UI"/>
+          <w:color w:val="242424"/>
+          <w:sz w:val="20"/>
+          <w:szCs w:val="20"/>
+          <w:rtl/>
+          <w:lang w:bidi="he-IL"/>
+        </w:rPr>
+        <w:t xml:space="preserve">פשר לחיישנים להפעיל את </w:t>
+      </w:r>
+      <w:r>
+        <w:rPr>
+          <w:rFonts w:ascii="Segoe UI" w:eastAsia="Segoe UI" w:hAnsi="Segoe UI" w:cs="Segoe UI"/>
+          <w:color w:val="242424"/>
+          <w:sz w:val="20"/>
+          <w:szCs w:val="20"/>
+          <w:rtl/>
+          <w:lang w:bidi="he-IL"/>
+        </w:rPr>
+        <w:t>ה-</w:t>
+      </w:r>
+      <w:r>
+        <w:rPr>
+          <w:rFonts w:ascii="Segoe UI" w:eastAsia="Segoe UI" w:hAnsi="Segoe UI" w:cs="Segoe UI"/>
+          <w:color w:val="242424"/>
+          <w:sz w:val="20"/>
+          <w:szCs w:val="20"/>
+          <w:lang w:bidi="he-IL"/>
+        </w:rPr>
+        <w:t>FET</w:t>
+      </w:r>
+      <w:r>
+        <w:rPr>
+          <w:rFonts w:ascii="Segoe UI" w:eastAsia="Segoe UI" w:hAnsi="Segoe UI" w:cs="Segoe UI"/>
+          <w:color w:val="242424"/>
+          <w:sz w:val="20"/>
+          <w:szCs w:val="20"/>
+          <w:rtl/>
+          <w:lang w:bidi="he-IL"/>
+        </w:rPr>
+        <w:t xml:space="preserve"> </w:t>
+      </w:r>
+      <w:r>
+        <w:rPr>
+          <w:rFonts w:ascii="Segoe UI" w:eastAsia="Segoe UI" w:hAnsi="Segoe UI" w:cs="Segoe UI"/>
+          <w:color w:val="242424"/>
+          <w:sz w:val="20"/>
+          <w:szCs w:val="20"/>
+          <w:rtl/>
+          <w:lang w:bidi="he-IL"/>
+        </w:rPr>
+        <w:t>(</w:t>
+      </w:r>
+      <w:r>
+        <w:rPr>
+          <w:rFonts w:ascii="Segoe UI" w:eastAsia="Segoe UI" w:hAnsi="Segoe UI" w:cs="Segoe UI"/>
+          <w:color w:val="242424"/>
+          <w:sz w:val="20"/>
+          <w:szCs w:val="20"/>
+          <w:rtl/>
+          <w:lang w:bidi="he-IL"/>
+        </w:rPr>
+        <w:t>הלד הכחול</w:t>
+      </w:r>
+      <w:r>
+        <w:rPr>
+          <w:rFonts w:ascii="Segoe UI" w:eastAsia="Segoe UI" w:hAnsi="Segoe UI" w:cs="Segoe UI"/>
+          <w:color w:val="242424"/>
+          <w:sz w:val="20"/>
+          <w:szCs w:val="20"/>
+          <w:rtl/>
+          <w:lang w:bidi="he-IL"/>
+        </w:rPr>
+        <w:t>)</w:t>
+      </w:r>
+      <w:r>
+        <w:rPr>
+          <w:rFonts w:ascii="Segoe UI" w:eastAsia="Segoe UI" w:hAnsi="Segoe UI" w:cs="Segoe UI"/>
+          <w:color w:val="242424"/>
+          <w:sz w:val="20"/>
+          <w:szCs w:val="20"/>
+          <w:rtl/>
+          <w:lang w:bidi="he-IL"/>
+        </w:rPr>
+        <w:t>. אנו לא יודעים עדיין מה גרם לפריצה של הטרנזיסטור</w:t>
+      </w:r>
+      <w:r>
+        <w:rPr>
+          <w:rFonts w:ascii="Segoe UI" w:eastAsia="Segoe UI" w:hAnsi="Segoe UI" w:cs="Segoe UI"/>
+          <w:color w:val="242424"/>
+          <w:sz w:val="20"/>
+          <w:szCs w:val="20"/>
+          <w:rtl/>
+          <w:lang w:bidi="he-IL"/>
+        </w:rPr>
+        <w:t xml:space="preserve"> לכן אנו בודקים את המערכת למצב קיצון (</w:t>
+      </w:r>
+      <w:r>
+        <w:rPr>
+          <w:rFonts w:ascii="Segoe UI" w:eastAsia="Segoe UI" w:hAnsi="Segoe UI" w:cs="Segoe UI"/>
+          <w:color w:val="242424"/>
+          <w:sz w:val="20"/>
+          <w:szCs w:val="20"/>
+          <w:lang w:bidi="he-IL"/>
+        </w:rPr>
+        <w:t>12V</w:t>
+      </w:r>
+      <w:r>
+        <w:rPr>
+          <w:rFonts w:ascii="Segoe UI" w:eastAsia="Segoe UI" w:hAnsi="Segoe UI" w:cs="Segoe UI"/>
+          <w:color w:val="242424"/>
+          <w:sz w:val="20"/>
+          <w:szCs w:val="20"/>
+          <w:rtl/>
+          <w:lang w:bidi="he-IL"/>
+        </w:rPr>
+        <w:t xml:space="preserve"> לכרטיסים</w:t>
+      </w:r>
+      <w:r>
+        <w:rPr>
+          <w:rFonts w:ascii="Segoe UI" w:eastAsia="Segoe UI" w:hAnsi="Segoe UI" w:cs="Segoe UI"/>
+          <w:color w:val="242424"/>
+          <w:sz w:val="20"/>
+          <w:szCs w:val="20"/>
+          <w:rtl/>
+          <w:lang w:bidi="he-IL"/>
+        </w:rPr>
+        <w:t xml:space="preserve"> </w:t>
+      </w:r>
+      <w:r>
+        <w:rPr>
+          <w:rFonts w:ascii="Segoe UI" w:eastAsia="Segoe UI" w:hAnsi="Segoe UI" w:cs="Segoe UI"/>
+          <w:color w:val="242424"/>
+          <w:sz w:val="20"/>
+          <w:szCs w:val="20"/>
+          <w:lang w:bidi="he-IL"/>
+        </w:rPr>
+        <w:t>36V</w:t>
+      </w:r>
+      <w:r>
+        <w:rPr>
+          <w:rFonts w:ascii="Segoe UI" w:eastAsia="Segoe UI" w:hAnsi="Segoe UI" w:cs="Segoe UI"/>
+          <w:color w:val="242424"/>
+          <w:sz w:val="20"/>
+          <w:szCs w:val="20"/>
+          <w:rtl/>
+          <w:lang w:bidi="he-IL"/>
+        </w:rPr>
+        <w:t xml:space="preserve"> לסלילים).</w:t>
+      </w:r>
+    </w:p>
+    <w:p>
+      <w:pPr>
+        <w:shd w:val="clear" w:color="auto" w:fill="FFFFFF" w:themeFill="background1"/>
+        <w:bidi/>
+        <w:spacing w:after="0"/>
+        <w:rPr>
+          <w:rFonts w:ascii="Segoe UI" w:eastAsia="Segoe UI" w:hAnsi="Segoe UI" w:cs="Segoe UI"/>
+          <w:color w:val="242424"/>
+          <w:sz w:val="20"/>
+          <w:szCs w:val="20"/>
+          <w:rtl/>
+          <w:lang w:bidi="he-IL"/>
+        </w:rPr>
+      </w:pPr>
       <w:r>
         <w:rPr>
           <w:rFonts w:ascii="Segoe UI" w:eastAsia="Segoe UI" w:hAnsi="Segoe UI" w:cs="Segoe UI"/>
@@ -17423,213 +17099,21 @@
           <w:color w:val="242424"/>
           <w:sz w:val="20"/>
           <w:szCs w:val="20"/>
-          <w:u w:val="single"/>
-          <w:rtl/>
-          <w:lang w:bidi="he-IL"/>
-        </w:rPr>
-        <w:t>:</w:t>
-      </w:r>
-      <w:proofErr w:type="gramEnd"/>
-    </w:p>
-    <w:p>
-      <w:pPr>
-        <w:shd w:val="clear" w:color="auto" w:fill="FFFFFF" w:themeFill="background1"/>
-        <w:spacing w:after="0"/>
-        <w:rPr>
-          <w:rFonts w:ascii="Segoe UI" w:eastAsia="Segoe UI" w:hAnsi="Segoe UI" w:cs="Segoe UI"/>
-          <w:color w:val="242424"/>
-          <w:sz w:val="20"/>
-          <w:szCs w:val="20"/>
-          <w:rtl/>
-          <w:lang w:bidi="he-IL"/>
-        </w:rPr>
-      </w:pPr>
-      <w:r>
-        <w:rPr>
-          <w:rFonts w:ascii="Segoe UI" w:eastAsia="Segoe UI" w:hAnsi="Segoe UI" w:cs="Segoe UI"/>
-          <w:color w:val="242424"/>
-          <w:sz w:val="20"/>
-          <w:szCs w:val="20"/>
-          <w:rtl/>
-          <w:lang w:bidi="he-IL"/>
-        </w:rPr>
-        <w:t xml:space="preserve">היום </w:t>
-      </w:r>
-      <w:r>
-        <w:rPr>
-          <w:rFonts w:ascii="Segoe UI" w:eastAsia="Segoe UI" w:hAnsi="Segoe UI" w:cs="Segoe UI"/>
-          <w:color w:val="242424"/>
-          <w:sz w:val="20"/>
-          <w:szCs w:val="20"/>
-          <w:rtl/>
-          <w:lang w:bidi="he-IL"/>
-        </w:rPr>
-        <w:t>אמיר תיקן את חמשת הכרטיסים התק</w:t>
-      </w:r>
-      <w:r>
-        <w:rPr>
-          <w:rFonts w:ascii="Segoe UI" w:eastAsia="Segoe UI" w:hAnsi="Segoe UI" w:cs="Segoe UI"/>
-          <w:color w:val="242424"/>
-          <w:sz w:val="20"/>
-          <w:szCs w:val="20"/>
-          <w:rtl/>
-          <w:lang w:bidi="he-IL"/>
-        </w:rPr>
-        <w:t>ו</w:t>
-      </w:r>
-      <w:r>
-        <w:rPr>
-          <w:rFonts w:ascii="Segoe UI" w:eastAsia="Segoe UI" w:hAnsi="Segoe UI" w:cs="Segoe UI"/>
-          <w:color w:val="242424"/>
-          <w:sz w:val="20"/>
-          <w:szCs w:val="20"/>
-          <w:rtl/>
-          <w:lang w:bidi="he-IL"/>
-        </w:rPr>
-        <w:t>לים</w:t>
-      </w:r>
-      <w:r>
-        <w:rPr>
-          <w:rFonts w:ascii="Segoe UI" w:eastAsia="Segoe UI" w:hAnsi="Segoe UI" w:cs="Segoe UI"/>
-          <w:color w:val="242424"/>
-          <w:sz w:val="20"/>
-          <w:szCs w:val="20"/>
-          <w:rtl/>
-          <w:lang w:bidi="he-IL"/>
-        </w:rPr>
-        <w:t xml:space="preserve"> שנמצאו על המאיץ.</w:t>
-      </w:r>
-      <w:r>
-        <w:rPr>
-          <w:rFonts w:ascii="Segoe UI" w:eastAsia="Segoe UI" w:hAnsi="Segoe UI" w:cs="Segoe UI"/>
-          <w:color w:val="242424"/>
-          <w:sz w:val="20"/>
-          <w:szCs w:val="20"/>
-          <w:rtl/>
-          <w:lang w:bidi="he-IL"/>
-        </w:rPr>
-        <w:t xml:space="preserve"> טרנזיסטור ה-</w:t>
-      </w:r>
-      <w:proofErr w:type="spellStart"/>
-      <w:r>
-        <w:rPr>
-          <w:rFonts w:ascii="Segoe UI" w:eastAsia="Segoe UI" w:hAnsi="Segoe UI" w:cs="Segoe UI"/>
-          <w:color w:val="242424"/>
-          <w:sz w:val="20"/>
-          <w:szCs w:val="20"/>
-          <w:lang w:bidi="he-IL"/>
-        </w:rPr>
-        <w:t>P</w:t>
-      </w:r>
-      <w:r>
-        <w:rPr>
-          <w:rFonts w:ascii="Segoe UI" w:eastAsia="Segoe UI" w:hAnsi="Segoe UI" w:cs="Segoe UI"/>
-          <w:color w:val="242424"/>
-          <w:sz w:val="20"/>
-          <w:szCs w:val="20"/>
-          <w:lang w:bidi="he-IL"/>
-        </w:rPr>
-        <w:t>_</w:t>
-      </w:r>
-      <w:r>
-        <w:rPr>
-          <w:rFonts w:ascii="Segoe UI" w:eastAsia="Segoe UI" w:hAnsi="Segoe UI" w:cs="Segoe UI"/>
-          <w:color w:val="242424"/>
-          <w:sz w:val="20"/>
-          <w:szCs w:val="20"/>
-          <w:lang w:bidi="he-IL"/>
-        </w:rPr>
-        <w:t>mos</w:t>
-      </w:r>
-      <w:proofErr w:type="spellEnd"/>
-      <w:r>
-        <w:rPr>
-          <w:rFonts w:ascii="Segoe UI" w:eastAsia="Segoe UI" w:hAnsi="Segoe UI" w:cs="Segoe UI"/>
-          <w:color w:val="242424"/>
-          <w:sz w:val="20"/>
-          <w:szCs w:val="20"/>
-          <w:rtl/>
-          <w:lang w:bidi="he-IL"/>
-        </w:rPr>
-        <w:t xml:space="preserve"> שמחובר למצב אוטומטי</w:t>
-      </w:r>
-      <w:r>
-        <w:rPr>
-          <w:rFonts w:ascii="Segoe UI" w:eastAsia="Segoe UI" w:hAnsi="Segoe UI" w:cs="Segoe UI"/>
-          <w:color w:val="242424"/>
-          <w:sz w:val="20"/>
-          <w:szCs w:val="20"/>
-          <w:rtl/>
-          <w:lang w:bidi="he-IL"/>
-        </w:rPr>
-        <w:t xml:space="preserve"> נפרץ </w:t>
-      </w:r>
-      <w:proofErr w:type="spellStart"/>
-      <w:r>
-        <w:rPr>
-          <w:rFonts w:ascii="Segoe UI" w:eastAsia="Segoe UI" w:hAnsi="Segoe UI" w:cs="Segoe UI"/>
-          <w:color w:val="242424"/>
-          <w:sz w:val="20"/>
-          <w:szCs w:val="20"/>
-          <w:rtl/>
-          <w:lang w:bidi="he-IL"/>
-        </w:rPr>
-        <w:t>וא</w:t>
-      </w:r>
-      <w:r>
-        <w:rPr>
-          <w:rFonts w:ascii="Segoe UI" w:eastAsia="Segoe UI" w:hAnsi="Segoe UI" w:cs="Segoe UI"/>
-          <w:color w:val="242424"/>
-          <w:sz w:val="20"/>
-          <w:szCs w:val="20"/>
-          <w:rtl/>
-          <w:lang w:bidi="he-IL"/>
-        </w:rPr>
-        <w:t>י</w:t>
-      </w:r>
-      <w:r>
-        <w:rPr>
-          <w:rFonts w:ascii="Segoe UI" w:eastAsia="Segoe UI" w:hAnsi="Segoe UI" w:cs="Segoe UI"/>
-          <w:color w:val="242424"/>
-          <w:sz w:val="20"/>
-          <w:szCs w:val="20"/>
-          <w:rtl/>
-          <w:lang w:bidi="he-IL"/>
-        </w:rPr>
-        <w:t>פשר</w:t>
-      </w:r>
-      <w:proofErr w:type="spellEnd"/>
-      <w:r>
-        <w:rPr>
-          <w:rFonts w:ascii="Segoe UI" w:eastAsia="Segoe UI" w:hAnsi="Segoe UI" w:cs="Segoe UI"/>
-          <w:color w:val="242424"/>
-          <w:sz w:val="20"/>
-          <w:szCs w:val="20"/>
-          <w:rtl/>
-          <w:lang w:bidi="he-IL"/>
-        </w:rPr>
-        <w:t xml:space="preserve"> לחיישנים להפעיל את </w:t>
-      </w:r>
-      <w:r>
-        <w:rPr>
-          <w:rFonts w:ascii="Segoe UI" w:eastAsia="Segoe UI" w:hAnsi="Segoe UI" w:cs="Segoe UI"/>
-          <w:color w:val="242424"/>
-          <w:sz w:val="20"/>
-          <w:szCs w:val="20"/>
-          <w:rtl/>
-          <w:lang w:bidi="he-IL"/>
-        </w:rPr>
-        <w:t>ה-</w:t>
-      </w:r>
-      <w:r>
-        <w:rPr>
-          <w:rFonts w:ascii="Segoe UI" w:eastAsia="Segoe UI" w:hAnsi="Segoe UI" w:cs="Segoe UI"/>
-          <w:color w:val="242424"/>
-          <w:sz w:val="20"/>
-          <w:szCs w:val="20"/>
-          <w:lang w:bidi="he-IL"/>
-        </w:rPr>
-        <w:t>FET</w:t>
+          <w:rtl/>
+          <w:lang w:bidi="he-IL"/>
+        </w:rPr>
+        <w:t>***הערה</w:t>
+      </w:r>
+      <w:r>
+        <w:rPr>
+          <w:rFonts w:ascii="Segoe UI" w:eastAsia="Segoe UI" w:hAnsi="Segoe UI" w:cs="Segoe UI"/>
+          <w:color w:val="242424"/>
+          <w:sz w:val="20"/>
+          <w:szCs w:val="20"/>
+          <w:rtl/>
+          <w:lang w:bidi="he-IL"/>
+        </w:rPr>
+        <w:t>: ברגע שאחד מהכרטיסים תקולים</w:t>
       </w:r>
       <w:r>
         <w:rPr>
@@ -17651,72 +17135,17 @@
           <w:rtl/>
           <w:lang w:bidi="he-IL"/>
         </w:rPr>
-        <w:t>(</w:t>
-      </w:r>
-      <w:r>
-        <w:rPr>
-          <w:rFonts w:ascii="Segoe UI" w:eastAsia="Segoe UI" w:hAnsi="Segoe UI" w:cs="Segoe UI"/>
-          <w:color w:val="242424"/>
-          <w:sz w:val="20"/>
-          <w:szCs w:val="20"/>
-          <w:rtl/>
-          <w:lang w:bidi="he-IL"/>
-        </w:rPr>
-        <w:t>הלד הכחול</w:t>
-      </w:r>
-      <w:r>
-        <w:rPr>
-          <w:rFonts w:ascii="Segoe UI" w:eastAsia="Segoe UI" w:hAnsi="Segoe UI" w:cs="Segoe UI"/>
-          <w:color w:val="242424"/>
-          <w:sz w:val="20"/>
-          <w:szCs w:val="20"/>
-          <w:rtl/>
-          <w:lang w:bidi="he-IL"/>
-        </w:rPr>
-        <w:t>)</w:t>
-      </w:r>
-      <w:r>
-        <w:rPr>
-          <w:rFonts w:ascii="Segoe UI" w:eastAsia="Segoe UI" w:hAnsi="Segoe UI" w:cs="Segoe UI"/>
-          <w:color w:val="242424"/>
-          <w:sz w:val="20"/>
-          <w:szCs w:val="20"/>
-          <w:rtl/>
-          <w:lang w:bidi="he-IL"/>
-        </w:rPr>
-        <w:t>. אנו לא יודעים עדיין מה גרם לפריצה של הטרנזיסטור</w:t>
-      </w:r>
-      <w:r>
-        <w:rPr>
-          <w:rFonts w:ascii="Segoe UI" w:eastAsia="Segoe UI" w:hAnsi="Segoe UI" w:cs="Segoe UI"/>
-          <w:color w:val="242424"/>
-          <w:sz w:val="20"/>
-          <w:szCs w:val="20"/>
-          <w:rtl/>
-          <w:lang w:bidi="he-IL"/>
-        </w:rPr>
-        <w:t xml:space="preserve"> לכן אנו בודקים את המערכת למצב קיצון (</w:t>
-      </w:r>
-      <w:r>
-        <w:rPr>
-          <w:rFonts w:ascii="Segoe UI" w:eastAsia="Segoe UI" w:hAnsi="Segoe UI" w:cs="Segoe UI"/>
-          <w:color w:val="242424"/>
-          <w:sz w:val="20"/>
-          <w:szCs w:val="20"/>
-          <w:lang w:bidi="he-IL"/>
-        </w:rPr>
-        <w:t>12V</w:t>
-      </w:r>
-      <w:r>
-        <w:rPr>
-          <w:rFonts w:ascii="Segoe UI" w:eastAsia="Segoe UI" w:hAnsi="Segoe UI" w:cs="Segoe UI"/>
-          <w:color w:val="242424"/>
-          <w:sz w:val="20"/>
-          <w:szCs w:val="20"/>
-          <w:rtl/>
-          <w:lang w:bidi="he-IL"/>
-        </w:rPr>
-        <w:t xml:space="preserve"> לכרטיסים</w:t>
+        <w:t>בגלל פריצת ה-</w:t>
+      </w:r>
+      <w:r>
+        <w:rPr>
+          <w:rFonts w:ascii="Segoe UI" w:eastAsia="Segoe UI" w:hAnsi="Segoe UI" w:cs="Segoe UI"/>
+          <w:color w:val="242424"/>
+          <w:sz w:val="20"/>
+          <w:szCs w:val="20"/>
+          <w:lang w:bidi="he-IL"/>
+        </w:rPr>
+        <w:t>P_mos</w:t>
       </w:r>
       <w:r>
         <w:rPr>
@@ -17735,83 +17164,44 @@
           <w:color w:val="242424"/>
           <w:sz w:val="20"/>
           <w:szCs w:val="20"/>
-          <w:lang w:bidi="he-IL"/>
-        </w:rPr>
-        <w:t>36V</w:t>
-      </w:r>
-      <w:r>
-        <w:rPr>
-          <w:rFonts w:ascii="Segoe UI" w:eastAsia="Segoe UI" w:hAnsi="Segoe UI" w:cs="Segoe UI"/>
-          <w:color w:val="242424"/>
-          <w:sz w:val="20"/>
-          <w:szCs w:val="20"/>
-          <w:rtl/>
-          <w:lang w:bidi="he-IL"/>
-        </w:rPr>
-        <w:t xml:space="preserve"> לסלילים).</w:t>
-      </w:r>
-    </w:p>
-    <w:p>
-      <w:pPr>
-        <w:shd w:val="clear" w:color="auto" w:fill="FFFFFF" w:themeFill="background1"/>
-        <w:bidi/>
-        <w:spacing w:after="0"/>
-        <w:rPr>
-          <w:rFonts w:ascii="Segoe UI" w:eastAsia="Segoe UI" w:hAnsi="Segoe UI" w:cs="Segoe UI"/>
-          <w:color w:val="242424"/>
-          <w:sz w:val="20"/>
-          <w:szCs w:val="20"/>
-          <w:rtl/>
-          <w:lang w:bidi="he-IL"/>
-        </w:rPr>
-      </w:pPr>
-      <w:r>
-        <w:rPr>
-          <w:rFonts w:ascii="Segoe UI" w:eastAsia="Segoe UI" w:hAnsi="Segoe UI" w:cs="Segoe UI"/>
-          <w:b/>
-          <w:bCs/>
-          <w:color w:val="242424"/>
-          <w:sz w:val="20"/>
-          <w:szCs w:val="20"/>
-          <w:rtl/>
-          <w:lang w:bidi="he-IL"/>
-        </w:rPr>
-        <w:t>***הערה</w:t>
-      </w:r>
-      <w:r>
-        <w:rPr>
-          <w:rFonts w:ascii="Segoe UI" w:eastAsia="Segoe UI" w:hAnsi="Segoe UI" w:cs="Segoe UI"/>
-          <w:color w:val="242424"/>
-          <w:sz w:val="20"/>
-          <w:szCs w:val="20"/>
-          <w:rtl/>
-          <w:lang w:bidi="he-IL"/>
-        </w:rPr>
-        <w:t>: ברגע שאחד מהכרטיסים תקולים</w:t>
-      </w:r>
-      <w:r>
-        <w:rPr>
-          <w:rFonts w:ascii="Segoe UI" w:eastAsia="Segoe UI" w:hAnsi="Segoe UI" w:cs="Segoe UI"/>
-          <w:color w:val="242424"/>
-          <w:sz w:val="20"/>
-          <w:szCs w:val="20"/>
-          <w:rtl/>
-          <w:lang w:bidi="he-IL"/>
-        </w:rPr>
-        <w:t xml:space="preserve"> </w:t>
-      </w:r>
-      <w:r>
-        <w:rPr>
-          <w:rFonts w:ascii="Segoe UI" w:eastAsia="Segoe UI" w:hAnsi="Segoe UI" w:cs="Segoe UI"/>
-          <w:color w:val="242424"/>
-          <w:sz w:val="20"/>
-          <w:szCs w:val="20"/>
-          <w:rtl/>
-          <w:lang w:bidi="he-IL"/>
-        </w:rPr>
-        <w:t>בגלל פריצת ה-</w:t>
-      </w:r>
-      <w:proofErr w:type="spellStart"/>
+          <w:rtl/>
+          <w:lang w:bidi="he-IL"/>
+        </w:rPr>
+        <w:t>המצב אוטומטי הופך ל-נמ</w:t>
+      </w:r>
+      <w:r>
+        <w:rPr>
+          <w:rFonts w:ascii="Segoe UI" w:eastAsia="Segoe UI" w:hAnsi="Segoe UI" w:cs="Segoe UI"/>
+          <w:color w:val="242424"/>
+          <w:sz w:val="20"/>
+          <w:szCs w:val="20"/>
+          <w:rtl/>
+          <w:lang w:bidi="he-IL"/>
+        </w:rPr>
+        <w:t xml:space="preserve">וך וגורם לשאר </w:t>
+      </w:r>
+      <w:r>
+        <w:rPr>
+          <w:rFonts w:ascii="Segoe UI" w:eastAsia="Segoe UI" w:hAnsi="Segoe UI" w:cs="Segoe UI"/>
+          <w:color w:val="242424"/>
+          <w:sz w:val="20"/>
+          <w:szCs w:val="20"/>
+          <w:rtl/>
+          <w:lang w:bidi="he-IL"/>
+        </w:rPr>
+        <w:t>הכרטיסים</w:t>
+      </w:r>
+      <w:r>
+        <w:rPr>
+          <w:rFonts w:ascii="Segoe UI" w:eastAsia="Segoe UI" w:hAnsi="Segoe UI" w:cs="Segoe UI"/>
+          <w:color w:val="242424"/>
+          <w:sz w:val="20"/>
+          <w:szCs w:val="20"/>
+          <w:rtl/>
+          <w:lang w:bidi="he-IL"/>
+        </w:rPr>
+        <w:t xml:space="preserve"> להפעיל את ה-</w:t>
+      </w:r>
       <w:r>
         <w:rPr>
           <w:rFonts w:ascii="Segoe UI" w:eastAsia="Segoe UI" w:hAnsi="Segoe UI" w:cs="Segoe UI"/>
@@ -17822,74 +17212,6 @@
         </w:rPr>
         <w:t>P_mos</w:t>
       </w:r>
-      <w:proofErr w:type="spellEnd"/>
-      <w:r>
-        <w:rPr>
-          <w:rFonts w:ascii="Segoe UI" w:eastAsia="Segoe UI" w:hAnsi="Segoe UI" w:cs="Segoe UI"/>
-          <w:color w:val="242424"/>
-          <w:sz w:val="20"/>
-          <w:szCs w:val="20"/>
-          <w:rtl/>
-          <w:lang w:bidi="he-IL"/>
-        </w:rPr>
-        <w:t xml:space="preserve"> </w:t>
-      </w:r>
-      <w:r>
-        <w:rPr>
-          <w:rFonts w:ascii="Segoe UI" w:eastAsia="Segoe UI" w:hAnsi="Segoe UI" w:cs="Segoe UI"/>
-          <w:color w:val="242424"/>
-          <w:sz w:val="20"/>
-          <w:szCs w:val="20"/>
-          <w:rtl/>
-          <w:lang w:bidi="he-IL"/>
-        </w:rPr>
-        <w:t>המצב אוטומטי הופך ל-נמ</w:t>
-      </w:r>
-      <w:r>
-        <w:rPr>
-          <w:rFonts w:ascii="Segoe UI" w:eastAsia="Segoe UI" w:hAnsi="Segoe UI" w:cs="Segoe UI"/>
-          <w:color w:val="242424"/>
-          <w:sz w:val="20"/>
-          <w:szCs w:val="20"/>
-          <w:rtl/>
-          <w:lang w:bidi="he-IL"/>
-        </w:rPr>
-        <w:t xml:space="preserve">וך וגורם לשאר </w:t>
-      </w:r>
-      <w:r>
-        <w:rPr>
-          <w:rFonts w:ascii="Segoe UI" w:eastAsia="Segoe UI" w:hAnsi="Segoe UI" w:cs="Segoe UI"/>
-          <w:color w:val="242424"/>
-          <w:sz w:val="20"/>
-          <w:szCs w:val="20"/>
-          <w:rtl/>
-          <w:lang w:bidi="he-IL"/>
-        </w:rPr>
-        <w:t>הכרטיסים</w:t>
-      </w:r>
-      <w:r>
-        <w:rPr>
-          <w:rFonts w:ascii="Segoe UI" w:eastAsia="Segoe UI" w:hAnsi="Segoe UI" w:cs="Segoe UI"/>
-          <w:color w:val="242424"/>
-          <w:sz w:val="20"/>
-          <w:szCs w:val="20"/>
-          <w:rtl/>
-          <w:lang w:bidi="he-IL"/>
-        </w:rPr>
-        <w:t xml:space="preserve"> להפעיל את ה-</w:t>
-      </w:r>
-      <w:proofErr w:type="spellStart"/>
-      <w:r>
-        <w:rPr>
-          <w:rFonts w:ascii="Segoe UI" w:eastAsia="Segoe UI" w:hAnsi="Segoe UI" w:cs="Segoe UI"/>
-          <w:color w:val="242424"/>
-          <w:sz w:val="20"/>
-          <w:szCs w:val="20"/>
-          <w:lang w:bidi="he-IL"/>
-        </w:rPr>
-        <w:t>P_mos</w:t>
-      </w:r>
-      <w:proofErr w:type="spellEnd"/>
       <w:r>
         <w:rPr>
           <w:rFonts w:ascii="Segoe UI" w:eastAsia="Segoe UI" w:hAnsi="Segoe UI" w:cs="Segoe UI"/>
@@ -18674,19 +17996,7 @@
           <w:rtl/>
           <w:lang w:bidi="he-IL"/>
         </w:rPr>
-        <w:t xml:space="preserve"> כשלוחצים על מצב </w:t>
-      </w:r>
-      <w:proofErr w:type="spellStart"/>
-      <w:r>
-        <w:rPr>
-          <w:rFonts w:ascii="Segoe UI" w:eastAsia="Segoe UI" w:hAnsi="Segoe UI" w:cs="Segoe UI"/>
-          <w:color w:val="242424"/>
-          <w:sz w:val="20"/>
-          <w:szCs w:val="20"/>
-          <w:rtl/>
-          <w:lang w:bidi="he-IL"/>
-        </w:rPr>
-        <w:t>אוטומטי.</w:t>
+        <w:t xml:space="preserve"> כשלוחצים על מצב אוטומטי.</w:t>
       </w:r>
       <w:r>
         <w:rPr>
@@ -18699,7 +18009,6 @@
         </w:rPr>
         <w:t>כי</w:t>
       </w:r>
-      <w:proofErr w:type="spellEnd"/>
       <w:r>
         <w:rPr>
           <w:rFonts w:ascii="Segoe UI" w:eastAsia="Segoe UI" w:hAnsi="Segoe UI" w:cs="Segoe UI"/>
@@ -18860,7 +18169,6 @@
         </w:rPr>
         <w:t xml:space="preserve"> לכניסה </w:t>
       </w:r>
-      <w:proofErr w:type="spellStart"/>
       <w:r>
         <w:rPr>
           <w:rFonts w:ascii="Segoe UI" w:eastAsia="Segoe UI" w:hAnsi="Segoe UI" w:cs="Segoe UI"/>
@@ -18871,7 +18179,6 @@
         </w:rPr>
         <w:t>To_PCH</w:t>
       </w:r>
-      <w:proofErr w:type="spellEnd"/>
       <w:r>
         <w:rPr>
           <w:rFonts w:ascii="Segoe UI" w:eastAsia="Segoe UI" w:hAnsi="Segoe UI" w:cs="Segoe UI"/>
@@ -19001,7 +18308,6 @@
           </wp:inline>
         </w:drawing>
       </w:r>
-      <w:proofErr w:type="spellStart"/>
       <w:r>
         <w:rPr>
           <w:b/>
@@ -19020,7 +18326,6 @@
         </w:rPr>
         <w:t>ים</w:t>
       </w:r>
-      <w:proofErr w:type="spellEnd"/>
       <w:r>
         <w:rPr>
           <w:b/>
@@ -19028,9 +18333,8 @@
           <w:u w:val="single"/>
           <w:rtl/>
         </w:rPr>
-        <w:t xml:space="preserve"> </w:t>
-      </w:r>
-      <w:proofErr w:type="spellStart"/>
+        <w:t xml:space="preserve"> הבא</w:t>
+      </w:r>
       <w:r>
         <w:rPr>
           <w:b/>
@@ -19038,7 +18342,7 @@
           <w:u w:val="single"/>
           <w:rtl/>
         </w:rPr>
-        <w:t>הבא</w:t>
+        <w:t>ים</w:t>
       </w:r>
       <w:r>
         <w:rPr>
@@ -19047,41 +18351,37 @@
           <w:u w:val="single"/>
           <w:rtl/>
         </w:rPr>
-        <w:t>ים</w:t>
-      </w:r>
-      <w:proofErr w:type="spellEnd"/>
-      <w:r>
+        <w:t>:</w:t>
+      </w:r>
+    </w:p>
+    <w:p>
+      <w:pPr>
+        <w:shd w:val="clear" w:color="auto" w:fill="FFFFFF" w:themeFill="background1"/>
+        <w:bidi/>
+        <w:spacing w:after="0"/>
         <w:rPr>
           <w:b/>
           <w:bCs/>
           <w:u w:val="single"/>
-          <w:rtl/>
-        </w:rPr>
-        <w:t>:</w:t>
-      </w:r>
-    </w:p>
-    <w:p>
-      <w:pPr>
-        <w:shd w:val="clear" w:color="auto" w:fill="FFFFFF" w:themeFill="background1"/>
-        <w:bidi/>
-        <w:spacing w:after="0"/>
+        </w:rPr>
+      </w:pPr>
+      <w:r>
         <w:rPr>
           <w:b/>
           <w:bCs/>
           <w:u w:val="single"/>
-        </w:rPr>
-      </w:pPr>
-      <w:proofErr w:type="spellStart"/>
+          <w:rtl/>
+        </w:rPr>
+        <w:t xml:space="preserve">תכנון </w:t>
+      </w:r>
       <w:r>
         <w:rPr>
           <w:b/>
           <w:bCs/>
           <w:u w:val="single"/>
-          <w:rtl/>
-        </w:rPr>
-        <w:t>תכנון</w:t>
-      </w:r>
-      <w:proofErr w:type="spellEnd"/>
+        </w:rPr>
+        <w:t>1</w:t>
+      </w:r>
       <w:r>
         <w:rPr>
           <w:b/>
@@ -19089,27 +18389,8 @@
           <w:u w:val="single"/>
           <w:rtl/>
         </w:rPr>
-        <w:t xml:space="preserve"> </w:t>
-      </w:r>
-      <w:proofErr w:type="gramStart"/>
-      <w:r>
-        <w:rPr>
-          <w:b/>
-          <w:bCs/>
-          <w:u w:val="single"/>
-        </w:rPr>
-        <w:t>1</w:t>
-      </w:r>
-      <w:r>
-        <w:rPr>
-          <w:b/>
-          <w:bCs/>
-          <w:u w:val="single"/>
-          <w:rtl/>
-        </w:rPr>
         <w:t xml:space="preserve"> :</w:t>
       </w:r>
-      <w:proofErr w:type="gramEnd"/>
     </w:p>
     <w:p>
       <w:pPr>
@@ -19218,7 +18499,6 @@
           <w:u w:val="single"/>
         </w:rPr>
       </w:pPr>
-      <w:proofErr w:type="spellStart"/>
       <w:r>
         <w:rPr>
           <w:b/>
@@ -19227,17 +18507,7 @@
           <w:rtl/>
         </w:rPr>
         <w:lastRenderedPageBreak/>
-        <w:t>תכנון</w:t>
-      </w:r>
-      <w:proofErr w:type="spellEnd"/>
-      <w:r>
-        <w:rPr>
-          <w:b/>
-          <w:bCs/>
-          <w:u w:val="single"/>
-          <w:rtl/>
-        </w:rPr>
-        <w:t xml:space="preserve"> </w:t>
+        <w:t xml:space="preserve">תכנון </w:t>
       </w:r>
       <w:r>
         <w:rPr>
@@ -19549,19 +18819,11 @@
         <w:bidi/>
         <w:spacing w:after="0"/>
       </w:pPr>
-      <w:proofErr w:type="spellStart"/>
-      <w:r>
-        <w:rPr>
-          <w:rtl/>
-        </w:rPr>
-        <w:t>כאשר</w:t>
-      </w:r>
-      <w:proofErr w:type="spellEnd"/>
-      <w:r>
-        <w:rPr>
-          <w:rtl/>
-        </w:rPr>
-        <w:t xml:space="preserve"> </w:t>
+      <w:r>
+        <w:rPr>
+          <w:rtl/>
+        </w:rPr>
+        <w:t xml:space="preserve">כאשר </w:t>
       </w:r>
       <w:r>
         <w:rPr>
@@ -19576,21 +18838,7 @@
         <w:rPr>
           <w:rtl/>
         </w:rPr>
-        <w:t xml:space="preserve"> </w:t>
-      </w:r>
-      <w:proofErr w:type="spellStart"/>
-      <w:r>
-        <w:rPr>
-          <w:rtl/>
-        </w:rPr>
-        <w:t>מולחם</w:t>
-      </w:r>
-      <w:proofErr w:type="spellEnd"/>
-      <w:r>
-        <w:rPr>
-          <w:rtl/>
-        </w:rPr>
-        <w:t>:</w:t>
+        <w:t xml:space="preserve"> מולחם:</w:t>
       </w:r>
     </w:p>
     <w:tbl>
@@ -20678,14 +19926,12 @@
         </w:rPr>
         <w:t>כן לא מגיעים למתח המקסימלי לפריצת ה-</w:t>
       </w:r>
-      <w:proofErr w:type="spellStart"/>
       <w:r>
         <w:rPr>
           <w:lang w:bidi="he-IL"/>
         </w:rPr>
         <w:t>P_mos</w:t>
       </w:r>
-      <w:proofErr w:type="spellEnd"/>
       <w:r>
         <w:rPr>
           <w:lang w:bidi="he-IL"/>
@@ -22093,9 +21339,8 @@
           <w:u w:val="single"/>
           <w:lang w:bidi="he-IL"/>
         </w:rPr>
-        <w:t>07/10/</w:t>
-      </w:r>
-      <w:proofErr w:type="gramStart"/>
+        <w:t>07/10/2024</w:t>
+      </w:r>
       <w:r>
         <w:rPr>
           <w:rFonts w:ascii="Segoe UI" w:eastAsia="Segoe UI" w:hAnsi="Segoe UI" w:cs="Segoe UI"/>
@@ -22105,25 +21350,11 @@
           <w:sz w:val="20"/>
           <w:szCs w:val="20"/>
           <w:u w:val="single"/>
-          <w:lang w:bidi="he-IL"/>
-        </w:rPr>
-        <w:t>2024</w:t>
-      </w:r>
-      <w:r>
-        <w:rPr>
-          <w:rFonts w:ascii="Segoe UI" w:eastAsia="Segoe UI" w:hAnsi="Segoe UI" w:cs="Segoe UI"/>
-          <w:b/>
-          <w:bCs/>
-          <w:color w:val="242424"/>
-          <w:sz w:val="20"/>
-          <w:szCs w:val="20"/>
-          <w:u w:val="single"/>
           <w:rtl/>
           <w:lang w:bidi="he-IL"/>
         </w:rPr>
         <w:t>:</w:t>
       </w:r>
-      <w:proofErr w:type="gramEnd"/>
     </w:p>
     <w:p>
       <w:pPr>
@@ -23645,66 +22876,18 @@
           <w:rtl/>
           <w:lang w:bidi="he-IL"/>
         </w:rPr>
-        <w:t xml:space="preserve"> </w:t>
-      </w:r>
-      <w:proofErr w:type="spellStart"/>
-      <w:r>
-        <w:rPr>
-          <w:rFonts w:ascii="Segoe UI" w:eastAsia="Segoe UI" w:hAnsi="Segoe UI" w:cs="Segoe UI"/>
-          <w:color w:val="242424"/>
-          <w:sz w:val="20"/>
-          <w:szCs w:val="20"/>
-          <w:rtl/>
-          <w:lang w:bidi="he-IL"/>
-        </w:rPr>
-        <w:t>הבובינה</w:t>
-      </w:r>
-      <w:proofErr w:type="spellEnd"/>
-      <w:r>
-        <w:rPr>
-          <w:rFonts w:ascii="Segoe UI" w:eastAsia="Segoe UI" w:hAnsi="Segoe UI" w:cs="Segoe UI"/>
-          <w:color w:val="242424"/>
-          <w:sz w:val="20"/>
-          <w:szCs w:val="20"/>
-          <w:rtl/>
-          <w:lang w:bidi="he-IL"/>
-        </w:rPr>
-        <w:t xml:space="preserve"> יותר גדולה </w:t>
-      </w:r>
-      <w:proofErr w:type="spellStart"/>
-      <w:r>
-        <w:rPr>
-          <w:rFonts w:ascii="Segoe UI" w:eastAsia="Segoe UI" w:hAnsi="Segoe UI" w:cs="Segoe UI"/>
-          <w:color w:val="242424"/>
-          <w:sz w:val="20"/>
-          <w:szCs w:val="20"/>
-          <w:rtl/>
-          <w:lang w:bidi="he-IL"/>
-        </w:rPr>
-        <w:t>מה</w:t>
-      </w:r>
-      <w:r>
-        <w:rPr>
-          <w:rFonts w:ascii="Segoe UI" w:eastAsia="Segoe UI" w:hAnsi="Segoe UI" w:cs="Segoe UI"/>
-          <w:color w:val="242424"/>
-          <w:sz w:val="20"/>
-          <w:szCs w:val="20"/>
-          <w:rtl/>
-          <w:lang w:bidi="he-IL"/>
-        </w:rPr>
-        <w:t>בובינה</w:t>
-      </w:r>
-      <w:proofErr w:type="spellEnd"/>
-      <w:r>
-        <w:rPr>
-          <w:rFonts w:ascii="Segoe UI" w:eastAsia="Segoe UI" w:hAnsi="Segoe UI" w:cs="Segoe UI"/>
-          <w:color w:val="242424"/>
-          <w:sz w:val="20"/>
-          <w:szCs w:val="20"/>
-          <w:rtl/>
-          <w:lang w:bidi="he-IL"/>
-        </w:rPr>
-        <w:t xml:space="preserve"> ב</w:t>
+        <w:t xml:space="preserve"> הבובינה יותר גדולה מה</w:t>
+      </w:r>
+      <w:r>
+        <w:rPr>
+          <w:rFonts w:ascii="Segoe UI" w:eastAsia="Segoe UI" w:hAnsi="Segoe UI" w:cs="Segoe UI"/>
+          <w:color w:val="242424"/>
+          <w:sz w:val="20"/>
+          <w:szCs w:val="20"/>
+          <w:rtl/>
+          <w:lang w:bidi="he-IL"/>
+        </w:rPr>
+        <w:t>בובינה ב</w:t>
       </w:r>
       <w:r>
         <w:rPr>
@@ -25239,7 +24422,6 @@
         </w:rPr>
         <w:t>H*</w:t>
       </w:r>
-      <w:proofErr w:type="spellStart"/>
       <w:r>
         <w:rPr>
           <w:rFonts w:ascii="Segoe UI" w:eastAsia="Segoe UI" w:hAnsi="Segoe UI" w:cs="Segoe UI"/>
@@ -25260,7 +24442,6 @@
         </w:rPr>
         <w:t>c</w:t>
       </w:r>
-      <w:proofErr w:type="spellEnd"/>
       <w:r>
         <w:rPr>
           <w:rFonts w:ascii="Segoe UI" w:eastAsia="Segoe UI" w:hAnsi="Segoe UI" w:cs="Segoe UI"/>
@@ -25363,9 +24544,161 @@
           <w:szCs w:val="20"/>
           <w:lang w:bidi="he-IL"/>
         </w:rPr>
-        <w:t>H*</w:t>
-      </w:r>
-      <w:proofErr w:type="spellStart"/>
+        <w:t>H*Lc = constan</w:t>
+      </w:r>
+      <w:r>
+        <w:rPr>
+          <w:rFonts w:ascii="Segoe UI" w:eastAsia="Segoe UI" w:hAnsi="Segoe UI" w:cs="Segoe UI"/>
+          <w:color w:val="242424"/>
+          <w:sz w:val="20"/>
+          <w:szCs w:val="20"/>
+          <w:lang w:bidi="he-IL"/>
+        </w:rPr>
+        <w:t xml:space="preserve">t * </w:t>
+      </w:r>
+      <w:r>
+        <w:rPr>
+          <w:rFonts w:ascii="Segoe UI" w:eastAsia="Segoe UI" w:hAnsi="Segoe UI" w:cs="Segoe UI"/>
+          <w:color w:val="242424"/>
+          <w:sz w:val="20"/>
+          <w:szCs w:val="20"/>
+          <w:lang w:bidi="he-IL"/>
+        </w:rPr>
+        <w:t>V</w:t>
+      </w:r>
+      <w:r>
+        <w:rPr>
+          <w:rFonts w:ascii="Segoe UI" w:eastAsia="Segoe UI" w:hAnsi="Segoe UI" w:cs="Segoe UI"/>
+          <w:color w:val="242424"/>
+          <w:sz w:val="20"/>
+          <w:szCs w:val="20"/>
+          <w:rtl/>
+          <w:lang w:bidi="he-IL"/>
+        </w:rPr>
+        <w:t>/</w:t>
+      </w:r>
+      <w:r>
+        <w:rPr>
+          <w:rFonts w:ascii="Segoe UI" w:eastAsia="Segoe UI" w:hAnsi="Segoe UI" w:cs="Segoe UI"/>
+          <w:color w:val="242424"/>
+          <w:sz w:val="20"/>
+          <w:szCs w:val="20"/>
+          <w:rtl/>
+          <w:lang w:bidi="he-IL"/>
+        </w:rPr>
+        <w:t>(</w:t>
+      </w:r>
+      <w:r>
+        <w:rPr>
+          <w:rFonts w:ascii="Segoe UI" w:eastAsia="Segoe UI" w:hAnsi="Segoe UI" w:cs="Segoe UI"/>
+          <w:color w:val="242424"/>
+          <w:sz w:val="20"/>
+          <w:szCs w:val="20"/>
+          <w:lang w:bidi="he-IL"/>
+        </w:rPr>
+        <w:t>N*Lh)</w:t>
+      </w:r>
+    </w:p>
+    <w:p>
+      <w:pPr>
+        <w:shd w:val="clear" w:color="auto" w:fill="FFFFFF" w:themeFill="background1"/>
+        <w:bidi/>
+        <w:spacing w:after="0"/>
+        <w:rPr>
+          <w:rFonts w:ascii="Segoe UI" w:eastAsia="Segoe UI" w:hAnsi="Segoe UI" w:cs="Segoe UI"/>
+          <w:color w:val="242424"/>
+          <w:sz w:val="20"/>
+          <w:szCs w:val="20"/>
+          <w:lang w:bidi="he-IL"/>
+        </w:rPr>
+      </w:pPr>
+    </w:p>
+    <w:p>
+      <w:pPr>
+        <w:shd w:val="clear" w:color="auto" w:fill="FFFFFF" w:themeFill="background1"/>
+        <w:bidi/>
+        <w:spacing w:after="0"/>
+        <w:rPr>
+          <w:rFonts w:ascii="Segoe UI" w:eastAsia="Segoe UI" w:hAnsi="Segoe UI" w:cs="Segoe UI"/>
+          <w:color w:val="242424"/>
+          <w:sz w:val="20"/>
+          <w:szCs w:val="20"/>
+          <w:rtl/>
+          <w:lang w:bidi="he-IL"/>
+        </w:rPr>
+      </w:pPr>
+      <w:r>
+        <w:rPr>
+          <w:rFonts w:ascii="Segoe UI" w:eastAsia="Segoe UI" w:hAnsi="Segoe UI" w:cs="Segoe UI"/>
+          <w:color w:val="242424"/>
+          <w:sz w:val="20"/>
+          <w:szCs w:val="20"/>
+          <w:lang w:bidi="he-IL"/>
+        </w:rPr>
+        <w:t>i</w:t>
+      </w:r>
+      <w:r>
+        <w:rPr>
+          <w:rFonts w:ascii="Segoe UI" w:eastAsia="Segoe UI" w:hAnsi="Segoe UI" w:cs="Segoe UI"/>
+          <w:color w:val="242424"/>
+          <w:sz w:val="20"/>
+          <w:szCs w:val="20"/>
+          <w:rtl/>
+          <w:lang w:bidi="he-IL"/>
+        </w:rPr>
+        <w:t>=זרם בסליל</w:t>
+      </w:r>
+    </w:p>
+    <w:p>
+      <w:pPr>
+        <w:shd w:val="clear" w:color="auto" w:fill="FFFFFF" w:themeFill="background1"/>
+        <w:bidi/>
+        <w:spacing w:after="0"/>
+        <w:rPr>
+          <w:rFonts w:ascii="Segoe UI" w:eastAsia="Segoe UI" w:hAnsi="Segoe UI" w:cs="Segoe UI"/>
+          <w:color w:val="242424"/>
+          <w:sz w:val="20"/>
+          <w:szCs w:val="20"/>
+          <w:rtl/>
+          <w:lang w:bidi="he-IL"/>
+        </w:rPr>
+      </w:pPr>
+      <w:r>
+        <w:rPr>
+          <w:rFonts w:ascii="Segoe UI" w:eastAsia="Segoe UI" w:hAnsi="Segoe UI" w:cs="Segoe UI"/>
+          <w:color w:val="242424"/>
+          <w:sz w:val="20"/>
+          <w:szCs w:val="20"/>
+          <w:lang w:bidi="he-IL"/>
+        </w:rPr>
+        <w:t>N</w:t>
+      </w:r>
+      <w:r>
+        <w:rPr>
+          <w:rFonts w:ascii="Segoe UI" w:eastAsia="Segoe UI" w:hAnsi="Segoe UI" w:cs="Segoe UI"/>
+          <w:color w:val="242424"/>
+          <w:sz w:val="20"/>
+          <w:szCs w:val="20"/>
+          <w:rtl/>
+          <w:lang w:bidi="he-IL"/>
+        </w:rPr>
+        <w:t>=מספר כריכות</w:t>
+      </w:r>
+    </w:p>
+    <w:p>
+      <w:pPr>
+        <w:shd w:val="clear" w:color="auto" w:fill="FFFFFF" w:themeFill="background1"/>
+        <w:bidi/>
+        <w:spacing w:after="0"/>
+        <w:rPr>
+          <w:rFonts w:ascii="Segoe UI" w:eastAsia="Segoe UI" w:hAnsi="Segoe UI" w:cs="Segoe UI"/>
+          <w:color w:val="242424"/>
+          <w:sz w:val="20"/>
+          <w:szCs w:val="20"/>
+          <w:rtl/>
+          <w:lang w:bidi="he-IL"/>
+        </w:rPr>
+      </w:pPr>
       <w:r>
         <w:rPr>
           <w:rFonts w:ascii="Segoe UI" w:eastAsia="Segoe UI" w:hAnsi="Segoe UI" w:cs="Segoe UI"/>
@@ -25376,70 +24709,43 @@
         </w:rPr>
         <w:t>Lc</w:t>
       </w:r>
-      <w:proofErr w:type="spellEnd"/>
-      <w:r>
-        <w:rPr>
-          <w:rFonts w:ascii="Segoe UI" w:eastAsia="Segoe UI" w:hAnsi="Segoe UI" w:cs="Segoe UI"/>
-          <w:color w:val="242424"/>
-          <w:sz w:val="20"/>
-          <w:szCs w:val="20"/>
-          <w:lang w:bidi="he-IL"/>
-        </w:rPr>
-        <w:t xml:space="preserve"> = constan</w:t>
-      </w:r>
-      <w:r>
-        <w:rPr>
-          <w:rFonts w:ascii="Segoe UI" w:eastAsia="Segoe UI" w:hAnsi="Segoe UI" w:cs="Segoe UI"/>
-          <w:color w:val="242424"/>
-          <w:sz w:val="20"/>
-          <w:szCs w:val="20"/>
-          <w:lang w:bidi="he-IL"/>
-        </w:rPr>
-        <w:t xml:space="preserve">t * </w:t>
-      </w:r>
-      <w:r>
-        <w:rPr>
-          <w:rFonts w:ascii="Segoe UI" w:eastAsia="Segoe UI" w:hAnsi="Segoe UI" w:cs="Segoe UI"/>
-          <w:color w:val="242424"/>
-          <w:sz w:val="20"/>
-          <w:szCs w:val="20"/>
-          <w:lang w:bidi="he-IL"/>
-        </w:rPr>
-        <w:t>V</w:t>
-      </w:r>
-      <w:r>
-        <w:rPr>
-          <w:rFonts w:ascii="Segoe UI" w:eastAsia="Segoe UI" w:hAnsi="Segoe UI" w:cs="Segoe UI"/>
-          <w:color w:val="242424"/>
-          <w:sz w:val="20"/>
-          <w:szCs w:val="20"/>
-          <w:rtl/>
-          <w:lang w:bidi="he-IL"/>
-        </w:rPr>
-        <w:t>/</w:t>
-      </w:r>
-      <w:r>
-        <w:rPr>
-          <w:rFonts w:ascii="Segoe UI" w:eastAsia="Segoe UI" w:hAnsi="Segoe UI" w:cs="Segoe UI"/>
-          <w:color w:val="242424"/>
-          <w:sz w:val="20"/>
-          <w:szCs w:val="20"/>
-          <w:rtl/>
-          <w:lang w:bidi="he-IL"/>
-        </w:rPr>
-        <w:t>(</w:t>
-      </w:r>
-      <w:r>
-        <w:rPr>
-          <w:rFonts w:ascii="Segoe UI" w:eastAsia="Segoe UI" w:hAnsi="Segoe UI" w:cs="Segoe UI"/>
-          <w:color w:val="242424"/>
-          <w:sz w:val="20"/>
-          <w:szCs w:val="20"/>
-          <w:lang w:bidi="he-IL"/>
-        </w:rPr>
-        <w:t>N*</w:t>
-      </w:r>
-      <w:proofErr w:type="spellStart"/>
+      <w:r>
+        <w:rPr>
+          <w:rFonts w:ascii="Segoe UI" w:eastAsia="Segoe UI" w:hAnsi="Segoe UI" w:cs="Segoe UI"/>
+          <w:color w:val="242424"/>
+          <w:sz w:val="20"/>
+          <w:szCs w:val="20"/>
+          <w:rtl/>
+          <w:lang w:bidi="he-IL"/>
+        </w:rPr>
+        <w:t>=אורך שבו השטף המגנטי עובר</w:t>
+      </w:r>
+      <w:r>
+        <w:rPr>
+          <w:rFonts w:ascii="Segoe UI" w:eastAsia="Segoe UI" w:hAnsi="Segoe UI" w:cs="Segoe UI"/>
+          <w:color w:val="242424"/>
+          <w:sz w:val="20"/>
+          <w:szCs w:val="20"/>
+          <w:rtl/>
+          <w:lang w:bidi="he-IL"/>
+        </w:rPr>
+        <w:t>.</w:t>
+      </w:r>
+    </w:p>
+    <w:p>
+      <w:pPr>
+        <w:shd w:val="clear" w:color="auto" w:fill="FFFFFF" w:themeFill="background1"/>
+        <w:bidi/>
+        <w:spacing w:after="0"/>
+        <w:rPr>
+          <w:rFonts w:ascii="Segoe UI" w:eastAsia="Segoe UI" w:hAnsi="Segoe UI" w:cs="Segoe UI"/>
+          <w:color w:val="242424"/>
+          <w:sz w:val="20"/>
+          <w:szCs w:val="20"/>
+          <w:rtl/>
+          <w:lang w:bidi="he-IL"/>
+        </w:rPr>
+      </w:pPr>
       <w:r>
         <w:rPr>
           <w:rFonts w:ascii="Segoe UI" w:eastAsia="Segoe UI" w:hAnsi="Segoe UI" w:cs="Segoe UI"/>
@@ -25450,84 +24756,105 @@
         </w:rPr>
         <w:t>Lh</w:t>
       </w:r>
-      <w:proofErr w:type="spellEnd"/>
-      <w:r>
-        <w:rPr>
-          <w:rFonts w:ascii="Segoe UI" w:eastAsia="Segoe UI" w:hAnsi="Segoe UI" w:cs="Segoe UI"/>
-          <w:color w:val="242424"/>
-          <w:sz w:val="20"/>
-          <w:szCs w:val="20"/>
-          <w:lang w:bidi="he-IL"/>
-        </w:rPr>
-        <w:t>)</w:t>
-      </w:r>
-    </w:p>
-    <w:p>
-      <w:pPr>
-        <w:shd w:val="clear" w:color="auto" w:fill="FFFFFF" w:themeFill="background1"/>
-        <w:bidi/>
-        <w:spacing w:after="0"/>
-        <w:rPr>
-          <w:rFonts w:ascii="Segoe UI" w:eastAsia="Segoe UI" w:hAnsi="Segoe UI" w:cs="Segoe UI"/>
-          <w:color w:val="242424"/>
-          <w:sz w:val="20"/>
-          <w:szCs w:val="20"/>
-          <w:lang w:bidi="he-IL"/>
-        </w:rPr>
-      </w:pPr>
-    </w:p>
-    <w:p>
-      <w:pPr>
-        <w:shd w:val="clear" w:color="auto" w:fill="FFFFFF" w:themeFill="background1"/>
-        <w:bidi/>
-        <w:spacing w:after="0"/>
-        <w:rPr>
-          <w:rFonts w:ascii="Segoe UI" w:eastAsia="Segoe UI" w:hAnsi="Segoe UI" w:cs="Segoe UI"/>
-          <w:color w:val="242424"/>
-          <w:sz w:val="20"/>
-          <w:szCs w:val="20"/>
-          <w:rtl/>
-          <w:lang w:bidi="he-IL"/>
-        </w:rPr>
-      </w:pPr>
-      <w:proofErr w:type="gramStart"/>
-      <w:r>
-        <w:rPr>
-          <w:rFonts w:ascii="Segoe UI" w:eastAsia="Segoe UI" w:hAnsi="Segoe UI" w:cs="Segoe UI"/>
-          <w:color w:val="242424"/>
-          <w:sz w:val="20"/>
-          <w:szCs w:val="20"/>
-          <w:lang w:bidi="he-IL"/>
-        </w:rPr>
-        <w:t>i</w:t>
-      </w:r>
-      <w:proofErr w:type="gramEnd"/>
-      <w:r>
-        <w:rPr>
-          <w:rFonts w:ascii="Segoe UI" w:eastAsia="Segoe UI" w:hAnsi="Segoe UI" w:cs="Segoe UI"/>
-          <w:color w:val="242424"/>
-          <w:sz w:val="20"/>
-          <w:szCs w:val="20"/>
-          <w:rtl/>
-          <w:lang w:bidi="he-IL"/>
-        </w:rPr>
-        <w:t>=זרם בסליל</w:t>
-      </w:r>
-    </w:p>
-    <w:p>
-      <w:pPr>
-        <w:shd w:val="clear" w:color="auto" w:fill="FFFFFF" w:themeFill="background1"/>
-        <w:bidi/>
-        <w:spacing w:after="0"/>
-        <w:rPr>
-          <w:rFonts w:ascii="Segoe UI" w:eastAsia="Segoe UI" w:hAnsi="Segoe UI" w:cs="Segoe UI"/>
-          <w:color w:val="242424"/>
-          <w:sz w:val="20"/>
-          <w:szCs w:val="20"/>
-          <w:rtl/>
-          <w:lang w:bidi="he-IL"/>
-        </w:rPr>
-      </w:pPr>
+      <w:r>
+        <w:rPr>
+          <w:rFonts w:ascii="Segoe UI" w:eastAsia="Segoe UI" w:hAnsi="Segoe UI" w:cs="Segoe UI"/>
+          <w:color w:val="242424"/>
+          <w:sz w:val="20"/>
+          <w:szCs w:val="20"/>
+          <w:rtl/>
+          <w:lang w:bidi="he-IL"/>
+        </w:rPr>
+        <w:t>=קוטר ממוצע של הסליל.</w:t>
+      </w:r>
+    </w:p>
+    <w:p>
+      <w:pPr>
+        <w:shd w:val="clear" w:color="auto" w:fill="FFFFFF" w:themeFill="background1"/>
+        <w:bidi/>
+        <w:spacing w:after="0"/>
+        <w:rPr>
+          <w:rFonts w:ascii="Segoe UI" w:eastAsia="Segoe UI" w:hAnsi="Segoe UI" w:cs="Segoe UI"/>
+          <w:color w:val="242424"/>
+          <w:sz w:val="20"/>
+          <w:szCs w:val="20"/>
+          <w:rtl/>
+          <w:lang w:bidi="he-IL"/>
+        </w:rPr>
+      </w:pPr>
+      <w:r>
+        <w:rPr>
+          <w:rFonts w:ascii="Segoe UI" w:eastAsia="Segoe UI" w:hAnsi="Segoe UI" w:cs="Segoe UI"/>
+          <w:color w:val="242424"/>
+          <w:sz w:val="20"/>
+          <w:szCs w:val="20"/>
+          <w:lang w:bidi="he-IL"/>
+        </w:rPr>
+        <w:t>H</w:t>
+      </w:r>
+      <w:r>
+        <w:rPr>
+          <w:rFonts w:ascii="Segoe UI" w:eastAsia="Segoe UI" w:hAnsi="Segoe UI" w:cs="Segoe UI"/>
+          <w:color w:val="242424"/>
+          <w:sz w:val="20"/>
+          <w:szCs w:val="20"/>
+          <w:rtl/>
+          <w:lang w:bidi="he-IL"/>
+        </w:rPr>
+        <w:t>=גודל שדה המגנטי למטר</w:t>
+      </w:r>
+      <w:r>
+        <w:rPr>
+          <w:rFonts w:ascii="Segoe UI" w:eastAsia="Segoe UI" w:hAnsi="Segoe UI" w:cs="Segoe UI"/>
+          <w:color w:val="242424"/>
+          <w:sz w:val="20"/>
+          <w:szCs w:val="20"/>
+          <w:rtl/>
+          <w:lang w:bidi="he-IL"/>
+        </w:rPr>
+        <w:t>.</w:t>
+      </w:r>
+    </w:p>
+    <w:p>
+      <w:pPr>
+        <w:shd w:val="clear" w:color="auto" w:fill="FFFFFF" w:themeFill="background1"/>
+        <w:bidi/>
+        <w:spacing w:after="0"/>
+        <w:rPr>
+          <w:rFonts w:ascii="Segoe UI" w:eastAsia="Segoe UI" w:hAnsi="Segoe UI" w:cs="Segoe UI"/>
+          <w:color w:val="242424"/>
+          <w:sz w:val="20"/>
+          <w:szCs w:val="20"/>
+          <w:rtl/>
+          <w:lang w:bidi="he-IL"/>
+        </w:rPr>
+      </w:pPr>
+    </w:p>
+    <w:p>
+      <w:pPr>
+        <w:shd w:val="clear" w:color="auto" w:fill="FFFFFF" w:themeFill="background1"/>
+        <w:bidi/>
+        <w:spacing w:after="0"/>
+        <w:rPr>
+          <w:rFonts w:ascii="Segoe UI" w:eastAsia="Segoe UI" w:hAnsi="Segoe UI" w:cs="Segoe UI"/>
+          <w:color w:val="242424"/>
+          <w:sz w:val="20"/>
+          <w:szCs w:val="20"/>
+          <w:rtl/>
+          <w:lang w:bidi="he-IL"/>
+        </w:rPr>
+      </w:pPr>
+      <w:r>
+        <w:rPr>
+          <w:rFonts w:ascii="Segoe UI" w:eastAsia="Segoe UI" w:hAnsi="Segoe UI" w:cs="Segoe UI"/>
+          <w:color w:val="242424"/>
+          <w:sz w:val="20"/>
+          <w:szCs w:val="20"/>
+          <w:rtl/>
+          <w:lang w:bidi="he-IL"/>
+        </w:rPr>
+        <w:t xml:space="preserve">כאשר </w:t>
+      </w:r>
       <w:r>
         <w:rPr>
           <w:rFonts w:ascii="Segoe UI" w:eastAsia="Segoe UI" w:hAnsi="Segoe UI" w:cs="Segoe UI"/>
@@ -25547,202 +24874,6 @@
           <w:rtl/>
           <w:lang w:bidi="he-IL"/>
         </w:rPr>
-        <w:t>=מספר כריכות</w:t>
-      </w:r>
-    </w:p>
-    <w:p>
-      <w:pPr>
-        <w:shd w:val="clear" w:color="auto" w:fill="FFFFFF" w:themeFill="background1"/>
-        <w:bidi/>
-        <w:spacing w:after="0"/>
-        <w:rPr>
-          <w:rFonts w:ascii="Segoe UI" w:eastAsia="Segoe UI" w:hAnsi="Segoe UI" w:cs="Segoe UI"/>
-          <w:color w:val="242424"/>
-          <w:sz w:val="20"/>
-          <w:szCs w:val="20"/>
-          <w:rtl/>
-          <w:lang w:bidi="he-IL"/>
-        </w:rPr>
-      </w:pPr>
-      <w:proofErr w:type="spellStart"/>
-      <w:r>
-        <w:rPr>
-          <w:rFonts w:ascii="Segoe UI" w:eastAsia="Segoe UI" w:hAnsi="Segoe UI" w:cs="Segoe UI"/>
-          <w:color w:val="242424"/>
-          <w:sz w:val="20"/>
-          <w:szCs w:val="20"/>
-          <w:lang w:bidi="he-IL"/>
-        </w:rPr>
-        <w:t>Lc</w:t>
-      </w:r>
-      <w:proofErr w:type="spellEnd"/>
-      <w:r>
-        <w:rPr>
-          <w:rFonts w:ascii="Segoe UI" w:eastAsia="Segoe UI" w:hAnsi="Segoe UI" w:cs="Segoe UI"/>
-          <w:color w:val="242424"/>
-          <w:sz w:val="20"/>
-          <w:szCs w:val="20"/>
-          <w:rtl/>
-          <w:lang w:bidi="he-IL"/>
-        </w:rPr>
-        <w:t>=אורך שבו השטף המגנטי עובר</w:t>
-      </w:r>
-      <w:r>
-        <w:rPr>
-          <w:rFonts w:ascii="Segoe UI" w:eastAsia="Segoe UI" w:hAnsi="Segoe UI" w:cs="Segoe UI"/>
-          <w:color w:val="242424"/>
-          <w:sz w:val="20"/>
-          <w:szCs w:val="20"/>
-          <w:rtl/>
-          <w:lang w:bidi="he-IL"/>
-        </w:rPr>
-        <w:t>.</w:t>
-      </w:r>
-    </w:p>
-    <w:p>
-      <w:pPr>
-        <w:shd w:val="clear" w:color="auto" w:fill="FFFFFF" w:themeFill="background1"/>
-        <w:bidi/>
-        <w:spacing w:after="0"/>
-        <w:rPr>
-          <w:rFonts w:ascii="Segoe UI" w:eastAsia="Segoe UI" w:hAnsi="Segoe UI" w:cs="Segoe UI"/>
-          <w:color w:val="242424"/>
-          <w:sz w:val="20"/>
-          <w:szCs w:val="20"/>
-          <w:rtl/>
-          <w:lang w:bidi="he-IL"/>
-        </w:rPr>
-      </w:pPr>
-      <w:proofErr w:type="spellStart"/>
-      <w:r>
-        <w:rPr>
-          <w:rFonts w:ascii="Segoe UI" w:eastAsia="Segoe UI" w:hAnsi="Segoe UI" w:cs="Segoe UI"/>
-          <w:color w:val="242424"/>
-          <w:sz w:val="20"/>
-          <w:szCs w:val="20"/>
-          <w:lang w:bidi="he-IL"/>
-        </w:rPr>
-        <w:t>Lh</w:t>
-      </w:r>
-      <w:proofErr w:type="spellEnd"/>
-      <w:r>
-        <w:rPr>
-          <w:rFonts w:ascii="Segoe UI" w:eastAsia="Segoe UI" w:hAnsi="Segoe UI" w:cs="Segoe UI"/>
-          <w:color w:val="242424"/>
-          <w:sz w:val="20"/>
-          <w:szCs w:val="20"/>
-          <w:rtl/>
-          <w:lang w:bidi="he-IL"/>
-        </w:rPr>
-        <w:t>=קוטר ממוצע של הסליל.</w:t>
-      </w:r>
-    </w:p>
-    <w:p>
-      <w:pPr>
-        <w:shd w:val="clear" w:color="auto" w:fill="FFFFFF" w:themeFill="background1"/>
-        <w:bidi/>
-        <w:spacing w:after="0"/>
-        <w:rPr>
-          <w:rFonts w:ascii="Segoe UI" w:eastAsia="Segoe UI" w:hAnsi="Segoe UI" w:cs="Segoe UI"/>
-          <w:color w:val="242424"/>
-          <w:sz w:val="20"/>
-          <w:szCs w:val="20"/>
-          <w:rtl/>
-          <w:lang w:bidi="he-IL"/>
-        </w:rPr>
-      </w:pPr>
-      <w:r>
-        <w:rPr>
-          <w:rFonts w:ascii="Segoe UI" w:eastAsia="Segoe UI" w:hAnsi="Segoe UI" w:cs="Segoe UI"/>
-          <w:color w:val="242424"/>
-          <w:sz w:val="20"/>
-          <w:szCs w:val="20"/>
-          <w:lang w:bidi="he-IL"/>
-        </w:rPr>
-        <w:t>H</w:t>
-      </w:r>
-      <w:r>
-        <w:rPr>
-          <w:rFonts w:ascii="Segoe UI" w:eastAsia="Segoe UI" w:hAnsi="Segoe UI" w:cs="Segoe UI"/>
-          <w:color w:val="242424"/>
-          <w:sz w:val="20"/>
-          <w:szCs w:val="20"/>
-          <w:rtl/>
-          <w:lang w:bidi="he-IL"/>
-        </w:rPr>
-        <w:t>=גודל שדה המגנטי למטר</w:t>
-      </w:r>
-      <w:r>
-        <w:rPr>
-          <w:rFonts w:ascii="Segoe UI" w:eastAsia="Segoe UI" w:hAnsi="Segoe UI" w:cs="Segoe UI"/>
-          <w:color w:val="242424"/>
-          <w:sz w:val="20"/>
-          <w:szCs w:val="20"/>
-          <w:rtl/>
-          <w:lang w:bidi="he-IL"/>
-        </w:rPr>
-        <w:t>.</w:t>
-      </w:r>
-    </w:p>
-    <w:p>
-      <w:pPr>
-        <w:shd w:val="clear" w:color="auto" w:fill="FFFFFF" w:themeFill="background1"/>
-        <w:bidi/>
-        <w:spacing w:after="0"/>
-        <w:rPr>
-          <w:rFonts w:ascii="Segoe UI" w:eastAsia="Segoe UI" w:hAnsi="Segoe UI" w:cs="Segoe UI"/>
-          <w:color w:val="242424"/>
-          <w:sz w:val="20"/>
-          <w:szCs w:val="20"/>
-          <w:rtl/>
-          <w:lang w:bidi="he-IL"/>
-        </w:rPr>
-      </w:pPr>
-    </w:p>
-    <w:p>
-      <w:pPr>
-        <w:shd w:val="clear" w:color="auto" w:fill="FFFFFF" w:themeFill="background1"/>
-        <w:bidi/>
-        <w:spacing w:after="0"/>
-        <w:rPr>
-          <w:rFonts w:ascii="Segoe UI" w:eastAsia="Segoe UI" w:hAnsi="Segoe UI" w:cs="Segoe UI"/>
-          <w:color w:val="242424"/>
-          <w:sz w:val="20"/>
-          <w:szCs w:val="20"/>
-          <w:rtl/>
-          <w:lang w:bidi="he-IL"/>
-        </w:rPr>
-      </w:pPr>
-      <w:r>
-        <w:rPr>
-          <w:rFonts w:ascii="Segoe UI" w:eastAsia="Segoe UI" w:hAnsi="Segoe UI" w:cs="Segoe UI"/>
-          <w:color w:val="242424"/>
-          <w:sz w:val="20"/>
-          <w:szCs w:val="20"/>
-          <w:rtl/>
-          <w:lang w:bidi="he-IL"/>
-        </w:rPr>
-        <w:t xml:space="preserve">כאשר </w:t>
-      </w:r>
-      <w:r>
-        <w:rPr>
-          <w:rFonts w:ascii="Segoe UI" w:eastAsia="Segoe UI" w:hAnsi="Segoe UI" w:cs="Segoe UI"/>
-          <w:color w:val="242424"/>
-          <w:sz w:val="20"/>
-          <w:szCs w:val="20"/>
-          <w:lang w:bidi="he-IL"/>
-        </w:rPr>
-        <w:t>N</w:t>
-      </w:r>
-      <w:r>
-        <w:rPr>
-          <w:rFonts w:ascii="Segoe UI" w:eastAsia="Segoe UI" w:hAnsi="Segoe UI" w:cs="Segoe UI"/>
-          <w:color w:val="242424"/>
-          <w:sz w:val="20"/>
-          <w:szCs w:val="20"/>
-          <w:rtl/>
-          <w:lang w:bidi="he-IL"/>
-        </w:rPr>
         <w:t xml:space="preserve"> גדל אז </w:t>
       </w:r>
       <w:r>
@@ -25862,31 +24993,7 @@
           <w:rtl/>
           <w:lang w:bidi="he-IL"/>
         </w:rPr>
-        <w:t xml:space="preserve"> ליפופים והקטנת הקוטר של </w:t>
-      </w:r>
-      <w:proofErr w:type="spellStart"/>
-      <w:r>
-        <w:rPr>
-          <w:rFonts w:ascii="Segoe UI" w:eastAsia="Segoe UI" w:hAnsi="Segoe UI" w:cs="Segoe UI"/>
-          <w:color w:val="242424"/>
-          <w:sz w:val="20"/>
-          <w:szCs w:val="20"/>
-          <w:rtl/>
-          <w:lang w:bidi="he-IL"/>
-        </w:rPr>
-        <w:t>הבובינה</w:t>
-      </w:r>
-      <w:proofErr w:type="spellEnd"/>
-      <w:r>
-        <w:rPr>
-          <w:rFonts w:ascii="Segoe UI" w:eastAsia="Segoe UI" w:hAnsi="Segoe UI" w:cs="Segoe UI"/>
-          <w:color w:val="242424"/>
-          <w:sz w:val="20"/>
-          <w:szCs w:val="20"/>
-          <w:rtl/>
-          <w:lang w:bidi="he-IL"/>
-        </w:rPr>
-        <w:t>.</w:t>
+        <w:t xml:space="preserve"> ליפופים והקטנת הקוטר של הבובינה.</w:t>
       </w:r>
     </w:p>
     <w:p>
@@ -25975,37 +25082,7 @@
           <w:rtl/>
           <w:lang w:bidi="he-IL"/>
         </w:rPr>
-        <w:t xml:space="preserve"> </w:t>
-      </w:r>
-      <w:proofErr w:type="spellStart"/>
-      <w:r>
-        <w:rPr>
-          <w:rFonts w:ascii="Segoe UI" w:eastAsia="Segoe UI" w:hAnsi="Segoe UI" w:cs="Segoe UI"/>
-          <w:b/>
-          <w:bCs/>
-          <w:color w:val="242424"/>
-          <w:sz w:val="20"/>
-          <w:szCs w:val="20"/>
-          <w:u w:val="single"/>
-          <w:rtl/>
-          <w:lang w:bidi="he-IL"/>
-        </w:rPr>
-        <w:t>כריוכות</w:t>
-      </w:r>
-      <w:proofErr w:type="spellEnd"/>
-      <w:r>
-        <w:rPr>
-          <w:rFonts w:ascii="Segoe UI" w:eastAsia="Segoe UI" w:hAnsi="Segoe UI" w:cs="Segoe UI"/>
-          <w:b/>
-          <w:bCs/>
-          <w:color w:val="242424"/>
-          <w:sz w:val="20"/>
-          <w:szCs w:val="20"/>
-          <w:u w:val="single"/>
-          <w:rtl/>
-          <w:lang w:bidi="he-IL"/>
-        </w:rPr>
-        <w:t>:</w:t>
+        <w:t xml:space="preserve"> כריוכות:</w:t>
       </w:r>
     </w:p>
     <w:p>
@@ -28546,7 +27623,6 @@
         </w:rPr>
         <w:t xml:space="preserve">את </w:t>
       </w:r>
-      <w:proofErr w:type="spellStart"/>
       <w:r>
         <w:rPr>
           <w:rFonts w:ascii="Segoe UI" w:eastAsia="Segoe UI" w:hAnsi="Segoe UI" w:cs="Segoe UI"/>
@@ -28567,19 +27643,7 @@
           <w:rtl/>
           <w:lang w:bidi="he-IL"/>
         </w:rPr>
-        <w:t>מק"ט</w:t>
-      </w:r>
-      <w:proofErr w:type="spellEnd"/>
-      <w:r>
-        <w:rPr>
-          <w:rFonts w:ascii="Segoe UI" w:eastAsia="Segoe UI" w:hAnsi="Segoe UI" w:cs="Segoe UI"/>
-          <w:color w:val="242424"/>
-          <w:sz w:val="20"/>
-          <w:szCs w:val="20"/>
-          <w:rtl/>
-          <w:lang w:bidi="he-IL"/>
-        </w:rPr>
-        <w:t xml:space="preserve"> של הכרטיס המשמש למסלול היש</w:t>
+        <w:t>מק"ט של הכרטיס המשמש למסלול היש</w:t>
       </w:r>
       <w:r>
         <w:rPr>
@@ -28987,7 +28051,6 @@
         <w:t>--&gt;</w:t>
       </w:r>
       <w:hyperlink r:id="rId18">
-        <w:proofErr w:type="spellStart"/>
         <w:r>
           <w:rPr>
             <w:rStyle w:val="Hyperlink"/>
@@ -28998,7 +28061,6 @@
           </w:rPr>
           <w:t>תקלות</w:t>
         </w:r>
-        <w:proofErr w:type="spellEnd"/>
         <w:r>
           <w:rPr>
             <w:rStyle w:val="Hyperlink"/>
@@ -29008,7 +28070,6 @@
           </w:rPr>
           <w:t xml:space="preserve"> </w:t>
         </w:r>
-        <w:proofErr w:type="spellStart"/>
         <w:r>
           <w:rPr>
             <w:rStyle w:val="Hyperlink"/>
@@ -29019,7 +28080,6 @@
           </w:rPr>
           <w:t>כרטיסים</w:t>
         </w:r>
-        <w:proofErr w:type="spellEnd"/>
         <w:r>
           <w:rPr>
             <w:rStyle w:val="Hyperlink"/>
@@ -29029,7 +28089,6 @@
           </w:rPr>
           <w:t xml:space="preserve"> </w:t>
         </w:r>
-        <w:proofErr w:type="spellStart"/>
         <w:r>
           <w:rPr>
             <w:rStyle w:val="Hyperlink"/>
@@ -29040,7 +28099,6 @@
           </w:rPr>
           <w:t>ספטמבר</w:t>
         </w:r>
-        <w:proofErr w:type="spellEnd"/>
         <w:r>
           <w:rPr>
             <w:rStyle w:val="Hyperlink"/>
@@ -29106,7 +28164,6 @@
         <w:t xml:space="preserve"> </w:t>
       </w:r>
       <w:hyperlink r:id="rId19">
-        <w:proofErr w:type="spellStart"/>
         <w:r>
           <w:rPr>
             <w:rStyle w:val="Hyperlink"/>
@@ -29117,7 +28174,6 @@
           </w:rPr>
           <w:t>בדיקות</w:t>
         </w:r>
-        <w:proofErr w:type="spellEnd"/>
         <w:r>
           <w:rPr>
             <w:rStyle w:val="Hyperlink"/>
@@ -29127,7 +28183,6 @@
           </w:rPr>
           <w:t xml:space="preserve"> </w:t>
         </w:r>
-        <w:proofErr w:type="spellStart"/>
         <w:r>
           <w:rPr>
             <w:rStyle w:val="Hyperlink"/>
@@ -29138,7 +28193,6 @@
           </w:rPr>
           <w:t>כרטיסים</w:t>
         </w:r>
-        <w:proofErr w:type="spellEnd"/>
         <w:r>
           <w:rPr>
             <w:rStyle w:val="Hyperlink"/>
@@ -29148,7 +28202,6 @@
           </w:rPr>
           <w:t xml:space="preserve"> </w:t>
         </w:r>
-        <w:proofErr w:type="spellStart"/>
         <w:r>
           <w:rPr>
             <w:rStyle w:val="Hyperlink"/>
@@ -29159,7 +28212,6 @@
           </w:rPr>
           <w:t>אמיר</w:t>
         </w:r>
-        <w:proofErr w:type="spellEnd"/>
       </w:hyperlink>
     </w:p>
     <w:p>
@@ -30413,35 +29465,7 @@
           <w:rtl/>
           <w:lang w:bidi="he-IL"/>
         </w:rPr>
-        <w:t xml:space="preserve">דת מתח זרם </w:t>
-      </w:r>
-      <w:proofErr w:type="spellStart"/>
-      <w:r>
-        <w:rPr>
-          <w:rFonts w:ascii="Segoe UI" w:eastAsia="Segoe UI" w:hAnsi="Segoe UI" w:cs="Segoe UI"/>
-          <w:b/>
-          <w:bCs/>
-          <w:color w:val="242424"/>
-          <w:sz w:val="20"/>
-          <w:szCs w:val="20"/>
-          <w:rtl/>
-          <w:lang w:bidi="he-IL"/>
-        </w:rPr>
-        <w:t>התננגדות</w:t>
-      </w:r>
-      <w:proofErr w:type="spellEnd"/>
-      <w:r>
-        <w:rPr>
-          <w:rFonts w:ascii="Segoe UI" w:eastAsia="Segoe UI" w:hAnsi="Segoe UI" w:cs="Segoe UI"/>
-          <w:b/>
-          <w:bCs/>
-          <w:color w:val="242424"/>
-          <w:sz w:val="20"/>
-          <w:szCs w:val="20"/>
-          <w:rtl/>
-          <w:lang w:bidi="he-IL"/>
-        </w:rPr>
-        <w:t xml:space="preserve"> מצורף בקישור</w:t>
+        <w:t>דת מתח זרם התננגדות מצורף בקישור</w:t>
       </w:r>
       <w:r>
         <w:rPr>
@@ -30455,7 +29479,6 @@
         <w:t>-</w:t>
       </w:r>
       <w:hyperlink r:id="rId22">
-        <w:proofErr w:type="spellStart"/>
         <w:r>
           <w:rPr>
             <w:rStyle w:val="Hyperlink"/>
@@ -30468,7 +29491,6 @@
           </w:rPr>
           <w:t>excel</w:t>
         </w:r>
-        <w:proofErr w:type="spellEnd"/>
       </w:hyperlink>
       <w:r>
         <w:rPr>
@@ -30669,30 +29691,25 @@
           <w:rtl/>
           <w:lang w:bidi="he-IL"/>
         </w:rPr>
-        <w:t xml:space="preserve"> </w:t>
-      </w:r>
-      <w:proofErr w:type="spellStart"/>
-      <w:r>
+        <w:t xml:space="preserve"> אוהם</w:t>
+      </w:r>
+    </w:p>
+    <w:bookmarkEnd w:id="2"/>
+    <w:p>
+      <w:pPr>
+        <w:shd w:val="clear" w:color="auto" w:fill="FFFFFF" w:themeFill="background1"/>
+        <w:bidi/>
+        <w:spacing w:after="0"/>
         <w:rPr>
           <w:rFonts w:eastAsiaTheme="minorEastAsia"/>
-          <w:b/>
-          <w:bCs/>
           <w:color w:val="242424"/>
           <w:sz w:val="22"/>
           <w:szCs w:val="22"/>
           <w:rtl/>
           <w:lang w:bidi="he-IL"/>
         </w:rPr>
-        <w:t>אוהם</w:t>
-      </w:r>
-      <w:proofErr w:type="spellEnd"/>
-    </w:p>
-    <w:bookmarkEnd w:id="2"/>
-    <w:p>
-      <w:pPr>
-        <w:shd w:val="clear" w:color="auto" w:fill="FFFFFF" w:themeFill="background1"/>
-        <w:bidi/>
-        <w:spacing w:after="0"/>
+      </w:pPr>
+      <w:r>
         <w:rPr>
           <w:rFonts w:eastAsiaTheme="minorEastAsia"/>
           <w:color w:val="242424"/>
@@ -30701,7 +29718,8 @@
           <w:rtl/>
           <w:lang w:bidi="he-IL"/>
         </w:rPr>
-      </w:pPr>
+        <w:t>בנוסף</w:t>
+      </w:r>
       <w:r>
         <w:rPr>
           <w:rFonts w:eastAsiaTheme="minorEastAsia"/>
@@ -30711,7 +29729,7 @@
           <w:rtl/>
           <w:lang w:bidi="he-IL"/>
         </w:rPr>
-        <w:t>בנוסף</w:t>
+        <w:t xml:space="preserve"> אמיר שינה הרבה כרטיסים לתכנון </w:t>
       </w:r>
       <w:r>
         <w:rPr>
@@ -30719,10 +29737,9 @@
           <w:color w:val="242424"/>
           <w:sz w:val="22"/>
           <w:szCs w:val="22"/>
-          <w:rtl/>
-          <w:lang w:bidi="he-IL"/>
-        </w:rPr>
-        <w:t xml:space="preserve"> אמיר שינה הרבה כרטיסים לתכנון </w:t>
+          <w:lang w:bidi="he-IL"/>
+        </w:rPr>
+        <w:t>2</w:t>
       </w:r>
       <w:r>
         <w:rPr>
@@ -30730,9 +29747,10 @@
           <w:color w:val="242424"/>
           <w:sz w:val="22"/>
           <w:szCs w:val="22"/>
-          <w:lang w:bidi="he-IL"/>
-        </w:rPr>
-        <w:t>2</w:t>
+          <w:rtl/>
+          <w:lang w:bidi="he-IL"/>
+        </w:rPr>
+        <w:t xml:space="preserve"> והוספתי</w:t>
       </w:r>
       <w:r>
         <w:rPr>
@@ -30743,7 +29761,7 @@
           <w:rtl/>
           <w:lang w:bidi="he-IL"/>
         </w:rPr>
-        <w:t xml:space="preserve"> והוספתי</w:t>
+        <w:t xml:space="preserve"> לכרטיס </w:t>
       </w:r>
       <w:r>
         <w:rPr>
@@ -30751,10 +29769,9 @@
           <w:color w:val="242424"/>
           <w:sz w:val="22"/>
           <w:szCs w:val="22"/>
-          <w:rtl/>
-          <w:lang w:bidi="he-IL"/>
-        </w:rPr>
-        <w:t xml:space="preserve"> לכרטיס </w:t>
+          <w:lang w:bidi="he-IL"/>
+        </w:rPr>
+        <w:t>03</w:t>
       </w:r>
       <w:r>
         <w:rPr>
@@ -30762,9 +29779,10 @@
           <w:color w:val="242424"/>
           <w:sz w:val="22"/>
           <w:szCs w:val="22"/>
-          <w:lang w:bidi="he-IL"/>
-        </w:rPr>
-        <w:t>03</w:t>
+          <w:rtl/>
+          <w:lang w:bidi="he-IL"/>
+        </w:rPr>
+        <w:t xml:space="preserve"> </w:t>
       </w:r>
       <w:r>
         <w:rPr>
@@ -30775,7 +29793,7 @@
           <w:rtl/>
           <w:lang w:bidi="he-IL"/>
         </w:rPr>
-        <w:t xml:space="preserve"> </w:t>
+        <w:t xml:space="preserve">להפעלת </w:t>
       </w:r>
       <w:r>
         <w:rPr>
@@ -30786,7 +29804,7 @@
           <w:rtl/>
           <w:lang w:bidi="he-IL"/>
         </w:rPr>
-        <w:t xml:space="preserve">להפעלת </w:t>
+        <w:t xml:space="preserve"> </w:t>
       </w:r>
       <w:r>
         <w:rPr>
@@ -30797,9 +29815,8 @@
           <w:rtl/>
           <w:lang w:bidi="he-IL"/>
         </w:rPr>
-        <w:t xml:space="preserve"> </w:t>
-      </w:r>
-      <w:proofErr w:type="spellStart"/>
+        <w:t>ה</w:t>
+      </w:r>
       <w:r>
         <w:rPr>
           <w:rFonts w:eastAsiaTheme="minorEastAsia"/>
@@ -30809,7 +29826,7 @@
           <w:rtl/>
           <w:lang w:bidi="he-IL"/>
         </w:rPr>
-        <w:t>ה</w:t>
+        <w:t>ג</w:t>
       </w:r>
       <w:r>
         <w:rPr>
@@ -30820,30 +29837,7 @@
           <w:rtl/>
           <w:lang w:bidi="he-IL"/>
         </w:rPr>
-        <w:t>ג</w:t>
-      </w:r>
-      <w:r>
-        <w:rPr>
-          <w:rFonts w:eastAsiaTheme="minorEastAsia"/>
-          <w:color w:val="242424"/>
-          <w:sz w:val="22"/>
-          <w:szCs w:val="22"/>
-          <w:rtl/>
-          <w:lang w:bidi="he-IL"/>
-        </w:rPr>
-        <w:t>"מפר</w:t>
-      </w:r>
-      <w:proofErr w:type="spellEnd"/>
-      <w:r>
-        <w:rPr>
-          <w:rFonts w:eastAsiaTheme="minorEastAsia"/>
-          <w:color w:val="242424"/>
-          <w:sz w:val="22"/>
-          <w:szCs w:val="22"/>
-          <w:rtl/>
-          <w:lang w:bidi="he-IL"/>
-        </w:rPr>
-        <w:t xml:space="preserve"> </w:t>
+        <w:t xml:space="preserve">"מפר </w:t>
       </w:r>
       <w:r>
         <w:rPr>
@@ -31074,31 +30068,7 @@
           <w:rtl/>
           <w:lang w:bidi="he-IL"/>
         </w:rPr>
-        <w:t xml:space="preserve"> הפעלת  </w:t>
-      </w:r>
-      <w:proofErr w:type="spellStart"/>
-      <w:r>
-        <w:rPr>
-          <w:rFonts w:ascii="Segoe UI" w:eastAsia="Segoe UI" w:hAnsi="Segoe UI" w:cs="Segoe UI"/>
-          <w:color w:val="242424"/>
-          <w:sz w:val="20"/>
-          <w:szCs w:val="20"/>
-          <w:rtl/>
-          <w:lang w:bidi="he-IL"/>
-        </w:rPr>
-        <w:t>הג"מפר</w:t>
-      </w:r>
-      <w:proofErr w:type="spellEnd"/>
-      <w:r>
-        <w:rPr>
-          <w:rFonts w:ascii="Segoe UI" w:eastAsia="Segoe UI" w:hAnsi="Segoe UI" w:cs="Segoe UI"/>
-          <w:color w:val="242424"/>
-          <w:sz w:val="20"/>
-          <w:szCs w:val="20"/>
-          <w:rtl/>
-          <w:lang w:bidi="he-IL"/>
-        </w:rPr>
-        <w:t>.</w:t>
+        <w:t xml:space="preserve"> הפעלת  הג"מפר.</w:t>
       </w:r>
       <w:r>
         <w:rPr>
@@ -31508,7 +30478,6 @@
         <w:t xml:space="preserve"> </w:t>
       </w:r>
       <w:hyperlink r:id="rId26">
-        <w:proofErr w:type="spellStart"/>
         <w:r>
           <w:rPr>
             <w:rStyle w:val="Hyperlink"/>
@@ -31522,7 +30491,6 @@
           </w:rPr>
           <w:t>תקלות</w:t>
         </w:r>
-        <w:proofErr w:type="spellEnd"/>
         <w:r>
           <w:rPr>
             <w:rStyle w:val="Hyperlink"/>
@@ -31535,7 +30503,6 @@
           </w:rPr>
           <w:t xml:space="preserve"> </w:t>
         </w:r>
-        <w:proofErr w:type="spellStart"/>
         <w:r>
           <w:rPr>
             <w:rStyle w:val="Hyperlink"/>
@@ -31549,7 +30516,6 @@
           </w:rPr>
           <w:t>כרטיסים</w:t>
         </w:r>
-        <w:proofErr w:type="spellEnd"/>
         <w:r>
           <w:rPr>
             <w:rStyle w:val="Hyperlink"/>
@@ -31562,7 +30528,6 @@
           </w:rPr>
           <w:t xml:space="preserve"> </w:t>
         </w:r>
-        <w:proofErr w:type="spellStart"/>
         <w:r>
           <w:rPr>
             <w:rStyle w:val="Hyperlink"/>
@@ -31576,7 +30541,6 @@
           </w:rPr>
           <w:t>ספטמבר</w:t>
         </w:r>
-        <w:proofErr w:type="spellEnd"/>
         <w:r>
           <w:rPr>
             <w:rStyle w:val="Hyperlink"/>
@@ -31786,31 +30750,7 @@
           <w:rtl/>
           <w:lang w:bidi="he-IL"/>
         </w:rPr>
-        <w:t xml:space="preserve">(ולכן נראה ששריפות </w:t>
-      </w:r>
-      <w:proofErr w:type="spellStart"/>
-      <w:r>
-        <w:rPr>
-          <w:rFonts w:ascii="Segoe UI" w:eastAsia="Segoe UI" w:hAnsi="Segoe UI" w:cs="Segoe UI"/>
-          <w:color w:val="242424"/>
-          <w:sz w:val="20"/>
-          <w:szCs w:val="20"/>
-          <w:rtl/>
-          <w:lang w:bidi="he-IL"/>
-        </w:rPr>
-        <w:t>הפטים</w:t>
-      </w:r>
-      <w:proofErr w:type="spellEnd"/>
-      <w:r>
-        <w:rPr>
-          <w:rFonts w:ascii="Segoe UI" w:eastAsia="Segoe UI" w:hAnsi="Segoe UI" w:cs="Segoe UI"/>
-          <w:color w:val="242424"/>
-          <w:sz w:val="20"/>
-          <w:szCs w:val="20"/>
-          <w:rtl/>
-          <w:lang w:bidi="he-IL"/>
-        </w:rPr>
-        <w:t xml:space="preserve"> קשורות לקפיצות מתח על מתח ה </w:t>
+        <w:t xml:space="preserve">(ולכן נראה ששריפות הפטים קשורות לקפיצות מתח על מתח ה </w:t>
       </w:r>
       <w:r>
         <w:rPr>
@@ -31936,29 +30876,7 @@
           <w:rtl/>
           <w:lang w:val="he" w:bidi="he-IL"/>
         </w:rPr>
-        <w:t xml:space="preserve"> (</w:t>
-      </w:r>
-      <w:proofErr w:type="spellStart"/>
-      <w:r>
-        <w:rPr>
-          <w:rFonts w:ascii="Arial" w:eastAsia="Arial" w:hAnsi="Arial" w:cs="Arial"/>
-          <w:sz w:val="22"/>
-          <w:szCs w:val="22"/>
-          <w:rtl/>
-          <w:lang w:val="he" w:bidi="he-IL"/>
-        </w:rPr>
-        <w:t>זנר</w:t>
-      </w:r>
-      <w:proofErr w:type="spellEnd"/>
-      <w:r>
-        <w:rPr>
-          <w:rFonts w:ascii="Arial" w:eastAsia="Arial" w:hAnsi="Arial" w:cs="Arial"/>
-          <w:sz w:val="22"/>
-          <w:szCs w:val="22"/>
-          <w:rtl/>
-          <w:lang w:val="he" w:bidi="he-IL"/>
-        </w:rPr>
-        <w:t xml:space="preserve"> מהיר דו כיווני ל</w:t>
+        <w:t xml:space="preserve"> (זנר מהיר דו כיווני ל</w:t>
       </w:r>
       <w:r>
         <w:rPr>
@@ -32028,20 +30946,8 @@
           <w:rtl/>
           <w:lang w:val="he" w:bidi="he-IL"/>
         </w:rPr>
-        <w:t xml:space="preserve">בצד האחורי של הכרטיס ממש על רגלי </w:t>
-      </w:r>
-      <w:proofErr w:type="spellStart"/>
-      <w:r>
-        <w:rPr>
-          <w:rFonts w:ascii="Arial" w:eastAsia="Arial" w:hAnsi="Arial" w:cs="Arial"/>
-          <w:sz w:val="22"/>
-          <w:szCs w:val="22"/>
-          <w:rtl/>
-          <w:lang w:val="he" w:bidi="he-IL"/>
-        </w:rPr>
-        <w:t>הקונקטור</w:t>
-      </w:r>
-      <w:proofErr w:type="spellEnd"/>
+        <w:t>בצד האחורי של הכרטיס ממש על רגלי הקונקטור</w:t>
+      </w:r>
     </w:p>
     <w:p>
       <w:pPr>
@@ -32447,9 +31353,30 @@
           <w:rtl/>
           <w:lang w:bidi="he-IL"/>
         </w:rPr>
-        <w:t xml:space="preserve"> </w:t>
-      </w:r>
-      <w:proofErr w:type="spellStart"/>
+        <w:t xml:space="preserve"> אוהם.</w:t>
+      </w:r>
+      <w:r>
+        <w:rPr>
+          <w:rFonts w:ascii="Aptos Narrow" w:eastAsia="Aptos Narrow" w:hAnsi="Aptos Narrow" w:cs="Aptos Narrow"/>
+          <w:color w:val="000000" w:themeColor="text1"/>
+          <w:sz w:val="22"/>
+          <w:szCs w:val="22"/>
+          <w:rtl/>
+          <w:lang w:bidi="he-IL"/>
+        </w:rPr>
+        <w:t>כאשר בבדיקת ק</w:t>
+      </w:r>
+      <w:r>
+        <w:rPr>
+          <w:rFonts w:ascii="Aptos Narrow" w:eastAsia="Aptos Narrow" w:hAnsi="Aptos Narrow" w:cs="Aptos Narrow"/>
+          <w:color w:val="000000" w:themeColor="text1"/>
+          <w:sz w:val="22"/>
+          <w:szCs w:val="22"/>
+          <w:rtl/>
+          <w:lang w:bidi="he-IL"/>
+        </w:rPr>
+        <w:t>צר הרב מודד הראה</w:t>
+      </w:r>
       <w:r>
         <w:rPr>
           <w:rFonts w:ascii="Aptos Narrow" w:eastAsia="Aptos Narrow" w:hAnsi="Aptos Narrow" w:cs="Aptos Narrow"/>
@@ -32461,41 +31388,7 @@
           <w:rtl/>
           <w:lang w:bidi="he-IL"/>
         </w:rPr>
-        <w:t>אוהם.</w:t>
-      </w:r>
-      <w:r>
-        <w:rPr>
-          <w:rFonts w:ascii="Aptos Narrow" w:eastAsia="Aptos Narrow" w:hAnsi="Aptos Narrow" w:cs="Aptos Narrow"/>
-          <w:color w:val="000000" w:themeColor="text1"/>
-          <w:sz w:val="22"/>
-          <w:szCs w:val="22"/>
-          <w:rtl/>
-          <w:lang w:bidi="he-IL"/>
-        </w:rPr>
-        <w:t>כאשר</w:t>
-      </w:r>
-      <w:proofErr w:type="spellEnd"/>
-      <w:r>
-        <w:rPr>
-          <w:rFonts w:ascii="Aptos Narrow" w:eastAsia="Aptos Narrow" w:hAnsi="Aptos Narrow" w:cs="Aptos Narrow"/>
-          <w:color w:val="000000" w:themeColor="text1"/>
-          <w:sz w:val="22"/>
-          <w:szCs w:val="22"/>
-          <w:rtl/>
-          <w:lang w:bidi="he-IL"/>
-        </w:rPr>
-        <w:t xml:space="preserve"> בבדיקת ק</w:t>
-      </w:r>
-      <w:r>
-        <w:rPr>
-          <w:rFonts w:ascii="Aptos Narrow" w:eastAsia="Aptos Narrow" w:hAnsi="Aptos Narrow" w:cs="Aptos Narrow"/>
-          <w:color w:val="000000" w:themeColor="text1"/>
-          <w:sz w:val="22"/>
-          <w:szCs w:val="22"/>
-          <w:rtl/>
-          <w:lang w:bidi="he-IL"/>
-        </w:rPr>
-        <w:t>צר הרב מודד הראה</w:t>
+        <w:t xml:space="preserve"> </w:t>
       </w:r>
       <w:r>
         <w:rPr>
@@ -32505,10 +31398,9 @@
           <w:color w:val="000000" w:themeColor="text1"/>
           <w:sz w:val="22"/>
           <w:szCs w:val="22"/>
-          <w:rtl/>
-          <w:lang w:bidi="he-IL"/>
-        </w:rPr>
-        <w:t xml:space="preserve"> </w:t>
+          <w:lang w:bidi="he-IL"/>
+        </w:rPr>
+        <w:t>2</w:t>
       </w:r>
       <w:r>
         <w:rPr>
@@ -32518,9 +31410,43 @@
           <w:color w:val="000000" w:themeColor="text1"/>
           <w:sz w:val="22"/>
           <w:szCs w:val="22"/>
-          <w:lang w:bidi="he-IL"/>
-        </w:rPr>
-        <w:t>2</w:t>
+          <w:rtl/>
+          <w:lang w:bidi="he-IL"/>
+        </w:rPr>
+        <w:t xml:space="preserve"> אוהם.</w:t>
+      </w:r>
+      <w:r>
+        <w:rPr>
+          <w:rFonts w:ascii="Aptos Narrow" w:eastAsia="Aptos Narrow" w:hAnsi="Aptos Narrow" w:cs="Aptos Narrow"/>
+          <w:color w:val="000000" w:themeColor="text1"/>
+          <w:sz w:val="22"/>
+          <w:szCs w:val="22"/>
+          <w:rtl/>
+          <w:lang w:bidi="he-IL"/>
+        </w:rPr>
+        <w:t>ניתן להסיק שבכ</w:t>
+      </w:r>
+      <w:r>
+        <w:rPr>
+          <w:rFonts w:ascii="Aptos Narrow" w:eastAsia="Aptos Narrow" w:hAnsi="Aptos Narrow" w:cs="Aptos Narrow"/>
+          <w:color w:val="000000" w:themeColor="text1"/>
+          <w:sz w:val="22"/>
+          <w:szCs w:val="22"/>
+          <w:rtl/>
+          <w:lang w:bidi="he-IL"/>
+        </w:rPr>
+        <w:t>ל סלי</w:t>
+      </w:r>
+      <w:r>
+        <w:rPr>
+          <w:rFonts w:ascii="Aptos Narrow" w:eastAsia="Aptos Narrow" w:hAnsi="Aptos Narrow" w:cs="Aptos Narrow"/>
+          <w:color w:val="000000" w:themeColor="text1"/>
+          <w:sz w:val="22"/>
+          <w:szCs w:val="22"/>
+          <w:rtl/>
+          <w:lang w:bidi="he-IL"/>
+        </w:rPr>
+        <w:t>ל יש התנגדות של</w:t>
       </w:r>
       <w:r>
         <w:rPr>
@@ -32535,7 +31461,6 @@
         </w:rPr>
         <w:t xml:space="preserve"> </w:t>
       </w:r>
-      <w:proofErr w:type="spellStart"/>
       <w:r>
         <w:rPr>
           <w:rFonts w:ascii="Aptos Narrow" w:eastAsia="Aptos Narrow" w:hAnsi="Aptos Narrow" w:cs="Aptos Narrow"/>
@@ -32544,55 +31469,9 @@
           <w:color w:val="000000" w:themeColor="text1"/>
           <w:sz w:val="22"/>
           <w:szCs w:val="22"/>
-          <w:rtl/>
-          <w:lang w:bidi="he-IL"/>
-        </w:rPr>
-        <w:t>אוהם.</w:t>
-      </w:r>
-      <w:r>
-        <w:rPr>
-          <w:rFonts w:ascii="Aptos Narrow" w:eastAsia="Aptos Narrow" w:hAnsi="Aptos Narrow" w:cs="Aptos Narrow"/>
-          <w:color w:val="000000" w:themeColor="text1"/>
-          <w:sz w:val="22"/>
-          <w:szCs w:val="22"/>
-          <w:rtl/>
-          <w:lang w:bidi="he-IL"/>
-        </w:rPr>
-        <w:t>ניתן</w:t>
-      </w:r>
-      <w:proofErr w:type="spellEnd"/>
-      <w:r>
-        <w:rPr>
-          <w:rFonts w:ascii="Aptos Narrow" w:eastAsia="Aptos Narrow" w:hAnsi="Aptos Narrow" w:cs="Aptos Narrow"/>
-          <w:color w:val="000000" w:themeColor="text1"/>
-          <w:sz w:val="22"/>
-          <w:szCs w:val="22"/>
-          <w:rtl/>
-          <w:lang w:bidi="he-IL"/>
-        </w:rPr>
-        <w:t xml:space="preserve"> להסיק שבכ</w:t>
-      </w:r>
-      <w:r>
-        <w:rPr>
-          <w:rFonts w:ascii="Aptos Narrow" w:eastAsia="Aptos Narrow" w:hAnsi="Aptos Narrow" w:cs="Aptos Narrow"/>
-          <w:color w:val="000000" w:themeColor="text1"/>
-          <w:sz w:val="22"/>
-          <w:szCs w:val="22"/>
-          <w:rtl/>
-          <w:lang w:bidi="he-IL"/>
-        </w:rPr>
-        <w:t>ל סלי</w:t>
-      </w:r>
-      <w:r>
-        <w:rPr>
-          <w:rFonts w:ascii="Aptos Narrow" w:eastAsia="Aptos Narrow" w:hAnsi="Aptos Narrow" w:cs="Aptos Narrow"/>
-          <w:color w:val="000000" w:themeColor="text1"/>
-          <w:sz w:val="22"/>
-          <w:szCs w:val="22"/>
-          <w:rtl/>
-          <w:lang w:bidi="he-IL"/>
-        </w:rPr>
-        <w:t>ל יש התנגדות של</w:t>
+          <w:lang w:bidi="he-IL"/>
+        </w:rPr>
+        <w:t>6.2</w:t>
       </w:r>
       <w:r>
         <w:rPr>
@@ -32605,48 +31484,8 @@
           <w:rtl/>
           <w:lang w:bidi="he-IL"/>
         </w:rPr>
-        <w:t xml:space="preserve"> </w:t>
-      </w:r>
-      <w:r>
-        <w:rPr>
-          <w:rFonts w:ascii="Aptos Narrow" w:eastAsia="Aptos Narrow" w:hAnsi="Aptos Narrow" w:cs="Aptos Narrow"/>
-          <w:b/>
-          <w:bCs/>
-          <w:color w:val="000000" w:themeColor="text1"/>
-          <w:sz w:val="22"/>
-          <w:szCs w:val="22"/>
-          <w:lang w:bidi="he-IL"/>
-        </w:rPr>
-        <w:t>6.2</w:t>
-      </w:r>
-      <w:r>
-        <w:rPr>
-          <w:rFonts w:ascii="Aptos Narrow" w:eastAsia="Aptos Narrow" w:hAnsi="Aptos Narrow" w:cs="Aptos Narrow"/>
-          <w:b/>
-          <w:bCs/>
-          <w:color w:val="000000" w:themeColor="text1"/>
-          <w:sz w:val="22"/>
-          <w:szCs w:val="22"/>
-          <w:rtl/>
-          <w:lang w:bidi="he-IL"/>
-        </w:rPr>
-        <w:t xml:space="preserve"> </w:t>
-      </w:r>
-      <w:proofErr w:type="spellStart"/>
-      <w:r>
-        <w:rPr>
-          <w:rFonts w:ascii="Aptos Narrow" w:eastAsia="Aptos Narrow" w:hAnsi="Aptos Narrow" w:cs="Aptos Narrow"/>
-          <w:b/>
-          <w:bCs/>
-          <w:color w:val="000000" w:themeColor="text1"/>
-          <w:sz w:val="22"/>
-          <w:szCs w:val="22"/>
-          <w:rtl/>
-          <w:lang w:bidi="he-IL"/>
-        </w:rPr>
-        <w:t>אוהם</w:t>
-      </w:r>
-      <w:proofErr w:type="spellEnd"/>
+        <w:t xml:space="preserve"> אוהם</w:t>
+      </w:r>
       <w:r>
         <w:rPr>
           <w:rFonts w:ascii="Aptos Narrow" w:eastAsia="Aptos Narrow" w:hAnsi="Aptos Narrow" w:cs="Aptos Narrow"/>
@@ -33038,23 +31877,7 @@
           <w:rtl/>
           <w:lang w:bidi="he-IL"/>
         </w:rPr>
-        <w:t xml:space="preserve"> </w:t>
-      </w:r>
-      <w:proofErr w:type="spellStart"/>
-      <w:r>
-        <w:rPr>
-          <w:rtl/>
-          <w:lang w:bidi="he-IL"/>
-        </w:rPr>
-        <w:t>כהשפט</w:t>
-      </w:r>
-      <w:proofErr w:type="spellEnd"/>
-      <w:r>
-        <w:rPr>
-          <w:rtl/>
-          <w:lang w:bidi="he-IL"/>
-        </w:rPr>
-        <w:t xml:space="preserve"> פתוח.</w:t>
+        <w:t xml:space="preserve"> כהשפט פתוח.</w:t>
       </w:r>
     </w:p>
     <w:p>
@@ -33073,9 +31896,8 @@
           <w:rtl/>
           <w:lang w:bidi="he-IL"/>
         </w:rPr>
-        <w:t xml:space="preserve">ככל </w:t>
-      </w:r>
-      <w:proofErr w:type="spellStart"/>
+        <w:t xml:space="preserve">ככל שההיתנגדות קטנה ההספק קטן ככל שההספק גדול הפט מתחמם כשהפט מגיע </w:t>
+      </w:r>
       <w:r>
         <w:rPr>
           <w:sz w:val="22"/>
@@ -33083,17 +31905,15 @@
           <w:rtl/>
           <w:lang w:bidi="he-IL"/>
         </w:rPr>
-        <w:t>שההיתנגדות</w:t>
-      </w:r>
-      <w:proofErr w:type="spellEnd"/>
+        <w:t>ל-</w:t>
+      </w:r>
       <w:r>
         <w:rPr>
           <w:sz w:val="22"/>
           <w:szCs w:val="22"/>
-          <w:rtl/>
-          <w:lang w:bidi="he-IL"/>
-        </w:rPr>
-        <w:t xml:space="preserve"> קטנה ההספק קטן ככל שההספק גדול הפט מתחמם כשהפט מגיע </w:t>
+          <w:lang w:bidi="he-IL"/>
+        </w:rPr>
+        <w:t>1W</w:t>
       </w:r>
       <w:r>
         <w:rPr>
@@ -33102,7 +31922,7 @@
           <w:rtl/>
           <w:lang w:bidi="he-IL"/>
         </w:rPr>
-        <w:t>ל-</w:t>
+        <w:t xml:space="preserve"> הפט מתחיל להתחמם.לכן לפי הזרם ב-</w:t>
       </w:r>
       <w:r>
         <w:rPr>
@@ -33110,7 +31930,7 @@
           <w:szCs w:val="22"/>
           <w:lang w:bidi="he-IL"/>
         </w:rPr>
-        <w:t>1W</w:t>
+        <w:t>drain</w:t>
       </w:r>
       <w:r>
         <w:rPr>
@@ -33119,9 +31939,8 @@
           <w:rtl/>
           <w:lang w:bidi="he-IL"/>
         </w:rPr>
-        <w:t xml:space="preserve"> הפט מתחיל </w:t>
-      </w:r>
-      <w:proofErr w:type="spellStart"/>
+        <w:t xml:space="preserve"> נ</w:t>
+      </w:r>
       <w:r>
         <w:rPr>
           <w:sz w:val="22"/>
@@ -33129,100 +31948,24 @@
           <w:rtl/>
           <w:lang w:bidi="he-IL"/>
         </w:rPr>
-        <w:t>להתחמם.לכן</w:t>
-      </w:r>
-      <w:proofErr w:type="spellEnd"/>
+        <w:t>וכל לדעת את ההיתנגדות ב-</w:t>
+      </w:r>
       <w:r>
         <w:rPr>
           <w:sz w:val="22"/>
           <w:szCs w:val="22"/>
-          <w:rtl/>
-          <w:lang w:bidi="he-IL"/>
-        </w:rPr>
-        <w:t xml:space="preserve"> לפי הזרם ב-</w:t>
+          <w:lang w:bidi="he-IL"/>
+        </w:rPr>
+        <w:t>datasheet</w:t>
       </w:r>
       <w:r>
         <w:rPr>
           <w:sz w:val="22"/>
           <w:szCs w:val="22"/>
-          <w:lang w:bidi="he-IL"/>
-        </w:rPr>
-        <w:t>drain</w:t>
-      </w:r>
-      <w:r>
-        <w:rPr>
-          <w:sz w:val="22"/>
-          <w:szCs w:val="22"/>
-          <w:rtl/>
-          <w:lang w:bidi="he-IL"/>
-        </w:rPr>
-        <w:t xml:space="preserve"> נ</w:t>
-      </w:r>
-      <w:r>
-        <w:rPr>
-          <w:sz w:val="22"/>
-          <w:szCs w:val="22"/>
-          <w:rtl/>
-          <w:lang w:bidi="he-IL"/>
-        </w:rPr>
-        <w:t xml:space="preserve">וכל לדעת את </w:t>
-      </w:r>
-      <w:proofErr w:type="spellStart"/>
-      <w:r>
-        <w:rPr>
-          <w:sz w:val="22"/>
-          <w:szCs w:val="22"/>
-          <w:rtl/>
-          <w:lang w:bidi="he-IL"/>
-        </w:rPr>
-        <w:t>ההיתנגדות</w:t>
-      </w:r>
-      <w:proofErr w:type="spellEnd"/>
-      <w:r>
-        <w:rPr>
-          <w:sz w:val="22"/>
-          <w:szCs w:val="22"/>
-          <w:rtl/>
-          <w:lang w:bidi="he-IL"/>
-        </w:rPr>
-        <w:t xml:space="preserve"> ב-</w:t>
-      </w:r>
-      <w:r>
-        <w:rPr>
-          <w:sz w:val="22"/>
-          <w:szCs w:val="22"/>
-          <w:lang w:bidi="he-IL"/>
-        </w:rPr>
-        <w:t>datasheet</w:t>
-      </w:r>
-      <w:r>
-        <w:rPr>
-          <w:sz w:val="22"/>
-          <w:szCs w:val="22"/>
-          <w:rtl/>
-          <w:lang w:bidi="he-IL"/>
-        </w:rPr>
-        <w:t xml:space="preserve"> ולחשב את ההספק לפי </w:t>
-      </w:r>
-      <w:proofErr w:type="spellStart"/>
-      <w:r>
-        <w:rPr>
-          <w:sz w:val="22"/>
-          <w:szCs w:val="22"/>
-          <w:rtl/>
-          <w:lang w:bidi="he-IL"/>
-        </w:rPr>
-        <w:t>הנוסחא</w:t>
-      </w:r>
-      <w:proofErr w:type="spellEnd"/>
-      <w:r>
-        <w:rPr>
-          <w:sz w:val="22"/>
-          <w:szCs w:val="22"/>
-          <w:rtl/>
-          <w:lang w:bidi="he-IL"/>
-        </w:rPr>
-        <w:t xml:space="preserve"> למעלה</w:t>
+          <w:rtl/>
+          <w:lang w:bidi="he-IL"/>
+        </w:rPr>
+        <w:t xml:space="preserve"> ולחשב את ההספק לפי הנוסחא למעלה</w:t>
       </w:r>
       <w:r>
         <w:rPr>
@@ -33459,7 +32202,6 @@
         </w:rPr>
         <w:t xml:space="preserve"> ב-</w:t>
       </w:r>
-      <w:proofErr w:type="spellStart"/>
       <w:r>
         <w:rPr>
           <w:rFonts w:eastAsiaTheme="minorEastAsia"/>
@@ -33470,7 +32212,6 @@
         </w:rPr>
         <w:t>gate</w:t>
       </w:r>
-      <w:proofErr w:type="spellEnd"/>
       <w:r>
         <w:rPr>
           <w:rFonts w:eastAsiaTheme="minorEastAsia"/>
@@ -34342,7 +33083,6 @@
         </w:rPr>
         <w:t xml:space="preserve"> עולה בצורה </w:t>
       </w:r>
-      <w:proofErr w:type="spellStart"/>
       <w:r>
         <w:rPr>
           <w:rFonts w:eastAsiaTheme="minorEastAsia"/>
@@ -34376,7 +33116,6 @@
         </w:rPr>
         <w:t>אלית</w:t>
       </w:r>
-      <w:proofErr w:type="spellEnd"/>
       <w:r>
         <w:rPr>
           <w:rFonts w:eastAsiaTheme="minorEastAsia"/>
@@ -34474,7 +33213,6 @@
         </w:rPr>
         <w:t>אם מגיע ל-</w:t>
       </w:r>
-      <w:proofErr w:type="spellStart"/>
       <w:r>
         <w:rPr>
           <w:rFonts w:eastAsiaTheme="minorEastAsia"/>
@@ -34485,7 +33223,6 @@
         </w:rPr>
         <w:t>gate</w:t>
       </w:r>
-      <w:proofErr w:type="spellEnd"/>
       <w:r>
         <w:rPr>
           <w:rFonts w:eastAsiaTheme="minorEastAsia"/>
@@ -34794,7 +33531,6 @@
         </w:rPr>
         <w:t>ב-</w:t>
       </w:r>
-      <w:proofErr w:type="spellStart"/>
       <w:r>
         <w:rPr>
           <w:rFonts w:eastAsiaTheme="minorEastAsia"/>
@@ -34815,7 +33551,6 @@
         </w:rPr>
         <w:t>ate</w:t>
       </w:r>
-      <w:proofErr w:type="spellEnd"/>
       <w:r>
         <w:rPr>
           <w:rFonts w:eastAsiaTheme="minorEastAsia"/>
@@ -34849,7 +33584,6 @@
         </w:rPr>
         <w:t xml:space="preserve"> </w:t>
       </w:r>
-      <w:proofErr w:type="spellStart"/>
       <w:r>
         <w:rPr>
           <w:rFonts w:eastAsiaTheme="minorEastAsia"/>
@@ -34890,7 +33624,6 @@
         </w:rPr>
         <w:t>own</w:t>
       </w:r>
-      <w:proofErr w:type="spellEnd"/>
       <w:r>
         <w:rPr>
           <w:rFonts w:eastAsiaTheme="minorEastAsia"/>
@@ -36037,7 +34770,6 @@
         </w:rPr>
         <w:t xml:space="preserve"> </w:t>
       </w:r>
-      <w:proofErr w:type="spellStart"/>
       <w:r>
         <w:rPr>
           <w:rFonts w:eastAsiaTheme="minorEastAsia"/>
@@ -36046,9 +34778,8 @@
           <w:rtl/>
           <w:lang w:bidi="he-IL"/>
         </w:rPr>
-        <w:t>אוהם</w:t>
-      </w:r>
-      <w:proofErr w:type="spellEnd"/>
+        <w:t>אוהם!!!</w:t>
+      </w:r>
       <w:r>
         <w:rPr>
           <w:rFonts w:eastAsiaTheme="minorEastAsia"/>
@@ -36057,7 +34788,7 @@
           <w:rtl/>
           <w:lang w:bidi="he-IL"/>
         </w:rPr>
-        <w:t>!!!</w:t>
+        <w:t xml:space="preserve"> (ב</w:t>
       </w:r>
       <w:r>
         <w:rPr>
@@ -36067,45 +34798,45 @@
           <w:rtl/>
           <w:lang w:bidi="he-IL"/>
         </w:rPr>
-        <w:t xml:space="preserve"> (ב</w:t>
+        <w:t xml:space="preserve">זמן פולס צריכת הזרם מספק </w:t>
       </w:r>
       <w:r>
         <w:rPr>
           <w:rFonts w:eastAsiaTheme="minorEastAsia"/>
           <w:sz w:val="22"/>
           <w:szCs w:val="22"/>
-          <w:rtl/>
-          <w:lang w:bidi="he-IL"/>
-        </w:rPr>
-        <w:t xml:space="preserve">זמן פולס צריכת הזרם מספק </w:t>
+          <w:lang w:bidi="he-IL"/>
+        </w:rPr>
+        <w:t>12</w:t>
       </w:r>
       <w:r>
         <w:rPr>
           <w:rFonts w:eastAsiaTheme="minorEastAsia"/>
           <w:sz w:val="22"/>
           <w:szCs w:val="22"/>
-          <w:lang w:bidi="he-IL"/>
-        </w:rPr>
-        <w:t>12</w:t>
+          <w:rtl/>
+          <w:lang w:bidi="he-IL"/>
+        </w:rPr>
+        <w:t xml:space="preserve"> וולט עלתה למעל </w:t>
       </w:r>
       <w:r>
         <w:rPr>
           <w:rFonts w:eastAsiaTheme="minorEastAsia"/>
           <w:sz w:val="22"/>
           <w:szCs w:val="22"/>
-          <w:rtl/>
-          <w:lang w:bidi="he-IL"/>
-        </w:rPr>
-        <w:t xml:space="preserve"> וולט עלתה למעל </w:t>
+          <w:lang w:bidi="he-IL"/>
+        </w:rPr>
+        <w:t>200</w:t>
       </w:r>
       <w:r>
         <w:rPr>
           <w:rFonts w:eastAsiaTheme="minorEastAsia"/>
           <w:sz w:val="22"/>
           <w:szCs w:val="22"/>
-          <w:lang w:bidi="he-IL"/>
-        </w:rPr>
-        <w:t>200</w:t>
+          <w:rtl/>
+          <w:lang w:bidi="he-IL"/>
+        </w:rPr>
+        <w:t xml:space="preserve"> מ"א</w:t>
       </w:r>
       <w:r>
         <w:rPr>
@@ -36115,7 +34846,7 @@
           <w:rtl/>
           <w:lang w:bidi="he-IL"/>
         </w:rPr>
-        <w:t xml:space="preserve"> מ"א</w:t>
+        <w:t>)</w:t>
       </w:r>
       <w:r>
         <w:rPr>
@@ -36125,7 +34856,7 @@
           <w:rtl/>
           <w:lang w:bidi="he-IL"/>
         </w:rPr>
-        <w:t>)</w:t>
+        <w:t xml:space="preserve">  </w:t>
       </w:r>
       <w:r>
         <w:rPr>
@@ -36135,80 +34866,26 @@
           <w:rtl/>
           <w:lang w:bidi="he-IL"/>
         </w:rPr>
-        <w:t xml:space="preserve">  </w:t>
+        <w:t xml:space="preserve">ובנוסף יש זנר דו כיווני  </w:t>
       </w:r>
       <w:r>
         <w:rPr>
           <w:rFonts w:eastAsiaTheme="minorEastAsia"/>
           <w:sz w:val="22"/>
           <w:szCs w:val="22"/>
-          <w:rtl/>
-          <w:lang w:bidi="he-IL"/>
-        </w:rPr>
-        <w:t xml:space="preserve">ובנוסף יש </w:t>
-      </w:r>
-      <w:proofErr w:type="spellStart"/>
+          <w:lang w:bidi="he-IL"/>
+        </w:rPr>
+        <w:t>TVS SMAJ36CA</w:t>
+      </w:r>
       <w:r>
         <w:rPr>
           <w:rFonts w:eastAsiaTheme="minorEastAsia"/>
           <w:sz w:val="22"/>
           <w:szCs w:val="22"/>
           <w:rtl/>
-          <w:lang w:bidi="he-IL"/>
-        </w:rPr>
-        <w:t>זנר</w:t>
-      </w:r>
-      <w:proofErr w:type="spellEnd"/>
-      <w:r>
-        <w:rPr>
-          <w:rFonts w:eastAsiaTheme="minorEastAsia"/>
-          <w:sz w:val="22"/>
-          <w:szCs w:val="22"/>
-          <w:rtl/>
-          <w:lang w:bidi="he-IL"/>
-        </w:rPr>
-        <w:t xml:space="preserve"> דו כיווני  </w:t>
-      </w:r>
-      <w:r>
-        <w:rPr>
-          <w:rFonts w:eastAsiaTheme="minorEastAsia"/>
-          <w:sz w:val="22"/>
-          <w:szCs w:val="22"/>
-          <w:lang w:bidi="he-IL"/>
-        </w:rPr>
-        <w:t>TVS SMAJ36CA</w:t>
-      </w:r>
-      <w:r>
-        <w:rPr>
-          <w:rFonts w:eastAsiaTheme="minorEastAsia"/>
-          <w:sz w:val="22"/>
-          <w:szCs w:val="22"/>
-          <w:rtl/>
-          <w:lang w:val="he" w:bidi="he-IL"/>
-        </w:rPr>
-        <w:t xml:space="preserve"> (</w:t>
-      </w:r>
-      <w:proofErr w:type="spellStart"/>
-      <w:r>
-        <w:rPr>
-          <w:rFonts w:eastAsiaTheme="minorEastAsia"/>
-          <w:sz w:val="22"/>
-          <w:szCs w:val="22"/>
-          <w:rtl/>
-          <w:lang w:val="he" w:bidi="he-IL"/>
-        </w:rPr>
-        <w:t>זנר</w:t>
-      </w:r>
-      <w:proofErr w:type="spellEnd"/>
-      <w:r>
-        <w:rPr>
-          <w:rFonts w:eastAsiaTheme="minorEastAsia"/>
-          <w:sz w:val="22"/>
-          <w:szCs w:val="22"/>
-          <w:rtl/>
-          <w:lang w:val="he" w:bidi="he-IL"/>
-        </w:rPr>
-        <w:t xml:space="preserve"> מהיר דו כיווני ל</w:t>
+          <w:lang w:val="he" w:bidi="he-IL"/>
+        </w:rPr>
+        <w:t xml:space="preserve"> (זנר מהיר דו כיווני ל</w:t>
       </w:r>
       <w:r>
         <w:rPr>
@@ -36315,7 +34992,6 @@
         </w:rPr>
         <w:t>(-)</w:t>
       </w:r>
-      <w:proofErr w:type="spellStart"/>
       <w:r>
         <w:rPr>
           <w:rFonts w:eastAsiaTheme="minorEastAsia"/>
@@ -36327,7 +35003,6 @@
         </w:rPr>
         <w:t>coil</w:t>
       </w:r>
-      <w:proofErr w:type="spellEnd"/>
       <w:r>
         <w:rPr>
           <w:rFonts w:eastAsiaTheme="minorEastAsia"/>
@@ -36350,7 +35025,6 @@
         </w:rPr>
         <w:t>(ה-</w:t>
       </w:r>
-      <w:proofErr w:type="spellStart"/>
       <w:r>
         <w:rPr>
           <w:rFonts w:eastAsiaTheme="minorEastAsia"/>
@@ -36360,7 +35034,6 @@
         </w:rPr>
         <w:t>drain</w:t>
       </w:r>
-      <w:proofErr w:type="spellEnd"/>
       <w:r>
         <w:rPr>
           <w:rFonts w:eastAsiaTheme="minorEastAsia"/>
@@ -36431,9 +35104,8 @@
           <w:rtl/>
           <w:lang w:val="he" w:bidi="he-IL"/>
         </w:rPr>
-        <w:t xml:space="preserve"> (</w:t>
-      </w:r>
-      <w:proofErr w:type="spellStart"/>
+        <w:t xml:space="preserve"> (שגינאדי בדק, העביר את אח</w:t>
+      </w:r>
       <w:r>
         <w:rPr>
           <w:rFonts w:eastAsiaTheme="minorEastAsia"/>
@@ -36442,9 +35114,8 @@
           <w:rtl/>
           <w:lang w:val="he" w:bidi="he-IL"/>
         </w:rPr>
-        <w:t>שגינאדי</w:t>
-      </w:r>
-      <w:proofErr w:type="spellEnd"/>
+        <w:t>ד</w:t>
+      </w:r>
       <w:r>
         <w:rPr>
           <w:rFonts w:eastAsiaTheme="minorEastAsia"/>
@@ -36453,17 +35124,16 @@
           <w:rtl/>
           <w:lang w:val="he" w:bidi="he-IL"/>
         </w:rPr>
-        <w:t xml:space="preserve"> בדק, העביר את אח</w:t>
+        <w:t xml:space="preserve"> הקבלים של קביעת זמן הפולס לחוטים כתומים) ההתנגדות של הפט הראשי ירדה ל </w:t>
       </w:r>
       <w:r>
         <w:rPr>
           <w:rFonts w:eastAsiaTheme="minorEastAsia"/>
           <w:sz w:val="22"/>
           <w:szCs w:val="22"/>
-          <w:rtl/>
-          <w:lang w:val="he" w:bidi="he-IL"/>
-        </w:rPr>
-        <w:t>ד</w:t>
+          <w:lang w:val="he" w:bidi="he-IL"/>
+        </w:rPr>
+        <w:t>26</w:t>
       </w:r>
       <w:r>
         <w:rPr>
@@ -36473,7 +35143,7 @@
           <w:rtl/>
           <w:lang w:val="he" w:bidi="he-IL"/>
         </w:rPr>
-        <w:t xml:space="preserve"> הקבלים של קביעת זמן הפולס לחוטים כתומים) ההתנגדות של הפט הראשי ירדה ל </w:t>
+        <w:t xml:space="preserve"> אוהם (הזרם בפולס הגיע ל </w:t>
       </w:r>
       <w:r>
         <w:rPr>
@@ -36482,7 +35152,7 @@
           <w:szCs w:val="22"/>
           <w:lang w:val="he" w:bidi="he-IL"/>
         </w:rPr>
-        <w:t>26</w:t>
+        <w:t>300</w:t>
       </w:r>
       <w:r>
         <w:rPr>
@@ -36492,9 +35162,8 @@
           <w:rtl/>
           <w:lang w:val="he" w:bidi="he-IL"/>
         </w:rPr>
-        <w:t xml:space="preserve"> </w:t>
-      </w:r>
-      <w:proofErr w:type="spellStart"/>
+        <w:t xml:space="preserve"> מ"</w:t>
+      </w:r>
       <w:r>
         <w:rPr>
           <w:rFonts w:eastAsiaTheme="minorEastAsia"/>
@@ -36503,10 +35172,14 @@
           <w:rtl/>
           <w:lang w:val="he" w:bidi="he-IL"/>
         </w:rPr>
-        <w:t>אוהם</w:t>
-      </w:r>
-      <w:proofErr w:type="spellEnd"/>
-      <w:r>
+        <w:t xml:space="preserve">א). </w:t>
+      </w:r>
+    </w:p>
+    <w:p>
+      <w:pPr>
+        <w:shd w:val="clear" w:color="auto" w:fill="FFFFFF" w:themeFill="background1"/>
+        <w:bidi/>
+        <w:spacing w:after="0"/>
         <w:rPr>
           <w:rFonts w:eastAsiaTheme="minorEastAsia"/>
           <w:sz w:val="22"/>
@@ -36514,26 +35187,25 @@
           <w:rtl/>
           <w:lang w:val="he" w:bidi="he-IL"/>
         </w:rPr>
-        <w:t xml:space="preserve"> (הזרם בפולס הגיע ל </w:t>
-      </w:r>
+      </w:pPr>
       <w:r>
         <w:rPr>
           <w:rFonts w:eastAsiaTheme="minorEastAsia"/>
           <w:sz w:val="22"/>
           <w:szCs w:val="22"/>
-          <w:lang w:val="he" w:bidi="he-IL"/>
-        </w:rPr>
-        <w:t>300</w:t>
+          <w:rtl/>
+          <w:lang w:val="he" w:bidi="he-IL"/>
+        </w:rPr>
+        <w:t xml:space="preserve">הוחלף פט, סודרו הקבלים, נעשה שינוי תכנון </w:t>
       </w:r>
       <w:r>
         <w:rPr>
           <w:rFonts w:eastAsiaTheme="minorEastAsia"/>
           <w:sz w:val="22"/>
           <w:szCs w:val="22"/>
-          <w:rtl/>
-          <w:lang w:val="he" w:bidi="he-IL"/>
-        </w:rPr>
-        <w:t xml:space="preserve"> מ"</w:t>
+          <w:lang w:val="he" w:bidi="he-IL"/>
+        </w:rPr>
+        <w:t>2</w:t>
       </w:r>
       <w:r>
         <w:rPr>
@@ -36543,22 +35215,17 @@
           <w:rtl/>
           <w:lang w:val="he" w:bidi="he-IL"/>
         </w:rPr>
-        <w:t xml:space="preserve">א). </w:t>
-      </w:r>
-    </w:p>
-    <w:p>
-      <w:pPr>
-        <w:shd w:val="clear" w:color="auto" w:fill="FFFFFF" w:themeFill="background1"/>
-        <w:bidi/>
-        <w:spacing w:after="0"/>
+        <w:t xml:space="preserve"> והורכב נגד </w:t>
+      </w:r>
+      <w:r>
         <w:rPr>
           <w:rFonts w:eastAsiaTheme="minorEastAsia"/>
           <w:sz w:val="22"/>
           <w:szCs w:val="22"/>
-          <w:rtl/>
-          <w:lang w:val="he" w:bidi="he-IL"/>
-        </w:rPr>
-      </w:pPr>
+          <w:lang w:val="he" w:bidi="he-IL"/>
+        </w:rPr>
+        <w:t>1</w:t>
+      </w:r>
       <w:r>
         <w:rPr>
           <w:rFonts w:eastAsiaTheme="minorEastAsia"/>
@@ -36567,7 +35234,7 @@
           <w:rtl/>
           <w:lang w:val="he" w:bidi="he-IL"/>
         </w:rPr>
-        <w:t xml:space="preserve">הוחלף פט, סודרו הקבלים, נעשה שינוי תכנון </w:t>
+        <w:t xml:space="preserve"> קילו במקום </w:t>
       </w:r>
       <w:r>
         <w:rPr>
@@ -36576,7 +35243,7 @@
           <w:szCs w:val="22"/>
           <w:lang w:val="he" w:bidi="he-IL"/>
         </w:rPr>
-        <w:t>2</w:t>
+        <w:t>10</w:t>
       </w:r>
       <w:r>
         <w:rPr>
@@ -36586,7 +35253,7 @@
           <w:rtl/>
           <w:lang w:val="he" w:bidi="he-IL"/>
         </w:rPr>
-        <w:t xml:space="preserve"> והורכב נגד </w:t>
+        <w:t xml:space="preserve"> קילו בין </w:t>
       </w:r>
       <w:r>
         <w:rPr>
@@ -36595,7 +35262,7 @@
           <w:szCs w:val="22"/>
           <w:lang w:val="he" w:bidi="he-IL"/>
         </w:rPr>
-        <w:t>1</w:t>
+        <w:t>G</w:t>
       </w:r>
       <w:r>
         <w:rPr>
@@ -36605,7 +35272,7 @@
           <w:rtl/>
           <w:lang w:val="he" w:bidi="he-IL"/>
         </w:rPr>
-        <w:t xml:space="preserve"> קילו במקום </w:t>
+        <w:t xml:space="preserve"> ל </w:t>
       </w:r>
       <w:r>
         <w:rPr>
@@ -36614,7 +35281,7 @@
           <w:szCs w:val="22"/>
           <w:lang w:val="he" w:bidi="he-IL"/>
         </w:rPr>
-        <w:t>10</w:t>
+        <w:t>S</w:t>
       </w:r>
       <w:r>
         <w:rPr>
@@ -36624,67 +35291,7 @@
           <w:rtl/>
           <w:lang w:val="he" w:bidi="he-IL"/>
         </w:rPr>
-        <w:t xml:space="preserve"> קילו בין </w:t>
-      </w:r>
-      <w:r>
-        <w:rPr>
-          <w:rFonts w:eastAsiaTheme="minorEastAsia"/>
-          <w:sz w:val="22"/>
-          <w:szCs w:val="22"/>
-          <w:lang w:val="he" w:bidi="he-IL"/>
-        </w:rPr>
-        <w:t>G</w:t>
-      </w:r>
-      <w:r>
-        <w:rPr>
-          <w:rFonts w:eastAsiaTheme="minorEastAsia"/>
-          <w:sz w:val="22"/>
-          <w:szCs w:val="22"/>
-          <w:rtl/>
-          <w:lang w:val="he" w:bidi="he-IL"/>
-        </w:rPr>
-        <w:t xml:space="preserve"> ל </w:t>
-      </w:r>
-      <w:r>
-        <w:rPr>
-          <w:rFonts w:eastAsiaTheme="minorEastAsia"/>
-          <w:sz w:val="22"/>
-          <w:szCs w:val="22"/>
-          <w:lang w:val="he" w:bidi="he-IL"/>
-        </w:rPr>
-        <w:t>S</w:t>
-      </w:r>
-      <w:r>
-        <w:rPr>
-          <w:rFonts w:eastAsiaTheme="minorEastAsia"/>
-          <w:sz w:val="22"/>
-          <w:szCs w:val="22"/>
-          <w:rtl/>
-          <w:lang w:val="he" w:bidi="he-IL"/>
-        </w:rPr>
-        <w:t xml:space="preserve"> של הפט הראשי והורכבה </w:t>
-      </w:r>
-      <w:proofErr w:type="spellStart"/>
-      <w:r>
-        <w:rPr>
-          <w:rFonts w:eastAsiaTheme="minorEastAsia"/>
-          <w:sz w:val="22"/>
-          <w:szCs w:val="22"/>
-          <w:rtl/>
-          <w:lang w:val="he" w:bidi="he-IL"/>
-        </w:rPr>
-        <w:t>הזנר</w:t>
-      </w:r>
-      <w:proofErr w:type="spellEnd"/>
-      <w:r>
-        <w:rPr>
-          <w:rFonts w:eastAsiaTheme="minorEastAsia"/>
-          <w:sz w:val="22"/>
-          <w:szCs w:val="22"/>
-          <w:rtl/>
-          <w:lang w:val="he" w:bidi="he-IL"/>
-        </w:rPr>
-        <w:t xml:space="preserve"> מאחור </w:t>
+        <w:t xml:space="preserve"> של הפט הראשי והורכבה הזנר מאחור </w:t>
       </w:r>
       <w:r>
         <w:rPr>
@@ -36861,6 +35468,323 @@
         <w:spacing w:after="0"/>
         <w:rPr>
           <w:rFonts w:eastAsiaTheme="minorEastAsia"/>
+          <w:b/>
+          <w:bCs/>
+          <w:sz w:val="22"/>
+          <w:szCs w:val="22"/>
+          <w:u w:val="single"/>
+          <w:rtl/>
+          <w:lang w:val="he" w:bidi="he-IL"/>
+        </w:rPr>
+      </w:pPr>
+      <w:r>
+        <w:rPr>
+          <w:rFonts w:eastAsiaTheme="minorEastAsia" w:hint="cs"/>
+          <w:b/>
+          <w:bCs/>
+          <w:sz w:val="22"/>
+          <w:szCs w:val="22"/>
+          <w:u w:val="single"/>
+          <w:rtl/>
+          <w:lang w:val="he" w:bidi="he-IL"/>
+        </w:rPr>
+        <w:t>10/03/2026:</w:t>
+      </w:r>
+    </w:p>
+    <w:p>
+      <w:pPr>
+        <w:shd w:val="clear" w:color="auto" w:fill="FFFFFF" w:themeFill="background1"/>
+        <w:bidi/>
+        <w:spacing w:after="0"/>
+        <w:rPr>
+          <w:rFonts w:eastAsiaTheme="minorEastAsia"/>
+          <w:sz w:val="22"/>
+          <w:szCs w:val="22"/>
+          <w:rtl/>
+          <w:lang w:val="he" w:bidi="he-IL"/>
+        </w:rPr>
+      </w:pPr>
+      <w:r>
+        <w:rPr>
+          <w:rFonts w:eastAsiaTheme="minorEastAsia" w:hint="cs"/>
+          <w:sz w:val="22"/>
+          <w:szCs w:val="22"/>
+          <w:rtl/>
+          <w:lang w:val="he" w:bidi="he-IL"/>
+        </w:rPr>
+        <w:t>הוחלף כדור</w:t>
+      </w:r>
+    </w:p>
+    <w:p>
+      <w:pPr>
+        <w:shd w:val="clear" w:color="auto" w:fill="FFFFFF" w:themeFill="background1"/>
+        <w:bidi/>
+        <w:spacing w:after="0"/>
+        <w:rPr>
+          <w:rFonts w:eastAsiaTheme="minorEastAsia"/>
+          <w:sz w:val="22"/>
+          <w:szCs w:val="22"/>
+          <w:rtl/>
+          <w:lang w:val="he" w:bidi="he-IL"/>
+        </w:rPr>
+      </w:pPr>
+      <w:r>
+        <w:rPr>
+          <w:rFonts w:eastAsiaTheme="minorEastAsia" w:hint="cs"/>
+          <w:sz w:val="22"/>
+          <w:szCs w:val="22"/>
+          <w:rtl/>
+          <w:lang w:val="he" w:bidi="he-IL"/>
+        </w:rPr>
+        <w:t xml:space="preserve"> נתונים כדור ישן:</w:t>
+      </w:r>
+    </w:p>
+    <w:p>
+      <w:pPr>
+        <w:pStyle w:val="ListParagraph"/>
+        <w:numPr>
+          <w:ilvl w:val="0"/>
+          <w:numId w:val="7"/>
+        </w:numPr>
+        <w:shd w:val="clear" w:color="auto" w:fill="FFFFFF" w:themeFill="background1"/>
+        <w:bidi/>
+        <w:spacing w:after="0"/>
+        <w:rPr>
+          <w:rFonts w:eastAsiaTheme="minorEastAsia"/>
+          <w:sz w:val="22"/>
+          <w:szCs w:val="22"/>
+          <w:lang w:val="he" w:bidi="he-IL"/>
+        </w:rPr>
+      </w:pPr>
+      <w:r>
+        <w:rPr>
+          <w:rFonts w:eastAsiaTheme="minorEastAsia"/>
+          <w:sz w:val="22"/>
+          <w:szCs w:val="22"/>
+          <w:lang w:val="en-US" w:bidi="he-IL"/>
+        </w:rPr>
+        <w:t>132gr</w:t>
+      </w:r>
+    </w:p>
+    <w:p>
+      <w:pPr>
+        <w:pStyle w:val="ListParagraph"/>
+        <w:numPr>
+          <w:ilvl w:val="0"/>
+          <w:numId w:val="7"/>
+        </w:numPr>
+        <w:shd w:val="clear" w:color="auto" w:fill="FFFFFF" w:themeFill="background1"/>
+        <w:bidi/>
+        <w:spacing w:after="0"/>
+        <w:rPr>
+          <w:rFonts w:eastAsiaTheme="minorEastAsia"/>
+          <w:sz w:val="22"/>
+          <w:szCs w:val="22"/>
+          <w:lang w:val="he" w:bidi="he-IL"/>
+        </w:rPr>
+      </w:pPr>
+      <w:r>
+        <w:rPr>
+          <w:rFonts w:eastAsiaTheme="minorEastAsia"/>
+          <w:sz w:val="22"/>
+          <w:szCs w:val="22"/>
+          <w:lang w:val="en-US" w:bidi="he-IL"/>
+        </w:rPr>
+        <w:t>31.6mm</w:t>
+      </w:r>
+    </w:p>
+    <w:p>
+      <w:pPr>
+        <w:pStyle w:val="ListParagraph"/>
+        <w:numPr>
+          <w:ilvl w:val="0"/>
+          <w:numId w:val="7"/>
+        </w:numPr>
+        <w:shd w:val="clear" w:color="auto" w:fill="FFFFFF" w:themeFill="background1"/>
+        <w:bidi/>
+        <w:spacing w:after="0"/>
+        <w:rPr>
+          <w:rFonts w:eastAsiaTheme="minorEastAsia"/>
+          <w:sz w:val="22"/>
+          <w:szCs w:val="22"/>
+          <w:lang w:val="he" w:bidi="he-IL"/>
+        </w:rPr>
+      </w:pPr>
+      <w:r>
+        <w:rPr>
+          <w:rFonts w:eastAsiaTheme="minorEastAsia" w:hint="cs"/>
+          <w:sz w:val="22"/>
+          <w:szCs w:val="22"/>
+          <w:rtl/>
+          <w:lang w:val="en-US" w:bidi="he-IL"/>
+        </w:rPr>
+        <w:t>ברזל</w:t>
+      </w:r>
+    </w:p>
+    <w:p>
+      <w:pPr>
+        <w:shd w:val="clear" w:color="auto" w:fill="FFFFFF" w:themeFill="background1"/>
+        <w:bidi/>
+        <w:spacing w:after="0"/>
+        <w:rPr>
+          <w:rFonts w:eastAsiaTheme="minorEastAsia"/>
+          <w:sz w:val="22"/>
+          <w:szCs w:val="22"/>
+          <w:rtl/>
+          <w:lang w:val="he" w:bidi="he-IL"/>
+        </w:rPr>
+      </w:pPr>
+      <w:r>
+        <w:rPr>
+          <w:rFonts w:eastAsiaTheme="minorEastAsia" w:hint="cs"/>
+          <w:sz w:val="22"/>
+          <w:szCs w:val="22"/>
+          <w:rtl/>
+          <w:lang w:val="he" w:bidi="he-IL"/>
+        </w:rPr>
+        <w:t xml:space="preserve">נתונים כדור </w:t>
+      </w:r>
+      <w:r>
+        <w:rPr>
+          <w:rFonts w:eastAsiaTheme="minorEastAsia" w:hint="cs"/>
+          <w:sz w:val="22"/>
+          <w:szCs w:val="22"/>
+          <w:rtl/>
+          <w:lang w:val="he" w:bidi="he-IL"/>
+        </w:rPr>
+        <w:t>חדש</w:t>
+      </w:r>
+      <w:r>
+        <w:rPr>
+          <w:rFonts w:eastAsiaTheme="minorEastAsia" w:hint="cs"/>
+          <w:sz w:val="22"/>
+          <w:szCs w:val="22"/>
+          <w:rtl/>
+          <w:lang w:val="he" w:bidi="he-IL"/>
+        </w:rPr>
+        <w:t>:</w:t>
+      </w:r>
+    </w:p>
+    <w:p>
+      <w:pPr>
+        <w:pStyle w:val="ListParagraph"/>
+        <w:numPr>
+          <w:ilvl w:val="0"/>
+          <w:numId w:val="7"/>
+        </w:numPr>
+        <w:shd w:val="clear" w:color="auto" w:fill="FFFFFF" w:themeFill="background1"/>
+        <w:bidi/>
+        <w:spacing w:after="0"/>
+        <w:rPr>
+          <w:rFonts w:eastAsiaTheme="minorEastAsia"/>
+          <w:sz w:val="22"/>
+          <w:szCs w:val="22"/>
+          <w:lang w:val="he" w:bidi="he-IL"/>
+        </w:rPr>
+      </w:pPr>
+      <w:r>
+        <w:rPr>
+          <w:rFonts w:eastAsiaTheme="minorEastAsia"/>
+          <w:sz w:val="22"/>
+          <w:szCs w:val="22"/>
+          <w:lang w:val="en-US" w:bidi="he-IL"/>
+        </w:rPr>
+        <w:t>90</w:t>
+      </w:r>
+      <w:r>
+        <w:rPr>
+          <w:rFonts w:eastAsiaTheme="minorEastAsia"/>
+          <w:sz w:val="22"/>
+          <w:szCs w:val="22"/>
+          <w:lang w:val="en-US" w:bidi="he-IL"/>
+        </w:rPr>
+        <w:t>gr</w:t>
+      </w:r>
+    </w:p>
+    <w:p>
+      <w:pPr>
+        <w:pStyle w:val="ListParagraph"/>
+        <w:numPr>
+          <w:ilvl w:val="0"/>
+          <w:numId w:val="7"/>
+        </w:numPr>
+        <w:shd w:val="clear" w:color="auto" w:fill="FFFFFF" w:themeFill="background1"/>
+        <w:bidi/>
+        <w:spacing w:after="0"/>
+        <w:rPr>
+          <w:rFonts w:eastAsiaTheme="minorEastAsia"/>
+          <w:sz w:val="22"/>
+          <w:szCs w:val="22"/>
+          <w:lang w:val="he" w:bidi="he-IL"/>
+        </w:rPr>
+      </w:pPr>
+      <w:r>
+        <w:rPr>
+          <w:rFonts w:eastAsiaTheme="minorEastAsia"/>
+          <w:sz w:val="22"/>
+          <w:szCs w:val="22"/>
+          <w:lang w:val="en-US" w:bidi="he-IL"/>
+        </w:rPr>
+        <w:t>28</w:t>
+      </w:r>
+      <w:r>
+        <w:rPr>
+          <w:rFonts w:eastAsiaTheme="minorEastAsia"/>
+          <w:sz w:val="22"/>
+          <w:szCs w:val="22"/>
+          <w:lang w:val="en-US" w:bidi="he-IL"/>
+        </w:rPr>
+        <w:t>mm</w:t>
+      </w:r>
+    </w:p>
+    <w:p>
+      <w:pPr>
+        <w:pStyle w:val="ListParagraph"/>
+        <w:numPr>
+          <w:ilvl w:val="0"/>
+          <w:numId w:val="7"/>
+        </w:numPr>
+        <w:shd w:val="clear" w:color="auto" w:fill="FFFFFF" w:themeFill="background1"/>
+        <w:bidi/>
+        <w:spacing w:after="0"/>
+        <w:rPr>
+          <w:rFonts w:eastAsiaTheme="minorEastAsia"/>
+          <w:sz w:val="22"/>
+          <w:szCs w:val="22"/>
+          <w:lang w:val="he" w:bidi="he-IL"/>
+        </w:rPr>
+      </w:pPr>
+      <w:r>
+        <w:rPr>
+          <w:rFonts w:eastAsiaTheme="minorEastAsia" w:hint="cs"/>
+          <w:sz w:val="22"/>
+          <w:szCs w:val="22"/>
+          <w:rtl/>
+          <w:lang w:val="en-US" w:bidi="he-IL"/>
+        </w:rPr>
+        <w:t>ברזל</w:t>
+      </w:r>
+    </w:p>
+    <w:p>
+      <w:pPr>
+        <w:shd w:val="clear" w:color="auto" w:fill="FFFFFF" w:themeFill="background1"/>
+        <w:bidi/>
+        <w:spacing w:after="0"/>
+        <w:rPr>
+          <w:rFonts w:eastAsiaTheme="minorEastAsia"/>
+          <w:sz w:val="22"/>
+          <w:szCs w:val="22"/>
+          <w:lang w:val="he" w:bidi="he-IL"/>
+        </w:rPr>
+      </w:pPr>
+    </w:p>
+    <w:p>
+      <w:pPr>
+        <w:shd w:val="clear" w:color="auto" w:fill="FFFFFF" w:themeFill="background1"/>
+        <w:bidi/>
+        <w:spacing w:after="0"/>
+        <w:rPr>
+          <w:rFonts w:eastAsiaTheme="minorEastAsia"/>
           <w:sz w:val="22"/>
           <w:szCs w:val="22"/>
           <w:rtl/>
@@ -36892,7 +35816,6 @@
         <w:t xml:space="preserve">פירוט ב </w:t>
       </w:r>
       <w:hyperlink r:id="rId30">
-        <w:proofErr w:type="spellStart"/>
         <w:r>
           <w:rPr>
             <w:rStyle w:val="Hyperlink"/>
@@ -36906,7 +35829,6 @@
           </w:rPr>
           <w:t>תקלות</w:t>
         </w:r>
-        <w:proofErr w:type="spellEnd"/>
         <w:r>
           <w:rPr>
             <w:rStyle w:val="Hyperlink"/>
@@ -36919,7 +35841,6 @@
           </w:rPr>
           <w:t xml:space="preserve"> </w:t>
         </w:r>
-        <w:proofErr w:type="spellStart"/>
         <w:r>
           <w:rPr>
             <w:rStyle w:val="Hyperlink"/>
@@ -36933,7 +35854,6 @@
           </w:rPr>
           <w:t>כרטיסים</w:t>
         </w:r>
-        <w:proofErr w:type="spellEnd"/>
         <w:r>
           <w:rPr>
             <w:rStyle w:val="Hyperlink"/>
@@ -36946,7 +35866,6 @@
           </w:rPr>
           <w:t xml:space="preserve"> </w:t>
         </w:r>
-        <w:proofErr w:type="spellStart"/>
         <w:r>
           <w:rPr>
             <w:rStyle w:val="Hyperlink"/>
@@ -36960,7 +35879,6 @@
           </w:rPr>
           <w:t>ספטמבר</w:t>
         </w:r>
-        <w:proofErr w:type="spellEnd"/>
         <w:r>
           <w:rPr>
             <w:rStyle w:val="Hyperlink"/>
@@ -37033,7 +35951,6 @@
         <w:t>נמצא בקובץ -</w:t>
       </w:r>
       <w:hyperlink r:id="rId31">
-        <w:proofErr w:type="spellStart"/>
         <w:r>
           <w:rPr>
             <w:rStyle w:val="Hyperlink"/>
@@ -37046,7 +35963,6 @@
           </w:rPr>
           <w:t>excel</w:t>
         </w:r>
-        <w:proofErr w:type="spellEnd"/>
       </w:hyperlink>
     </w:p>
     <w:p>
@@ -37077,7 +35993,6 @@
         <w:t>מיקום כרטיס למאיץ החדש נמצא בקובץ-</w:t>
       </w:r>
       <w:hyperlink r:id="rId32">
-        <w:proofErr w:type="spellStart"/>
         <w:r>
           <w:rPr>
             <w:rStyle w:val="Hyperlink"/>
@@ -37090,7 +36005,6 @@
           </w:rPr>
           <w:t>excel</w:t>
         </w:r>
-        <w:proofErr w:type="spellEnd"/>
       </w:hyperlink>
     </w:p>
     <w:p>
@@ -37120,7 +36034,6 @@
         <w:t>מיקום כרטיס למאיץ הישן נמצא בקובץ-</w:t>
       </w:r>
       <w:hyperlink r:id="rId33">
-        <w:proofErr w:type="spellStart"/>
         <w:r>
           <w:rPr>
             <w:rStyle w:val="Hyperlink"/>
@@ -37133,7 +36046,6 @@
           </w:rPr>
           <w:t>excel</w:t>
         </w:r>
-        <w:proofErr w:type="spellEnd"/>
       </w:hyperlink>
     </w:p>
     <w:p>
@@ -37203,7 +36115,6 @@
         <w:t>-</w:t>
       </w:r>
       <w:hyperlink r:id="rId34">
-        <w:proofErr w:type="spellStart"/>
         <w:r>
           <w:rPr>
             <w:rStyle w:val="Hyperlink"/>
@@ -37216,7 +36127,6 @@
           </w:rPr>
           <w:t>excel</w:t>
         </w:r>
-        <w:proofErr w:type="spellEnd"/>
       </w:hyperlink>
     </w:p>
     <w:p>
@@ -37246,7 +36156,7 @@
 </file>
 
 <file path=word/endnotes.xml><?xml version="1.0" encoding="utf-8"?>
-<w:endnotes xmlns:wpc="http://schemas.microsoft.com/office/word/2010/wordprocessingCanvas" xmlns:cx="http://schemas.microsoft.com/office/drawing/2014/chartex" xmlns:cx1="http://schemas.microsoft.com/office/drawing/2015/9/8/chartex" xmlns:cx2="http://schemas.microsoft.com/office/drawing/2015/10/21/chartex" xmlns:cx3="http://schemas.microsoft.com/office/drawing/2016/5/9/chartex" xmlns:cx4="http://schemas.microsoft.com/office/drawing/2016/5/10/chartex" xmlns:cx5="http://schemas.microsoft.com/office/drawing/2016/5/11/chartex" xmlns:cx6="http://schemas.microsoft.com/office/drawing/2016/5/12/chartex" xmlns:cx7="http://schemas.microsoft.com/office/drawing/2016/5/13/chartex" xmlns:cx8="http://schemas.microsoft.com/office/drawing/2016/5/14/chartex" xmlns:mc="http://schemas.openxmlformats.org/markup-compatibility/2006" xmlns:aink="http://schemas.microsoft.com/office/drawing/2016/ink" xmlns:am3d="http://schemas.microsoft.com/office/drawing/2017/model3d" xmlns:o="urn:schemas-microsoft-com:office:office" xmlns:oel="http://schemas.microsoft.com/office/2019/extlst" xmlns:r="http://schemas.openxmlformats.org/officeDocument/2006/relationships" xmlns:m="http://schemas.openxmlformats.org/officeDocument/2006/math" xmlns:v="urn:schemas-microsoft-com:vml" xmlns:wp14="http://schemas.microsoft.com/office/word/2010/wordprocessingDrawing" xmlns:wp="http://schemas.openxmlformats.org/drawingml/2006/wordprocessingDrawing" xmlns:w10="urn:schemas-microsoft-com:office:word" xmlns:w="http://schemas.openxmlformats.org/wordprocessingml/2006/main" xmlns:w14="http://schemas.microsoft.com/office/word/2010/wordml" xmlns:w15="http://schemas.microsoft.com/office/word/2012/wordml" xmlns:w16cex="http://schemas.microsoft.com/office/word/2018/wordml/cex" xmlns:w16cid="http://schemas.microsoft.com/office/word/2016/wordml/cid" xmlns:w16="http://schemas.microsoft.com/office/word/2018/wordml" xmlns:w16du="http://schemas.microsoft.com/office/word/2023/wordml/word16du" xmlns:w16sdtdh="http://schemas.microsoft.com/office/word/2020/wordml/sdtdatahash" xmlns:w16sdtfl="http://schemas.microsoft.com/office/word/2024/wordml/sdtformatlock" xmlns:w16se="http://schemas.microsoft.com/office/word/2015/wordml/symex" xmlns:wpg="http://schemas.microsoft.com/office/word/2010/wordprocessingGroup" xmlns:wpi="http://schemas.microsoft.com/office/word/2010/wordprocessingInk" xmlns:wne="http://schemas.microsoft.com/office/word/2006/wordml" xmlns:wps="http://schemas.microsoft.com/office/word/2010/wordprocessingShape" mc:Ignorable="w14 w15 w16se w16cid w16 w16cex w16sdtdh w16sdtfl w16du wp14">
+<w:endnotes xmlns:wpc="http://schemas.microsoft.com/office/word/2010/wordprocessingCanvas" xmlns:cx="http://schemas.microsoft.com/office/drawing/2014/chartex" xmlns:cx1="http://schemas.microsoft.com/office/drawing/2015/9/8/chartex" xmlns:cx2="http://schemas.microsoft.com/office/drawing/2015/10/21/chartex" xmlns:cx3="http://schemas.microsoft.com/office/drawing/2016/5/9/chartex" xmlns:cx4="http://schemas.microsoft.com/office/drawing/2016/5/10/chartex" xmlns:cx5="http://schemas.microsoft.com/office/drawing/2016/5/11/chartex" xmlns:cx6="http://schemas.microsoft.com/office/drawing/2016/5/12/chartex" xmlns:cx7="http://schemas.microsoft.com/office/drawing/2016/5/13/chartex" xmlns:cx8="http://schemas.microsoft.com/office/drawing/2016/5/14/chartex" xmlns:mc="http://schemas.openxmlformats.org/markup-compatibility/2006" xmlns:aink="http://schemas.microsoft.com/office/drawing/2016/ink" xmlns:am3d="http://schemas.microsoft.com/office/drawing/2017/model3d" xmlns:o="urn:schemas-microsoft-com:office:office" xmlns:r="http://schemas.openxmlformats.org/officeDocument/2006/relationships" xmlns:m="http://schemas.openxmlformats.org/officeDocument/2006/math" xmlns:v="urn:schemas-microsoft-com:vml" xmlns:wp14="http://schemas.microsoft.com/office/word/2010/wordprocessingDrawing" xmlns:wp="http://schemas.openxmlformats.org/drawingml/2006/wordprocessingDrawing" xmlns:w10="urn:schemas-microsoft-com:office:word" xmlns:w="http://schemas.openxmlformats.org/wordprocessingml/2006/main" xmlns:w14="http://schemas.microsoft.com/office/word/2010/wordml" xmlns:w15="http://schemas.microsoft.com/office/word/2012/wordml" xmlns:w16cex="http://schemas.microsoft.com/office/word/2018/wordml/cex" xmlns:w16cid="http://schemas.microsoft.com/office/word/2016/wordml/cid" xmlns:w16="http://schemas.microsoft.com/office/word/2018/wordml" xmlns:w16sdtdh="http://schemas.microsoft.com/office/word/2020/wordml/sdtdatahash" xmlns:w16se="http://schemas.microsoft.com/office/word/2015/wordml/symex" xmlns:wpg="http://schemas.microsoft.com/office/word/2010/wordprocessingGroup" xmlns:wpi="http://schemas.microsoft.com/office/word/2010/wordprocessingInk" xmlns:wne="http://schemas.microsoft.com/office/word/2006/wordml" xmlns:wps="http://schemas.microsoft.com/office/word/2010/wordprocessingShape" mc:Ignorable="w14 w15 w16se w16cid w16 w16cex w16sdtdh wp14">
   <w:endnote w:type="separator" w:id="-1">
     <w:p>
       <w:pPr>
@@ -37271,7 +36181,7 @@
 </file>
 
 <file path=word/footer1.xml><?xml version="1.0" encoding="utf-8"?>
-<w:ftr xmlns:wpc="http://schemas.microsoft.com/office/word/2010/wordprocessingCanvas" xmlns:cx="http://schemas.microsoft.com/office/drawing/2014/chartex" xmlns:cx1="http://schemas.microsoft.com/office/drawing/2015/9/8/chartex" xmlns:cx2="http://schemas.microsoft.com/office/drawing/2015/10/21/chartex" xmlns:cx3="http://schemas.microsoft.com/office/drawing/2016/5/9/chartex" xmlns:cx4="http://schemas.microsoft.com/office/drawing/2016/5/10/chartex" xmlns:cx5="http://schemas.microsoft.com/office/drawing/2016/5/11/chartex" xmlns:cx6="http://schemas.microsoft.com/office/drawing/2016/5/12/chartex" xmlns:cx7="http://schemas.microsoft.com/office/drawing/2016/5/13/chartex" xmlns:cx8="http://schemas.microsoft.com/office/drawing/2016/5/14/chartex" xmlns:mc="http://schemas.openxmlformats.org/markup-compatibility/2006" xmlns:aink="http://schemas.microsoft.com/office/drawing/2016/ink" xmlns:am3d="http://schemas.microsoft.com/office/drawing/2017/model3d" xmlns:o="urn:schemas-microsoft-com:office:office" xmlns:oel="http://schemas.microsoft.com/office/2019/extlst" xmlns:r="http://schemas.openxmlformats.org/officeDocument/2006/relationships" xmlns:m="http://schemas.openxmlformats.org/officeDocument/2006/math" xmlns:v="urn:schemas-microsoft-com:vml" xmlns:wp14="http://schemas.microsoft.com/office/word/2010/wordprocessingDrawing" xmlns:wp="http://schemas.openxmlformats.org/drawingml/2006/wordprocessingDrawing" xmlns:w10="urn:schemas-microsoft-com:office:word" xmlns:w="http://schemas.openxmlformats.org/wordprocessingml/2006/main" xmlns:w14="http://schemas.microsoft.com/office/word/2010/wordml" xmlns:w15="http://schemas.microsoft.com/office/word/2012/wordml" xmlns:w16cex="http://schemas.microsoft.com/office/word/2018/wordml/cex" xmlns:w16cid="http://schemas.microsoft.com/office/word/2016/wordml/cid" xmlns:w16="http://schemas.microsoft.com/office/word/2018/wordml" xmlns:w16du="http://schemas.microsoft.com/office/word/2023/wordml/word16du" xmlns:w16sdtdh="http://schemas.microsoft.com/office/word/2020/wordml/sdtdatahash" xmlns:w16sdtfl="http://schemas.microsoft.com/office/word/2024/wordml/sdtformatlock" xmlns:w16se="http://schemas.microsoft.com/office/word/2015/wordml/symex" xmlns:wpg="http://schemas.microsoft.com/office/word/2010/wordprocessingGroup" xmlns:wpi="http://schemas.microsoft.com/office/word/2010/wordprocessingInk" xmlns:wne="http://schemas.microsoft.com/office/word/2006/wordml" xmlns:wps="http://schemas.microsoft.com/office/word/2010/wordprocessingShape" mc:Ignorable="w14 w15 w16se w16cid w16 w16cex w16sdtdh w16sdtfl w16du wp14">
+<w:ftr xmlns:wpc="http://schemas.microsoft.com/office/word/2010/wordprocessingCanvas" xmlns:cx="http://schemas.microsoft.com/office/drawing/2014/chartex" xmlns:cx1="http://schemas.microsoft.com/office/drawing/2015/9/8/chartex" xmlns:cx2="http://schemas.microsoft.com/office/drawing/2015/10/21/chartex" xmlns:cx3="http://schemas.microsoft.com/office/drawing/2016/5/9/chartex" xmlns:cx4="http://schemas.microsoft.com/office/drawing/2016/5/10/chartex" xmlns:cx5="http://schemas.microsoft.com/office/drawing/2016/5/11/chartex" xmlns:cx6="http://schemas.microsoft.com/office/drawing/2016/5/12/chartex" xmlns:cx7="http://schemas.microsoft.com/office/drawing/2016/5/13/chartex" xmlns:cx8="http://schemas.microsoft.com/office/drawing/2016/5/14/chartex" xmlns:mc="http://schemas.openxmlformats.org/markup-compatibility/2006" xmlns:aink="http://schemas.microsoft.com/office/drawing/2016/ink" xmlns:am3d="http://schemas.microsoft.com/office/drawing/2017/model3d" xmlns:o="urn:schemas-microsoft-com:office:office" xmlns:r="http://schemas.openxmlformats.org/officeDocument/2006/relationships" xmlns:m="http://schemas.openxmlformats.org/officeDocument/2006/math" xmlns:v="urn:schemas-microsoft-com:vml" xmlns:wp14="http://schemas.microsoft.com/office/word/2010/wordprocessingDrawing" xmlns:wp="http://schemas.openxmlformats.org/drawingml/2006/wordprocessingDrawing" xmlns:w10="urn:schemas-microsoft-com:office:word" xmlns:w="http://schemas.openxmlformats.org/wordprocessingml/2006/main" xmlns:w14="http://schemas.microsoft.com/office/word/2010/wordml" xmlns:w15="http://schemas.microsoft.com/office/word/2012/wordml" xmlns:w16cex="http://schemas.microsoft.com/office/word/2018/wordml/cex" xmlns:w16cid="http://schemas.microsoft.com/office/word/2016/wordml/cid" xmlns:w16="http://schemas.microsoft.com/office/word/2018/wordml" xmlns:w16sdtdh="http://schemas.microsoft.com/office/word/2020/wordml/sdtdatahash" xmlns:w16se="http://schemas.microsoft.com/office/word/2015/wordml/symex" xmlns:wpg="http://schemas.microsoft.com/office/word/2010/wordprocessingGroup" xmlns:wpi="http://schemas.microsoft.com/office/word/2010/wordprocessingInk" xmlns:wne="http://schemas.microsoft.com/office/word/2006/wordml" xmlns:wps="http://schemas.microsoft.com/office/word/2010/wordprocessingShape" mc:Ignorable="w14 w15 w16se w16cid w16 w16cex w16sdtdh wp14">
   <w:tbl>
     <w:tblPr>
       <w:tblW w:w="0" w:type="auto"/>
@@ -37332,7 +36242,7 @@
 </file>
 
 <file path=word/footnotes.xml><?xml version="1.0" encoding="utf-8"?>
-<w:footnotes xmlns:wpc="http://schemas.microsoft.com/office/word/2010/wordprocessingCanvas" xmlns:cx="http://schemas.microsoft.com/office/drawing/2014/chartex" xmlns:cx1="http://schemas.microsoft.com/office/drawing/2015/9/8/chartex" xmlns:cx2="http://schemas.microsoft.com/office/drawing/2015/10/21/chartex" xmlns:cx3="http://schemas.microsoft.com/office/drawing/2016/5/9/chartex" xmlns:cx4="http://schemas.microsoft.com/office/drawing/2016/5/10/chartex" xmlns:cx5="http://schemas.microsoft.com/office/drawing/2016/5/11/chartex" xmlns:cx6="http://schemas.microsoft.com/office/drawing/2016/5/12/chartex" xmlns:cx7="http://schemas.microsoft.com/office/drawing/2016/5/13/chartex" xmlns:cx8="http://schemas.microsoft.com/office/drawing/2016/5/14/chartex" xmlns:mc="http://schemas.openxmlformats.org/markup-compatibility/2006" xmlns:aink="http://schemas.microsoft.com/office/drawing/2016/ink" xmlns:am3d="http://schemas.microsoft.com/office/drawing/2017/model3d" xmlns:o="urn:schemas-microsoft-com:office:office" xmlns:oel="http://schemas.microsoft.com/office/2019/extlst" xmlns:r="http://schemas.openxmlformats.org/officeDocument/2006/relationships" xmlns:m="http://schemas.openxmlformats.org/officeDocument/2006/math" xmlns:v="urn:schemas-microsoft-com:vml" xmlns:wp14="http://schemas.microsoft.com/office/word/2010/wordprocessingDrawing" xmlns:wp="http://schemas.openxmlformats.org/drawingml/2006/wordprocessingDrawing" xmlns:w10="urn:schemas-microsoft-com:office:word" xmlns:w="http://schemas.openxmlformats.org/wordprocessingml/2006/main" xmlns:w14="http://schemas.microsoft.com/office/word/2010/wordml" xmlns:w15="http://schemas.microsoft.com/office/word/2012/wordml" xmlns:w16cex="http://schemas.microsoft.com/office/word/2018/wordml/cex" xmlns:w16cid="http://schemas.microsoft.com/office/word/2016/wordml/cid" xmlns:w16="http://schemas.microsoft.com/office/word/2018/wordml" xmlns:w16du="http://schemas.microsoft.com/office/word/2023/wordml/word16du" xmlns:w16sdtdh="http://schemas.microsoft.com/office/word/2020/wordml/sdtdatahash" xmlns:w16sdtfl="http://schemas.microsoft.com/office/word/2024/wordml/sdtformatlock" xmlns:w16se="http://schemas.microsoft.com/office/word/2015/wordml/symex" xmlns:wpg="http://schemas.microsoft.com/office/word/2010/wordprocessingGroup" xmlns:wpi="http://schemas.microsoft.com/office/word/2010/wordprocessingInk" xmlns:wne="http://schemas.microsoft.com/office/word/2006/wordml" xmlns:wps="http://schemas.microsoft.com/office/word/2010/wordprocessingShape" mc:Ignorable="w14 w15 w16se w16cid w16 w16cex w16sdtdh w16sdtfl w16du wp14">
+<w:footnotes xmlns:wpc="http://schemas.microsoft.com/office/word/2010/wordprocessingCanvas" xmlns:cx="http://schemas.microsoft.com/office/drawing/2014/chartex" xmlns:cx1="http://schemas.microsoft.com/office/drawing/2015/9/8/chartex" xmlns:cx2="http://schemas.microsoft.com/office/drawing/2015/10/21/chartex" xmlns:cx3="http://schemas.microsoft.com/office/drawing/2016/5/9/chartex" xmlns:cx4="http://schemas.microsoft.com/office/drawing/2016/5/10/chartex" xmlns:cx5="http://schemas.microsoft.com/office/drawing/2016/5/11/chartex" xmlns:cx6="http://schemas.microsoft.com/office/drawing/2016/5/12/chartex" xmlns:cx7="http://schemas.microsoft.com/office/drawing/2016/5/13/chartex" xmlns:cx8="http://schemas.microsoft.com/office/drawing/2016/5/14/chartex" xmlns:mc="http://schemas.openxmlformats.org/markup-compatibility/2006" xmlns:aink="http://schemas.microsoft.com/office/drawing/2016/ink" xmlns:am3d="http://schemas.microsoft.com/office/drawing/2017/model3d" xmlns:o="urn:schemas-microsoft-com:office:office" xmlns:r="http://schemas.openxmlformats.org/officeDocument/2006/relationships" xmlns:m="http://schemas.openxmlformats.org/officeDocument/2006/math" xmlns:v="urn:schemas-microsoft-com:vml" xmlns:wp14="http://schemas.microsoft.com/office/word/2010/wordprocessingDrawing" xmlns:wp="http://schemas.openxmlformats.org/drawingml/2006/wordprocessingDrawing" xmlns:w10="urn:schemas-microsoft-com:office:word" xmlns:w="http://schemas.openxmlformats.org/wordprocessingml/2006/main" xmlns:w14="http://schemas.microsoft.com/office/word/2010/wordml" xmlns:w15="http://schemas.microsoft.com/office/word/2012/wordml" xmlns:w16cex="http://schemas.microsoft.com/office/word/2018/wordml/cex" xmlns:w16cid="http://schemas.microsoft.com/office/word/2016/wordml/cid" xmlns:w16="http://schemas.microsoft.com/office/word/2018/wordml" xmlns:w16sdtdh="http://schemas.microsoft.com/office/word/2020/wordml/sdtdatahash" xmlns:w16se="http://schemas.microsoft.com/office/word/2015/wordml/symex" xmlns:wpg="http://schemas.microsoft.com/office/word/2010/wordprocessingGroup" xmlns:wpi="http://schemas.microsoft.com/office/word/2010/wordprocessingInk" xmlns:wne="http://schemas.microsoft.com/office/word/2006/wordml" xmlns:wps="http://schemas.microsoft.com/office/word/2010/wordprocessingShape" mc:Ignorable="w14 w15 w16se w16cid w16 w16cex w16sdtdh wp14">
   <w:footnote w:type="separator" w:id="-1">
     <w:p>
       <w:pPr>
@@ -37357,7 +36267,7 @@
 </file>
 
 <file path=word/header1.xml><?xml version="1.0" encoding="utf-8"?>
-<w:hdr xmlns:wpc="http://schemas.microsoft.com/office/word/2010/wordprocessingCanvas" xmlns:cx="http://schemas.microsoft.com/office/drawing/2014/chartex" xmlns:cx1="http://schemas.microsoft.com/office/drawing/2015/9/8/chartex" xmlns:cx2="http://schemas.microsoft.com/office/drawing/2015/10/21/chartex" xmlns:cx3="http://schemas.microsoft.com/office/drawing/2016/5/9/chartex" xmlns:cx4="http://schemas.microsoft.com/office/drawing/2016/5/10/chartex" xmlns:cx5="http://schemas.microsoft.com/office/drawing/2016/5/11/chartex" xmlns:cx6="http://schemas.microsoft.com/office/drawing/2016/5/12/chartex" xmlns:cx7="http://schemas.microsoft.com/office/drawing/2016/5/13/chartex" xmlns:cx8="http://schemas.microsoft.com/office/drawing/2016/5/14/chartex" xmlns:mc="http://schemas.openxmlformats.org/markup-compatibility/2006" xmlns:aink="http://schemas.microsoft.com/office/drawing/2016/ink" xmlns:am3d="http://schemas.microsoft.com/office/drawing/2017/model3d" xmlns:o="urn:schemas-microsoft-com:office:office" xmlns:oel="http://schemas.microsoft.com/office/2019/extlst" xmlns:r="http://schemas.openxmlformats.org/officeDocument/2006/relationships" xmlns:m="http://schemas.openxmlformats.org/officeDocument/2006/math" xmlns:v="urn:schemas-microsoft-com:vml" xmlns:wp14="http://schemas.microsoft.com/office/word/2010/wordprocessingDrawing" xmlns:wp="http://schemas.openxmlformats.org/drawingml/2006/wordprocessingDrawing" xmlns:w10="urn:schemas-microsoft-com:office:word" xmlns:w="http://schemas.openxmlformats.org/wordprocessingml/2006/main" xmlns:w14="http://schemas.microsoft.com/office/word/2010/wordml" xmlns:w15="http://schemas.microsoft.com/office/word/2012/wordml" xmlns:w16cex="http://schemas.microsoft.com/office/word/2018/wordml/cex" xmlns:w16cid="http://schemas.microsoft.com/office/word/2016/wordml/cid" xmlns:w16="http://schemas.microsoft.com/office/word/2018/wordml" xmlns:w16du="http://schemas.microsoft.com/office/word/2023/wordml/word16du" xmlns:w16sdtdh="http://schemas.microsoft.com/office/word/2020/wordml/sdtdatahash" xmlns:w16sdtfl="http://schemas.microsoft.com/office/word/2024/wordml/sdtformatlock" xmlns:w16se="http://schemas.microsoft.com/office/word/2015/wordml/symex" xmlns:wpg="http://schemas.microsoft.com/office/word/2010/wordprocessingGroup" xmlns:wpi="http://schemas.microsoft.com/office/word/2010/wordprocessingInk" xmlns:wne="http://schemas.microsoft.com/office/word/2006/wordml" xmlns:wps="http://schemas.microsoft.com/office/word/2010/wordprocessingShape" mc:Ignorable="w14 w15 w16se w16cid w16 w16cex w16sdtdh w16sdtfl w16du wp14">
+<w:hdr xmlns:wpc="http://schemas.microsoft.com/office/word/2010/wordprocessingCanvas" xmlns:cx="http://schemas.microsoft.com/office/drawing/2014/chartex" xmlns:cx1="http://schemas.microsoft.com/office/drawing/2015/9/8/chartex" xmlns:cx2="http://schemas.microsoft.com/office/drawing/2015/10/21/chartex" xmlns:cx3="http://schemas.microsoft.com/office/drawing/2016/5/9/chartex" xmlns:cx4="http://schemas.microsoft.com/office/drawing/2016/5/10/chartex" xmlns:cx5="http://schemas.microsoft.com/office/drawing/2016/5/11/chartex" xmlns:cx6="http://schemas.microsoft.com/office/drawing/2016/5/12/chartex" xmlns:cx7="http://schemas.microsoft.com/office/drawing/2016/5/13/chartex" xmlns:cx8="http://schemas.microsoft.com/office/drawing/2016/5/14/chartex" xmlns:mc="http://schemas.openxmlformats.org/markup-compatibility/2006" xmlns:aink="http://schemas.microsoft.com/office/drawing/2016/ink" xmlns:am3d="http://schemas.microsoft.com/office/drawing/2017/model3d" xmlns:o="urn:schemas-microsoft-com:office:office" xmlns:r="http://schemas.openxmlformats.org/officeDocument/2006/relationships" xmlns:m="http://schemas.openxmlformats.org/officeDocument/2006/math" xmlns:v="urn:schemas-microsoft-com:vml" xmlns:wp14="http://schemas.microsoft.com/office/word/2010/wordprocessingDrawing" xmlns:wp="http://schemas.openxmlformats.org/drawingml/2006/wordprocessingDrawing" xmlns:w10="urn:schemas-microsoft-com:office:word" xmlns:w="http://schemas.openxmlformats.org/wordprocessingml/2006/main" xmlns:w14="http://schemas.microsoft.com/office/word/2010/wordml" xmlns:w15="http://schemas.microsoft.com/office/word/2012/wordml" xmlns:w16cex="http://schemas.microsoft.com/office/word/2018/wordml/cex" xmlns:w16cid="http://schemas.microsoft.com/office/word/2016/wordml/cid" xmlns:w16="http://schemas.microsoft.com/office/word/2018/wordml" xmlns:w16sdtdh="http://schemas.microsoft.com/office/word/2020/wordml/sdtdatahash" xmlns:w16se="http://schemas.microsoft.com/office/word/2015/wordml/symex" xmlns:wpg="http://schemas.microsoft.com/office/word/2010/wordprocessingGroup" xmlns:wpi="http://schemas.microsoft.com/office/word/2010/wordprocessingInk" xmlns:wne="http://schemas.microsoft.com/office/word/2006/wordml" xmlns:wps="http://schemas.microsoft.com/office/word/2010/wordprocessingShape" mc:Ignorable="w14 w15 w16se w16cid w16 w16cex w16sdtdh wp14">
   <w:tbl>
     <w:tblPr>
       <w:tblW w:w="0" w:type="auto"/>
@@ -37439,7 +36349,7 @@
 </file>
 
 <file path=word/numbering.xml><?xml version="1.0" encoding="utf-8"?>
-<w:numbering xmlns:wpc="http://schemas.microsoft.com/office/word/2010/wordprocessingCanvas" xmlns:cx="http://schemas.microsoft.com/office/drawing/2014/chartex" xmlns:cx1="http://schemas.microsoft.com/office/drawing/2015/9/8/chartex" xmlns:cx2="http://schemas.microsoft.com/office/drawing/2015/10/21/chartex" xmlns:cx3="http://schemas.microsoft.com/office/drawing/2016/5/9/chartex" xmlns:cx4="http://schemas.microsoft.com/office/drawing/2016/5/10/chartex" xmlns:cx5="http://schemas.microsoft.com/office/drawing/2016/5/11/chartex" xmlns:cx6="http://schemas.microsoft.com/office/drawing/2016/5/12/chartex" xmlns:cx7="http://schemas.microsoft.com/office/drawing/2016/5/13/chartex" xmlns:cx8="http://schemas.microsoft.com/office/drawing/2016/5/14/chartex" xmlns:mc="http://schemas.openxmlformats.org/markup-compatibility/2006" xmlns:aink="http://schemas.microsoft.com/office/drawing/2016/ink" xmlns:am3d="http://schemas.microsoft.com/office/drawing/2017/model3d" xmlns:o="urn:schemas-microsoft-com:office:office" xmlns:oel="http://schemas.microsoft.com/office/2019/extlst" xmlns:r="http://schemas.openxmlformats.org/officeDocument/2006/relationships" xmlns:m="http://schemas.openxmlformats.org/officeDocument/2006/math" xmlns:v="urn:schemas-microsoft-com:vml" xmlns:wp14="http://schemas.microsoft.com/office/word/2010/wordprocessingDrawing" xmlns:wp="http://schemas.openxmlformats.org/drawingml/2006/wordprocessingDrawing" xmlns:w10="urn:schemas-microsoft-com:office:word" xmlns:w="http://schemas.openxmlformats.org/wordprocessingml/2006/main" xmlns:w14="http://schemas.microsoft.com/office/word/2010/wordml" xmlns:w15="http://schemas.microsoft.com/office/word/2012/wordml" xmlns:w16cex="http://schemas.microsoft.com/office/word/2018/wordml/cex" xmlns:w16cid="http://schemas.microsoft.com/office/word/2016/wordml/cid" xmlns:w16="http://schemas.microsoft.com/office/word/2018/wordml" xmlns:w16du="http://schemas.microsoft.com/office/word/2023/wordml/word16du" xmlns:w16sdtdh="http://schemas.microsoft.com/office/word/2020/wordml/sdtdatahash" xmlns:w16sdtfl="http://schemas.microsoft.com/office/word/2024/wordml/sdtformatlock" xmlns:w16se="http://schemas.microsoft.com/office/word/2015/wordml/symex" xmlns:wpg="http://schemas.microsoft.com/office/word/2010/wordprocessingGroup" xmlns:wpi="http://schemas.microsoft.com/office/word/2010/wordprocessingInk" xmlns:wne="http://schemas.microsoft.com/office/word/2006/wordml" xmlns:wps="http://schemas.microsoft.com/office/word/2010/wordprocessingShape" mc:Ignorable="w14 w15 w16se w16cid w16 w16cex w16sdtdh w16sdtfl w16du wp14">
+<w:numbering xmlns:wpc="http://schemas.microsoft.com/office/word/2010/wordprocessingCanvas" xmlns:cx="http://schemas.microsoft.com/office/drawing/2014/chartex" xmlns:cx1="http://schemas.microsoft.com/office/drawing/2015/9/8/chartex" xmlns:cx2="http://schemas.microsoft.com/office/drawing/2015/10/21/chartex" xmlns:cx3="http://schemas.microsoft.com/office/drawing/2016/5/9/chartex" xmlns:cx4="http://schemas.microsoft.com/office/drawing/2016/5/10/chartex" xmlns:cx5="http://schemas.microsoft.com/office/drawing/2016/5/11/chartex" xmlns:cx6="http://schemas.microsoft.com/office/drawing/2016/5/12/chartex" xmlns:cx7="http://schemas.microsoft.com/office/drawing/2016/5/13/chartex" xmlns:cx8="http://schemas.microsoft.com/office/drawing/2016/5/14/chartex" xmlns:mc="http://schemas.openxmlformats.org/markup-compatibility/2006" xmlns:aink="http://schemas.microsoft.com/office/drawing/2016/ink" xmlns:am3d="http://schemas.microsoft.com/office/drawing/2017/model3d" xmlns:o="urn:schemas-microsoft-com:office:office" xmlns:r="http://schemas.openxmlformats.org/officeDocument/2006/relationships" xmlns:m="http://schemas.openxmlformats.org/officeDocument/2006/math" xmlns:v="urn:schemas-microsoft-com:vml" xmlns:wp14="http://schemas.microsoft.com/office/word/2010/wordprocessingDrawing" xmlns:wp="http://schemas.openxmlformats.org/drawingml/2006/wordprocessingDrawing" xmlns:w10="urn:schemas-microsoft-com:office:word" xmlns:w="http://schemas.openxmlformats.org/wordprocessingml/2006/main" xmlns:w14="http://schemas.microsoft.com/office/word/2010/wordml" xmlns:w15="http://schemas.microsoft.com/office/word/2012/wordml" xmlns:w16cex="http://schemas.microsoft.com/office/word/2018/wordml/cex" xmlns:w16cid="http://schemas.microsoft.com/office/word/2016/wordml/cid" xmlns:w16="http://schemas.microsoft.com/office/word/2018/wordml" xmlns:w16sdtdh="http://schemas.microsoft.com/office/word/2020/wordml/sdtdatahash" xmlns:w16se="http://schemas.microsoft.com/office/word/2015/wordml/symex" xmlns:wpg="http://schemas.microsoft.com/office/word/2010/wordprocessingGroup" xmlns:wpi="http://schemas.microsoft.com/office/word/2010/wordprocessingInk" xmlns:wne="http://schemas.microsoft.com/office/word/2006/wordml" xmlns:wps="http://schemas.microsoft.com/office/word/2010/wordprocessingShape" mc:Ignorable="w14 w15 w16se w16cid w16 w16cex w16sdtdh wp14">
   <w:abstractNum w:abstractNumId="0" w15:restartNumberingAfterBreak="0">
     <w:nsid w:val="05B1A7C3"/>
     <w:multiLevelType w:val="hybridMultilevel"/>
@@ -38006,6 +36916,119 @@
     </w:lvl>
   </w:abstractNum>
   <w:abstractNum w:abstractNumId="5" w15:restartNumberingAfterBreak="0">
+    <w:nsid w:val="37655852"/>
+    <w:multiLevelType w:val="hybridMultilevel"/>
+    <w:tmpl w:val="34922396"/>
+    <w:lvl w:ilvl="0" w:tplc="04090001">
+      <w:start w:val="1"/>
+      <w:numFmt w:val="bullet"/>
+      <w:lvlText w:val=""/>
+      <w:lvlJc w:val="left"/>
+      <w:pPr>
+        <w:ind w:left="720" w:hanging="360"/>
+      </w:pPr>
+      <w:rPr>
+        <w:rFonts w:ascii="Symbol" w:hAnsi="Symbol" w:hint="default"/>
+      </w:rPr>
+    </w:lvl>
+    <w:lvl w:ilvl="1" w:tplc="04090003" w:tentative="1">
+      <w:start w:val="1"/>
+      <w:numFmt w:val="bullet"/>
+      <w:lvlText w:val="o"/>
+      <w:lvlJc w:val="left"/>
+      <w:pPr>
+        <w:ind w:left="1440" w:hanging="360"/>
+      </w:pPr>
+      <w:rPr>
+        <w:rFonts w:ascii="Courier New" w:hAnsi="Courier New" w:cs="Courier New" w:hint="default"/>
+      </w:rPr>
+    </w:lvl>
+    <w:lvl w:ilvl="2" w:tplc="04090005" w:tentative="1">
+      <w:start w:val="1"/>
+      <w:numFmt w:val="bullet"/>
+      <w:lvlText w:val=""/>
+      <w:lvlJc w:val="left"/>
+      <w:pPr>
+        <w:ind w:left="2160" w:hanging="360"/>
+      </w:pPr>
+      <w:rPr>
+        <w:rFonts w:ascii="Wingdings" w:hAnsi="Wingdings" w:hint="default"/>
+      </w:rPr>
+    </w:lvl>
+    <w:lvl w:ilvl="3" w:tplc="04090001" w:tentative="1">
+      <w:start w:val="1"/>
+      <w:numFmt w:val="bullet"/>
+      <w:lvlText w:val=""/>
+      <w:lvlJc w:val="left"/>
+      <w:pPr>
+        <w:ind w:left="2880" w:hanging="360"/>
+      </w:pPr>
+      <w:rPr>
+        <w:rFonts w:ascii="Symbol" w:hAnsi="Symbol" w:hint="default"/>
+      </w:rPr>
+    </w:lvl>
+    <w:lvl w:ilvl="4" w:tplc="04090003" w:tentative="1">
+      <w:start w:val="1"/>
+      <w:numFmt w:val="bullet"/>
+      <w:lvlText w:val="o"/>
+      <w:lvlJc w:val="left"/>
+      <w:pPr>
+        <w:ind w:left="3600" w:hanging="360"/>
+      </w:pPr>
+      <w:rPr>
+        <w:rFonts w:ascii="Courier New" w:hAnsi="Courier New" w:cs="Courier New" w:hint="default"/>
+      </w:rPr>
+    </w:lvl>
+    <w:lvl w:ilvl="5" w:tplc="04090005" w:tentative="1">
+      <w:start w:val="1"/>
+      <w:numFmt w:val="bullet"/>
+      <w:lvlText w:val=""/>
+      <w:lvlJc w:val="left"/>
+      <w:pPr>
+        <w:ind w:left="4320" w:hanging="360"/>
+      </w:pPr>
+      <w:rPr>
+        <w:rFonts w:ascii="Wingdings" w:hAnsi="Wingdings" w:hint="default"/>
+      </w:rPr>
+    </w:lvl>
+    <w:lvl w:ilvl="6" w:tplc="04090001" w:tentative="1">
+      <w:start w:val="1"/>
+      <w:numFmt w:val="bullet"/>
+      <w:lvlText w:val=""/>
+      <w:lvlJc w:val="left"/>
+      <w:pPr>
+        <w:ind w:left="5040" w:hanging="360"/>
+      </w:pPr>
+      <w:rPr>
+        <w:rFonts w:ascii="Symbol" w:hAnsi="Symbol" w:hint="default"/>
+      </w:rPr>
+    </w:lvl>
+    <w:lvl w:ilvl="7" w:tplc="04090003" w:tentative="1">
+      <w:start w:val="1"/>
+      <w:numFmt w:val="bullet"/>
+      <w:lvlText w:val="o"/>
+      <w:lvlJc w:val="left"/>
+      <w:pPr>
+        <w:ind w:left="5760" w:hanging="360"/>
+      </w:pPr>
+      <w:rPr>
+        <w:rFonts w:ascii="Courier New" w:hAnsi="Courier New" w:cs="Courier New" w:hint="default"/>
+      </w:rPr>
+    </w:lvl>
+    <w:lvl w:ilvl="8" w:tplc="04090005" w:tentative="1">
+      <w:start w:val="1"/>
+      <w:numFmt w:val="bullet"/>
+      <w:lvlText w:val=""/>
+      <w:lvlJc w:val="left"/>
+      <w:pPr>
+        <w:ind w:left="6480" w:hanging="360"/>
+      </w:pPr>
+      <w:rPr>
+        <w:rFonts w:ascii="Wingdings" w:hAnsi="Wingdings" w:hint="default"/>
+      </w:rPr>
+    </w:lvl>
+  </w:abstractNum>
+  <w:abstractNum w:abstractNumId="6" w15:restartNumberingAfterBreak="0">
     <w:nsid w:val="56DC4256"/>
     <w:multiLevelType w:val="hybridMultilevel"/>
     <w:tmpl w:val="72523146"/>
@@ -38118,29 +37141,32 @@
       </w:rPr>
     </w:lvl>
   </w:abstractNum>
-  <w:num w:numId="1" w16cid:durableId="117770430">
-    <w:abstractNumId w:val="5"/>
+  <w:num w:numId="1">
+    <w:abstractNumId w:val="6"/>
   </w:num>
-  <w:num w:numId="2" w16cid:durableId="1853034794">
+  <w:num w:numId="2">
     <w:abstractNumId w:val="3"/>
   </w:num>
-  <w:num w:numId="3" w16cid:durableId="87625580">
+  <w:num w:numId="3">
     <w:abstractNumId w:val="1"/>
   </w:num>
-  <w:num w:numId="4" w16cid:durableId="1883319049">
+  <w:num w:numId="4">
     <w:abstractNumId w:val="4"/>
   </w:num>
-  <w:num w:numId="5" w16cid:durableId="851646069">
+  <w:num w:numId="5">
     <w:abstractNumId w:val="0"/>
   </w:num>
-  <w:num w:numId="6" w16cid:durableId="346637935">
+  <w:num w:numId="6">
     <w:abstractNumId w:val="2"/>
+  </w:num>
+  <w:num w:numId="7">
+    <w:abstractNumId w:val="5"/>
   </w:num>
 </w:numbering>
 </file>
 
 <file path=word/styles.xml><?xml version="1.0" encoding="utf-8"?>
-<w:styles xmlns:mc="http://schemas.openxmlformats.org/markup-compatibility/2006" xmlns:r="http://schemas.openxmlformats.org/officeDocument/2006/relationships" xmlns:w="http://schemas.openxmlformats.org/wordprocessingml/2006/main" xmlns:w14="http://schemas.microsoft.com/office/word/2010/wordml" xmlns:w15="http://schemas.microsoft.com/office/word/2012/wordml" xmlns:w16cex="http://schemas.microsoft.com/office/word/2018/wordml/cex" xmlns:w16cid="http://schemas.microsoft.com/office/word/2016/wordml/cid" xmlns:w16="http://schemas.microsoft.com/office/word/2018/wordml" xmlns:w16du="http://schemas.microsoft.com/office/word/2023/wordml/word16du" xmlns:w16sdtdh="http://schemas.microsoft.com/office/word/2020/wordml/sdtdatahash" xmlns:w16sdtfl="http://schemas.microsoft.com/office/word/2024/wordml/sdtformatlock" xmlns:w16se="http://schemas.microsoft.com/office/word/2015/wordml/symex" mc:Ignorable="w14 w15 w16se w16cid w16 w16cex w16sdtdh w16sdtfl w16du">
+<w:styles xmlns:mc="http://schemas.openxmlformats.org/markup-compatibility/2006" xmlns:r="http://schemas.openxmlformats.org/officeDocument/2006/relationships" xmlns:w="http://schemas.openxmlformats.org/wordprocessingml/2006/main" xmlns:w14="http://schemas.microsoft.com/office/word/2010/wordml" xmlns:w15="http://schemas.microsoft.com/office/word/2012/wordml" xmlns:w16cex="http://schemas.microsoft.com/office/word/2018/wordml/cex" xmlns:w16cid="http://schemas.microsoft.com/office/word/2016/wordml/cid" xmlns:w16="http://schemas.microsoft.com/office/word/2018/wordml" xmlns:w16sdtdh="http://schemas.microsoft.com/office/word/2020/wordml/sdtdatahash" xmlns:w16se="http://schemas.microsoft.com/office/word/2015/wordml/symex" mc:Ignorable="w14 w15 w16se w16cid w16 w16cex w16sdtdh">
   <w:docDefaults>
     <w:rPrDefault>
       <w:rPr>
